--- a/ADG/11장/11장_실습문제_추가서술형_정답.docx
+++ b/ADG/11장/11장_실습문제_추가서술형_정답.docx
@@ -52,52 +52,107 @@
           <w:rFonts w:ascii="맑은 고딕" w:hAnsi="맑은 고딕" w:eastAsia="맑은 고딕"/>
           <w:sz w:val="21"/>
         </w:rPr>
-        <w:t>9장의 Active Data Guard는 **읽기 전용**이다. 쓰기를 시도하면 ORA-16000이 난다. 그런데 시험해야 할 것들 중에는 쓰기를 요구하는 것이 많다.</w:t>
+        <w:t xml:space="preserve">9장의 Active Data Guard는 </w:t>
+      </w:r>
+      <w:r>
+        <w:rPr>
+          <w:rFonts w:ascii="맑은 고딕" w:hAnsi="맑은 고딕" w:eastAsia="맑은 고딕"/>
+          <w:b/>
+          <w:sz w:val="21"/>
+        </w:rPr>
+        <w:t xml:space="preserve">읽기 전용</w:t>
+      </w:r>
+      <w:r>
+        <w:rPr>
+          <w:rFonts w:ascii="맑은 고딕" w:hAnsi="맑은 고딕" w:eastAsia="맑은 고딕"/>
+          <w:sz w:val="21"/>
+        </w:rPr>
+        <w:t xml:space="preserve">이다. 쓰기를 시도하면 ORA-16000이 난다. 그런데 시험해야 할 것들 중에는 쓰기를 요구하는 것이 많다.</w:t>
       </w:r>
     </w:p>
     <w:p>
       <w:r>
         <w:rPr>
           <w:rFonts w:ascii="맑은 고딕" w:hAnsi="맑은 고딕" w:eastAsia="맑은 고딕"/>
-          <w:sz w:val="21"/>
-        </w:rPr>
-        <w:t>**① 새 애플리케이션 배포 시험** — DDL이 실행된다. 테이블을 만들고 컬럼을 추가하고 인덱스를 바꾼다.</w:t>
+          <w:b/>
+          <w:sz w:val="21"/>
+        </w:rPr>
+        <w:t xml:space="preserve">① 새 애플리케이션 배포 시험</w:t>
+      </w:r>
+      <w:r>
+        <w:rPr>
+          <w:rFonts w:ascii="맑은 고딕" w:hAnsi="맑은 고딕" w:eastAsia="맑은 고딕"/>
+          <w:sz w:val="21"/>
+        </w:rPr>
+        <w:t xml:space="preserve"> — DDL이 실행된다. 테이블을 만들고 컬럼을 추가하고 인덱스를 바꾼다.</w:t>
       </w:r>
     </w:p>
     <w:p>
       <w:r>
         <w:rPr>
           <w:rFonts w:ascii="맑은 고딕" w:hAnsi="맑은 고딕" w:eastAsia="맑은 고딕"/>
-          <w:sz w:val="21"/>
-        </w:rPr>
-        <w:t>**② 통계 재수집 후 실행 계획 비교** — 딕셔너리를 갱신해야 한다.</w:t>
+          <w:b/>
+          <w:sz w:val="21"/>
+        </w:rPr>
+        <w:t xml:space="preserve">② 통계 재수집 후 실행 계획 비교</w:t>
+      </w:r>
+      <w:r>
+        <w:rPr>
+          <w:rFonts w:ascii="맑은 고딕" w:hAnsi="맑은 고딕" w:eastAsia="맑은 고딕"/>
+          <w:sz w:val="21"/>
+        </w:rPr>
+        <w:t xml:space="preserve"> — 딕셔너리를 갱신해야 한다.</w:t>
       </w:r>
     </w:p>
     <w:p>
       <w:r>
         <w:rPr>
           <w:rFonts w:ascii="맑은 고딕" w:hAnsi="맑은 고딕" w:eastAsia="맑은 고딕"/>
-          <w:sz w:val="21"/>
-        </w:rPr>
-        <w:t>**③ 대량 배치의 소요 시간 측정** — 실제로 데이터를 바꿔야 의미 있는 시간이 나온다.</w:t>
+          <w:b/>
+          <w:sz w:val="21"/>
+        </w:rPr>
+        <w:t xml:space="preserve">③ 대량 배치의 소요 시간 측정</w:t>
+      </w:r>
+      <w:r>
+        <w:rPr>
+          <w:rFonts w:ascii="맑은 고딕" w:hAnsi="맑은 고딕" w:eastAsia="맑은 고딕"/>
+          <w:sz w:val="21"/>
+        </w:rPr>
+        <w:t xml:space="preserve"> — 실제로 데이터를 바꿔야 의미 있는 시간이 나온다.</w:t>
       </w:r>
     </w:p>
     <w:p>
       <w:r>
         <w:rPr>
           <w:rFonts w:ascii="맑은 고딕" w:hAnsi="맑은 고딕" w:eastAsia="맑은 고딕"/>
-          <w:sz w:val="21"/>
-        </w:rPr>
-        <w:t>**④ 마이그레이션 스크립트 검증** — 테이블 구조가 바뀐다.</w:t>
+          <w:b/>
+          <w:sz w:val="21"/>
+        </w:rPr>
+        <w:t xml:space="preserve">④ 마이그레이션 스크립트 검증</w:t>
+      </w:r>
+      <w:r>
+        <w:rPr>
+          <w:rFonts w:ascii="맑은 고딕" w:hAnsi="맑은 고딕" w:eastAsia="맑은 고딕"/>
+          <w:sz w:val="21"/>
+        </w:rPr>
+        <w:t xml:space="preserve"> — 테이블 구조가 바뀐다.</w:t>
       </w:r>
     </w:p>
     <w:p>
       <w:r>
         <w:rPr>
           <w:rFonts w:ascii="맑은 고딕" w:hAnsi="맑은 고딕" w:eastAsia="맑은 고딕"/>
-          <w:sz w:val="21"/>
-        </w:rPr>
-        <w:t>**⑤ 장애 상황 재현** — 데이터를 일부러 망가뜨려 복구 절차를 연습한다.</w:t>
+          <w:b/>
+          <w:sz w:val="21"/>
+        </w:rPr>
+        <w:t xml:space="preserve">⑤ 장애 상황 재현</w:t>
+      </w:r>
+      <w:r>
+        <w:rPr>
+          <w:rFonts w:ascii="맑은 고딕" w:hAnsi="맑은 고딕" w:eastAsia="맑은 고딕"/>
+          <w:sz w:val="21"/>
+        </w:rPr>
+        <w:t xml:space="preserve"> — 데이터를 일부러 망가뜨려 복구 절차를 연습한다.</w:t>
       </w:r>
     </w:p>
     <w:p>
@@ -106,7 +161,22 @@
           <w:rFonts w:ascii="맑은 고딕" w:hAnsi="맑은 고딕" w:eastAsia="맑은 고딕"/>
           <w:sz w:val="21"/>
         </w:rPr>
-        <w:t>이 시험들의 공통점은 **운영과 같은 크기·분포의 데이터에서 해야 의미가 있다**는 것이다. 개발 환경의 작은 데이터로는 실행 계획이 다르게 나오고 소요 시간도 참고가 되지 않는다.</w:t>
+        <w:t xml:space="preserve">이 시험들의 공통점은 </w:t>
+      </w:r>
+      <w:r>
+        <w:rPr>
+          <w:rFonts w:ascii="맑은 고딕" w:hAnsi="맑은 고딕" w:eastAsia="맑은 고딕"/>
+          <w:b/>
+          <w:sz w:val="21"/>
+        </w:rPr>
+        <w:t xml:space="preserve">운영과 같은 크기·분포의 데이터에서 해야 의미가 있다</w:t>
+      </w:r>
+      <w:r>
+        <w:rPr>
+          <w:rFonts w:ascii="맑은 고딕" w:hAnsi="맑은 고딕" w:eastAsia="맑은 고딕"/>
+          <w:sz w:val="21"/>
+        </w:rPr>
+        <w:t xml:space="preserve">는 것이다. 개발 환경의 작은 데이터로는 실행 계획이 다르게 나오고 소요 시간도 참고가 되지 않는다.</w:t>
       </w:r>
     </w:p>
     <w:p>
@@ -141,36 +211,128 @@
       <w:r>
         <w:rPr>
           <w:rFonts w:ascii="맑은 고딕" w:hAnsi="맑은 고딕" w:eastAsia="맑은 고딕"/>
-          <w:sz w:val="21"/>
-        </w:rPr>
-        <w:t>**준비 시간** — 백업 복원은 데이터 크기에 비례한다. export/import는 그보다 길다. Snapshot Standby는 **명령 한 줄**이며 실습에서는 재기동 시간만 들었다.</w:t>
+          <w:b/>
+          <w:sz w:val="21"/>
+        </w:rPr>
+        <w:t xml:space="preserve">준비 시간</w:t>
+      </w:r>
+      <w:r>
+        <w:rPr>
+          <w:rFonts w:ascii="맑은 고딕" w:hAnsi="맑은 고딕" w:eastAsia="맑은 고딕"/>
+          <w:sz w:val="21"/>
+        </w:rPr>
+        <w:t xml:space="preserve"> — 백업 복원은 데이터 크기에 비례한다. export/import는 그보다 길다. Snapshot Standby는 </w:t>
+      </w:r>
+      <w:r>
+        <w:rPr>
+          <w:rFonts w:ascii="맑은 고딕" w:hAnsi="맑은 고딕" w:eastAsia="맑은 고딕"/>
+          <w:b/>
+          <w:sz w:val="21"/>
+        </w:rPr>
+        <w:t xml:space="preserve">명령 한 줄</w:t>
+      </w:r>
+      <w:r>
+        <w:rPr>
+          <w:rFonts w:ascii="맑은 고딕" w:hAnsi="맑은 고딕" w:eastAsia="맑은 고딕"/>
+          <w:sz w:val="21"/>
+        </w:rPr>
+        <w:t xml:space="preserve">이며 실습에서는 재기동 시간만 들었다.</w:t>
       </w:r>
     </w:p>
     <w:p>
       <w:r>
         <w:rPr>
           <w:rFonts w:ascii="맑은 고딕" w:hAnsi="맑은 고딕" w:eastAsia="맑은 고딕"/>
-          <w:sz w:val="21"/>
-        </w:rPr>
-        <w:t>**저장 공간** — 백업 복원과 export/import는 사본 하나 분량이 더 필요하다. Snapshot Standby는 **기존 Standby를 재사용**하므로 추가 공간은 플래시백 로그뿐이다. 실습에서 405MB였다.</w:t>
+          <w:b/>
+          <w:sz w:val="21"/>
+        </w:rPr>
+        <w:t xml:space="preserve">저장 공간</w:t>
+      </w:r>
+      <w:r>
+        <w:rPr>
+          <w:rFonts w:ascii="맑은 고딕" w:hAnsi="맑은 고딕" w:eastAsia="맑은 고딕"/>
+          <w:sz w:val="21"/>
+        </w:rPr>
+        <w:t xml:space="preserve"> — 백업 복원과 export/import는 사본 하나 분량이 더 필요하다. Snapshot Standby는 </w:t>
+      </w:r>
+      <w:r>
+        <w:rPr>
+          <w:rFonts w:ascii="맑은 고딕" w:hAnsi="맑은 고딕" w:eastAsia="맑은 고딕"/>
+          <w:b/>
+          <w:sz w:val="21"/>
+        </w:rPr>
+        <w:t xml:space="preserve">기존 Standby를 재사용</w:t>
+      </w:r>
+      <w:r>
+        <w:rPr>
+          <w:rFonts w:ascii="맑은 고딕" w:hAnsi="맑은 고딕" w:eastAsia="맑은 고딕"/>
+          <w:sz w:val="21"/>
+        </w:rPr>
+        <w:t xml:space="preserve">하므로 추가 공간은 플래시백 로그뿐이다. 실습에서 405MB였다.</w:t>
       </w:r>
     </w:p>
     <w:p>
       <w:r>
         <w:rPr>
           <w:rFonts w:ascii="맑은 고딕" w:hAnsi="맑은 고딕" w:eastAsia="맑은 고딕"/>
-          <w:sz w:val="21"/>
-        </w:rPr>
-        <w:t>**데이터 최신성** — 백업 복원은 백업 시점, export/import는 추출 시점이다. Snapshot Standby는 **전환 직전까지** 최신이다.</w:t>
+          <w:b/>
+          <w:sz w:val="21"/>
+        </w:rPr>
+        <w:t xml:space="preserve">데이터 최신성</w:t>
+      </w:r>
+      <w:r>
+        <w:rPr>
+          <w:rFonts w:ascii="맑은 고딕" w:hAnsi="맑은 고딕" w:eastAsia="맑은 고딕"/>
+          <w:sz w:val="21"/>
+        </w:rPr>
+        <w:t xml:space="preserve"> — 백업 복원은 백업 시점, export/import는 추출 시점이다. Snapshot Standby는 </w:t>
+      </w:r>
+      <w:r>
+        <w:rPr>
+          <w:rFonts w:ascii="맑은 고딕" w:hAnsi="맑은 고딕" w:eastAsia="맑은 고딕"/>
+          <w:b/>
+          <w:sz w:val="21"/>
+        </w:rPr>
+        <w:t xml:space="preserve">전환 직전까지</w:t>
+      </w:r>
+      <w:r>
+        <w:rPr>
+          <w:rFonts w:ascii="맑은 고딕" w:hAnsi="맑은 고딕" w:eastAsia="맑은 고딕"/>
+          <w:sz w:val="21"/>
+        </w:rPr>
+        <w:t xml:space="preserve"> 최신이다.</w:t>
       </w:r>
     </w:p>
     <w:p>
       <w:r>
         <w:rPr>
           <w:rFonts w:ascii="맑은 고딕" w:hAnsi="맑은 고딕" w:eastAsia="맑은 고딕"/>
-          <w:sz w:val="21"/>
-        </w:rPr>
-        <w:t>**되돌리기** — 백업 복원은 다시 복원해야 하므로 시험을 반복할수록 비용이 커진다. Snapshot Standby는 **명령 한 줄**이고, 되돌리면 그동안의 Primary 변경까지 따라잡는다.</w:t>
+          <w:b/>
+          <w:sz w:val="21"/>
+        </w:rPr>
+        <w:t xml:space="preserve">되돌리기</w:t>
+      </w:r>
+      <w:r>
+        <w:rPr>
+          <w:rFonts w:ascii="맑은 고딕" w:hAnsi="맑은 고딕" w:eastAsia="맑은 고딕"/>
+          <w:sz w:val="21"/>
+        </w:rPr>
+        <w:t xml:space="preserve"> — 백업 복원은 다시 복원해야 하므로 시험을 반복할수록 비용이 커진다. Snapshot Standby는 </w:t>
+      </w:r>
+      <w:r>
+        <w:rPr>
+          <w:rFonts w:ascii="맑은 고딕" w:hAnsi="맑은 고딕" w:eastAsia="맑은 고딕"/>
+          <w:b/>
+          <w:sz w:val="21"/>
+        </w:rPr>
+        <w:t xml:space="preserve">명령 한 줄</w:t>
+      </w:r>
+      <w:r>
+        <w:rPr>
+          <w:rFonts w:ascii="맑은 고딕" w:hAnsi="맑은 고딕" w:eastAsia="맑은 고딕"/>
+          <w:sz w:val="21"/>
+        </w:rPr>
+        <w:t xml:space="preserve">이고, 되돌리면 그동안의 Primary 변경까지 따라잡는다.</w:t>
       </w:r>
     </w:p>
     <w:p>
@@ -179,7 +341,22 @@
           <w:rFonts w:ascii="맑은 고딕" w:hAnsi="맑은 고딕" w:eastAsia="맑은 고딕"/>
           <w:sz w:val="21"/>
         </w:rPr>
-        <w:t>다만 Snapshot Standby가 모든 면에서 낫지는 않다. **유지 기간과 결과 보존**에서는 별도 데이터베이스가 낫다. 개발팀이 몇 주씩 쓰는 환경으로는 맞지 않는다. 또 전환 중에는 그 Standby의 재해 복구 능력이 없다.</w:t>
+        <w:t xml:space="preserve">다만 Snapshot Standby가 모든 면에서 낫지는 않다. </w:t>
+      </w:r>
+      <w:r>
+        <w:rPr>
+          <w:rFonts w:ascii="맑은 고딕" w:hAnsi="맑은 고딕" w:eastAsia="맑은 고딕"/>
+          <w:b/>
+          <w:sz w:val="21"/>
+        </w:rPr>
+        <w:t xml:space="preserve">유지 기간과 결과 보존</w:t>
+      </w:r>
+      <w:r>
+        <w:rPr>
+          <w:rFonts w:ascii="맑은 고딕" w:hAnsi="맑은 고딕" w:eastAsia="맑은 고딕"/>
+          <w:sz w:val="21"/>
+        </w:rPr>
+        <w:t xml:space="preserve">에서는 별도 데이터베이스가 낫다. 개발팀이 몇 주씩 쓰는 환경으로는 맞지 않는다. 또 전환 중에는 그 Standby의 재해 복구 능력이 없다.</w:t>
       </w:r>
     </w:p>
     <w:p>
@@ -216,7 +393,35 @@
           <w:rFonts w:ascii="맑은 고딕" w:hAnsi="맑은 고딕" w:eastAsia="맑은 고딕"/>
           <w:sz w:val="21"/>
         </w:rPr>
-        <w:t>실측에서 chicago와 boston 모두 `FLASHBACK_ON`이 `NO`였는데 전환이 성공했다. 플래시백으로 되돌리는 기능인데 플래시백이 꺼져 있어도 되는 것이 처음에는 의아하다.</w:t>
+        <w:t xml:space="preserve">실측에서 chicago와 boston 모두 </w:t>
+      </w:r>
+      <w:r>
+        <w:rPr>
+          <w:rFonts w:ascii="Consolas" w:hAnsi="Consolas" w:eastAsia="맑은 고딕"/>
+          <w:sz w:val="21"/>
+        </w:rPr>
+        <w:t xml:space="preserve">FLASHBACK_ON</w:t>
+      </w:r>
+      <w:r>
+        <w:rPr>
+          <w:rFonts w:ascii="맑은 고딕" w:hAnsi="맑은 고딕" w:eastAsia="맑은 고딕"/>
+          <w:sz w:val="21"/>
+        </w:rPr>
+        <w:t xml:space="preserve">이 </w:t>
+      </w:r>
+      <w:r>
+        <w:rPr>
+          <w:rFonts w:ascii="Consolas" w:hAnsi="Consolas" w:eastAsia="맑은 고딕"/>
+          <w:sz w:val="21"/>
+        </w:rPr>
+        <w:t xml:space="preserve">NO</w:t>
+      </w:r>
+      <w:r>
+        <w:rPr>
+          <w:rFonts w:ascii="맑은 고딕" w:hAnsi="맑은 고딕" w:eastAsia="맑은 고딕"/>
+          <w:sz w:val="21"/>
+        </w:rPr>
+        <w:t xml:space="preserve">였는데 전환이 성공했다. 플래시백으로 되돌리는 기능인데 플래시백이 꺼져 있어도 되는 것이 처음에는 의아하다.</w:t>
       </w:r>
     </w:p>
     <w:p>
@@ -225,25 +430,85 @@
           <w:rFonts w:ascii="맑은 고딕" w:hAnsi="맑은 고딕" w:eastAsia="맑은 고딕"/>
           <w:sz w:val="21"/>
         </w:rPr>
-        <w:t>답은 **전체 플래시백 로깅과 보장 복원 지점이 다르기 때문**이다.</w:t>
+        <w:t xml:space="preserve">답은 </w:t>
+      </w:r>
+      <w:r>
+        <w:rPr>
+          <w:rFonts w:ascii="맑은 고딕" w:hAnsi="맑은 고딕" w:eastAsia="맑은 고딕"/>
+          <w:b/>
+          <w:sz w:val="21"/>
+        </w:rPr>
+        <w:t xml:space="preserve">전체 플래시백 로깅과 보장 복원 지점이 다르기 때문</w:t>
+      </w:r>
+      <w:r>
+        <w:rPr>
+          <w:rFonts w:ascii="맑은 고딕" w:hAnsi="맑은 고딕" w:eastAsia="맑은 고딕"/>
+          <w:sz w:val="21"/>
+        </w:rPr>
+        <w:t xml:space="preserve">이다.</w:t>
       </w:r>
     </w:p>
     <w:p>
       <w:r>
         <w:rPr>
           <w:rFonts w:ascii="맑은 고딕" w:hAnsi="맑은 고딕" w:eastAsia="맑은 고딕"/>
-          <w:sz w:val="21"/>
-        </w:rPr>
-        <w:t>**전체 플래시백 로깅**(`FLASHBACK_ON = YES`)은 임의의 시점으로 자유롭게 돌아가게 해 준다. 그러려면 상시로 로그를 남겨야 하고 그만큼 비용이 든다.</w:t>
+          <w:b/>
+          <w:sz w:val="21"/>
+        </w:rPr>
+        <w:t xml:space="preserve">전체 플래시백 로깅</w:t>
+      </w:r>
+      <w:r>
+        <w:rPr>
+          <w:rFonts w:ascii="맑은 고딕" w:hAnsi="맑은 고딕" w:eastAsia="맑은 고딕"/>
+          <w:sz w:val="21"/>
+        </w:rPr>
+        <w:t xml:space="preserve">(</w:t>
+      </w:r>
+      <w:r>
+        <w:rPr>
+          <w:rFonts w:ascii="Consolas" w:hAnsi="Consolas" w:eastAsia="맑은 고딕"/>
+          <w:sz w:val="21"/>
+        </w:rPr>
+        <w:t xml:space="preserve">FLASHBACK_ON = YES</w:t>
+      </w:r>
+      <w:r>
+        <w:rPr>
+          <w:rFonts w:ascii="맑은 고딕" w:hAnsi="맑은 고딕" w:eastAsia="맑은 고딕"/>
+          <w:sz w:val="21"/>
+        </w:rPr>
+        <w:t xml:space="preserve">)은 임의의 시점으로 자유롭게 돌아가게 해 준다. 그러려면 상시로 로그를 남겨야 하고 그만큼 비용이 든다.</w:t>
       </w:r>
     </w:p>
     <w:p>
       <w:r>
         <w:rPr>
           <w:rFonts w:ascii="맑은 고딕" w:hAnsi="맑은 고딕" w:eastAsia="맑은 고딕"/>
-          <w:sz w:val="21"/>
-        </w:rPr>
-        <w:t>**보장 복원 지점**은 **특정 시점 하나**로 돌아가는 것만 보장한다. Snapshot Standby가 필요한 것은 딱 그것이다. 전환 시점 하나로만 돌아가면 된다. 그래서 상시 로깅 없이 전환할 때 복원 지점을 만들고 그 시점부터의 변경만 기록한다.</w:t>
+          <w:b/>
+          <w:sz w:val="21"/>
+        </w:rPr>
+        <w:t xml:space="preserve">보장 복원 지점</w:t>
+      </w:r>
+      <w:r>
+        <w:rPr>
+          <w:rFonts w:ascii="맑은 고딕" w:hAnsi="맑은 고딕" w:eastAsia="맑은 고딕"/>
+          <w:sz w:val="21"/>
+        </w:rPr>
+        <w:t xml:space="preserve">은 </w:t>
+      </w:r>
+      <w:r>
+        <w:rPr>
+          <w:rFonts w:ascii="맑은 고딕" w:hAnsi="맑은 고딕" w:eastAsia="맑은 고딕"/>
+          <w:b/>
+          <w:sz w:val="21"/>
+        </w:rPr>
+        <w:t xml:space="preserve">특정 시점 하나</w:t>
+      </w:r>
+      <w:r>
+        <w:rPr>
+          <w:rFonts w:ascii="맑은 고딕" w:hAnsi="맑은 고딕" w:eastAsia="맑은 고딕"/>
+          <w:sz w:val="21"/>
+        </w:rPr>
+        <w:t xml:space="preserve">로 돌아가는 것만 보장한다. Snapshot Standby가 필요한 것은 딱 그것이다. 전환 시점 하나로만 돌아가면 된다. 그래서 상시 로깅 없이 전환할 때 복원 지점을 만들고 그 시점부터의 변경만 기록한다.</w:t>
       </w:r>
     </w:p>
     <w:p>
@@ -252,7 +517,21 @@
           <w:rFonts w:ascii="맑은 고딕" w:hAnsi="맑은 고딕" w:eastAsia="맑은 고딕"/>
           <w:sz w:val="21"/>
         </w:rPr>
-        <w:t>전환 후 값이 `RESTORE POINT ONLY`가 되는 것이 이 사실을 정확히 표현한다. "플래시백이 켜져 있되 복원 지점을 위한 것"이라는 뜻이다.</w:t>
+        <w:t xml:space="preserve">전환 후 값이 </w:t>
+      </w:r>
+      <w:r>
+        <w:rPr>
+          <w:rFonts w:ascii="Consolas" w:hAnsi="Consolas" w:eastAsia="맑은 고딕"/>
+          <w:sz w:val="21"/>
+        </w:rPr>
+        <w:t xml:space="preserve">RESTORE POINT ONLY</w:t>
+      </w:r>
+      <w:r>
+        <w:rPr>
+          <w:rFonts w:ascii="맑은 고딕" w:hAnsi="맑은 고딕" w:eastAsia="맑은 고딕"/>
+          <w:sz w:val="21"/>
+        </w:rPr>
+        <w:t xml:space="preserve">가 되는 것이 이 사실을 정확히 표현한다. "플래시백이 켜져 있되 복원 지점을 위한 것"이라는 뜻이다.</w:t>
       </w:r>
     </w:p>
     <w:p>
@@ -287,54 +566,181 @@
       <w:r>
         <w:rPr>
           <w:rFonts w:ascii="맑은 고딕" w:hAnsi="맑은 고딕" w:eastAsia="맑은 고딕"/>
-          <w:sz w:val="21"/>
-        </w:rPr>
-        <w:t>**차이** — 일반 복원 지점은 FRA가 부족하면 오라클이 지운다. **보장 복원 지점은 지우지 않는다.**</w:t>
+          <w:b/>
+          <w:sz w:val="21"/>
+        </w:rPr>
+        <w:t xml:space="preserve">차이</w:t>
+      </w:r>
+      <w:r>
+        <w:rPr>
+          <w:rFonts w:ascii="맑은 고딕" w:hAnsi="맑은 고딕" w:eastAsia="맑은 고딕"/>
+          <w:sz w:val="21"/>
+        </w:rPr>
+        <w:t xml:space="preserve"> — 일반 복원 지점은 FRA가 부족하면 오라클이 지운다. </w:t>
+      </w:r>
+      <w:r>
+        <w:rPr>
+          <w:rFonts w:ascii="맑은 고딕" w:hAnsi="맑은 고딕" w:eastAsia="맑은 고딕"/>
+          <w:b/>
+          <w:sz w:val="21"/>
+        </w:rPr>
+        <w:t xml:space="preserve">보장 복원 지점은 지우지 않는다.</w:t>
       </w:r>
     </w:p>
     <w:p>
       <w:r>
         <w:rPr>
           <w:rFonts w:ascii="맑은 고딕" w:hAnsi="맑은 고딕" w:eastAsia="맑은 고딕"/>
-          <w:sz w:val="21"/>
-        </w:rPr>
-        <w:t>**위험** — 공간이 모자라면 약속을 지키는 쪽을 택한다. 즉 **데이터베이스를 멈춘다.** 그리고 공간을 비울 방법이 없다. 복원 지점을 지우면 되돌릴 수 없게 되고, 그러면 Standby를 처음부터 다시 만들어야 한다.</w:t>
+          <w:b/>
+          <w:sz w:val="21"/>
+        </w:rPr>
+        <w:t xml:space="preserve">위험</w:t>
+      </w:r>
+      <w:r>
+        <w:rPr>
+          <w:rFonts w:ascii="맑은 고딕" w:hAnsi="맑은 고딕" w:eastAsia="맑은 고딕"/>
+          <w:sz w:val="21"/>
+        </w:rPr>
+        <w:t xml:space="preserve"> — 공간이 모자라면 약속을 지키는 쪽을 택한다. 즉 </w:t>
+      </w:r>
+      <w:r>
+        <w:rPr>
+          <w:rFonts w:ascii="맑은 고딕" w:hAnsi="맑은 고딕" w:eastAsia="맑은 고딕"/>
+          <w:b/>
+          <w:sz w:val="21"/>
+        </w:rPr>
+        <w:t xml:space="preserve">데이터베이스를 멈춘다.</w:t>
+      </w:r>
+      <w:r>
+        <w:rPr>
+          <w:rFonts w:ascii="맑은 고딕" w:hAnsi="맑은 고딕" w:eastAsia="맑은 고딕"/>
+          <w:sz w:val="21"/>
+        </w:rPr>
+        <w:t xml:space="preserve"> 그리고 공간을 비울 방법이 없다. 복원 지점을 지우면 되돌릴 수 없게 되고, 그러면 Standby를 처음부터 다시 만들어야 한다.</w:t>
       </w:r>
     </w:p>
     <w:p>
       <w:r>
         <w:rPr>
           <w:rFonts w:ascii="맑은 고딕" w:hAnsi="맑은 고딕" w:eastAsia="맑은 고딕"/>
-          <w:sz w:val="21"/>
-        </w:rPr>
-        <w:t>**대응 ① 전환 전 FRA 여유 확인.** `V$RECOVERY_FILE_DEST`로 확인한다. 실습에서는 15,360MB 중 1,536MB 사용이었다.</w:t>
+          <w:b/>
+          <w:sz w:val="21"/>
+        </w:rPr>
+        <w:t xml:space="preserve">대응 ① 전환 전 FRA 여유 확인.</w:t>
+      </w:r>
+      <w:r>
+        <w:rPr>
+          <w:rFonts w:ascii="맑은 고딕" w:hAnsi="맑은 고딕" w:eastAsia="맑은 고딕"/>
+          <w:sz w:val="21"/>
+        </w:rPr>
+        <w:t xml:space="preserve"> </w:t>
+      </w:r>
+      <w:r>
+        <w:rPr>
+          <w:rFonts w:ascii="Consolas" w:hAnsi="Consolas" w:eastAsia="맑은 고딕"/>
+          <w:sz w:val="21"/>
+        </w:rPr>
+        <w:t xml:space="preserve">V$RECOVERY_FILE_DEST</w:t>
+      </w:r>
+      <w:r>
+        <w:rPr>
+          <w:rFonts w:ascii="맑은 고딕" w:hAnsi="맑은 고딕" w:eastAsia="맑은 고딕"/>
+          <w:sz w:val="21"/>
+        </w:rPr>
+        <w:t xml:space="preserve">로 확인한다. 실습에서는 15,360MB 중 1,536MB 사용이었다.</w:t>
       </w:r>
     </w:p>
     <w:p>
       <w:r>
         <w:rPr>
           <w:rFonts w:ascii="맑은 고딕" w:hAnsi="맑은 고딕" w:eastAsia="맑은 고딕"/>
-          <w:sz w:val="21"/>
-        </w:rPr>
-        <w:t>**대응 ② 감시.** `V$FLASH_RECOVERY_AREA_USAGE`의 `FLASHBACK LOG` 비율을 주기적으로 조회한다. 임계값을 정해 두고 넘으면 시험을 중단하고 되돌린다.</w:t>
+          <w:b/>
+          <w:sz w:val="21"/>
+        </w:rPr>
+        <w:t xml:space="preserve">대응 ② 감시.</w:t>
+      </w:r>
+      <w:r>
+        <w:rPr>
+          <w:rFonts w:ascii="맑은 고딕" w:hAnsi="맑은 고딕" w:eastAsia="맑은 고딕"/>
+          <w:sz w:val="21"/>
+        </w:rPr>
+        <w:t xml:space="preserve"> </w:t>
+      </w:r>
+      <w:r>
+        <w:rPr>
+          <w:rFonts w:ascii="Consolas" w:hAnsi="Consolas" w:eastAsia="맑은 고딕"/>
+          <w:sz w:val="21"/>
+        </w:rPr>
+        <w:t xml:space="preserve">V$FLASH_RECOVERY_AREA_USAGE</w:t>
+      </w:r>
+      <w:r>
+        <w:rPr>
+          <w:rFonts w:ascii="맑은 고딕" w:hAnsi="맑은 고딕" w:eastAsia="맑은 고딕"/>
+          <w:sz w:val="21"/>
+        </w:rPr>
+        <w:t xml:space="preserve">의 </w:t>
+      </w:r>
+      <w:r>
+        <w:rPr>
+          <w:rFonts w:ascii="Consolas" w:hAnsi="Consolas" w:eastAsia="맑은 고딕"/>
+          <w:sz w:val="21"/>
+        </w:rPr>
+        <w:t xml:space="preserve">FLASHBACK LOG</w:t>
+      </w:r>
+      <w:r>
+        <w:rPr>
+          <w:rFonts w:ascii="맑은 고딕" w:hAnsi="맑은 고딕" w:eastAsia="맑은 고딕"/>
+          <w:sz w:val="21"/>
+        </w:rPr>
+        <w:t xml:space="preserve"> 비율을 주기적으로 조회한다. 임계값을 정해 두고 넘으면 시험을 중단하고 되돌린다.</w:t>
       </w:r>
     </w:p>
     <w:p>
       <w:r>
         <w:rPr>
           <w:rFonts w:ascii="맑은 고딕" w:hAnsi="맑은 고딕" w:eastAsia="맑은 고딕"/>
-          <w:sz w:val="21"/>
-        </w:rPr>
-        <w:t>**대응 ③ 작업 분할.** 대량 갱신을 한 번에 하지 않고 나눈다. 중간에 되돌렸다가 다시 전환하면 FRA 사용량이 초기화되고 데이터도 더 최신이 된다.</w:t>
+          <w:b/>
+          <w:sz w:val="21"/>
+        </w:rPr>
+        <w:t xml:space="preserve">대응 ③ 작업 분할.</w:t>
+      </w:r>
+      <w:r>
+        <w:rPr>
+          <w:rFonts w:ascii="맑은 고딕" w:hAnsi="맑은 고딕" w:eastAsia="맑은 고딕"/>
+          <w:sz w:val="21"/>
+        </w:rPr>
+        <w:t xml:space="preserve"> 대량 갱신을 한 번에 하지 않고 나눈다. 중간에 되돌렸다가 다시 전환하면 FRA 사용량이 초기화되고 데이터도 더 최신이 된다.</w:t>
       </w:r>
     </w:p>
     <w:p>
       <w:r>
         <w:rPr>
           <w:rFonts w:ascii="맑은 고딕" w:hAnsi="맑은 고딕" w:eastAsia="맑은 고딕"/>
-          <w:sz w:val="21"/>
-        </w:rPr>
-        <w:t>**대응 ④ FRA 크기 확대.** 시험 전에 `DB_RECOVERY_FILE_DEST_SIZE`를 늘려 둔다.</w:t>
+          <w:b/>
+          <w:sz w:val="21"/>
+        </w:rPr>
+        <w:t xml:space="preserve">대응 ④ FRA 크기 확대.</w:t>
+      </w:r>
+      <w:r>
+        <w:rPr>
+          <w:rFonts w:ascii="맑은 고딕" w:hAnsi="맑은 고딕" w:eastAsia="맑은 고딕"/>
+          <w:sz w:val="21"/>
+        </w:rPr>
+        <w:t xml:space="preserve"> 시험 전에 </w:t>
+      </w:r>
+      <w:r>
+        <w:rPr>
+          <w:rFonts w:ascii="Consolas" w:hAnsi="Consolas" w:eastAsia="맑은 고딕"/>
+          <w:sz w:val="21"/>
+        </w:rPr>
+        <w:t xml:space="preserve">DB_RECOVERY_FILE_DEST_SIZE</w:t>
+      </w:r>
+      <w:r>
+        <w:rPr>
+          <w:rFonts w:ascii="맑은 고딕" w:hAnsi="맑은 고딕" w:eastAsia="맑은 고딕"/>
+          <w:sz w:val="21"/>
+        </w:rPr>
+        <w:t xml:space="preserve">를 늘려 둔다.</w:t>
       </w:r>
     </w:p>
     <w:p>
@@ -380,16 +786,68 @@
           <w:rFonts w:ascii="맑은 고딕" w:hAnsi="맑은 고딕" w:eastAsia="맑은 고딕"/>
           <w:sz w:val="21"/>
         </w:rPr>
-        <w:t>이 교재에서 ORA-01665(`control file is not a standby control file`)를 세 번 만났다.</w:t>
+        <w:t xml:space="preserve">이 교재에서 ORA-01665(</w:t>
+      </w:r>
+      <w:r>
+        <w:rPr>
+          <w:rFonts w:ascii="Consolas" w:hAnsi="Consolas" w:eastAsia="맑은 고딕"/>
+          <w:sz w:val="21"/>
+        </w:rPr>
+        <w:t xml:space="preserve">control file is not a standby control file</w:t>
+      </w:r>
+      <w:r>
+        <w:rPr>
+          <w:rFonts w:ascii="맑은 고딕" w:hAnsi="맑은 고딕" w:eastAsia="맑은 고딕"/>
+          <w:sz w:val="21"/>
+        </w:rPr>
+        <w:t xml:space="preserve">)를 세 번 만났다.</w:t>
       </w:r>
     </w:p>
     <w:p>
       <w:r>
         <w:rPr>
           <w:rFonts w:ascii="맑은 고딕" w:hAnsi="맑은 고딕" w:eastAsia="맑은 고딕"/>
-          <w:sz w:val="21"/>
-        </w:rPr>
-        <w:t>**1장** — Primary에 MRP를 띄우려다. **10장** — Far Sync에 띄우려다. **11장** — Snapshot Standby에 띄우려다.</w:t>
+          <w:b/>
+          <w:sz w:val="21"/>
+        </w:rPr>
+        <w:t xml:space="preserve">1장</w:t>
+      </w:r>
+      <w:r>
+        <w:rPr>
+          <w:rFonts w:ascii="맑은 고딕" w:hAnsi="맑은 고딕" w:eastAsia="맑은 고딕"/>
+          <w:sz w:val="21"/>
+        </w:rPr>
+        <w:t xml:space="preserve"> — Primary에 MRP를 띄우려다. </w:t>
+      </w:r>
+      <w:r>
+        <w:rPr>
+          <w:rFonts w:ascii="맑은 고딕" w:hAnsi="맑은 고딕" w:eastAsia="맑은 고딕"/>
+          <w:b/>
+          <w:sz w:val="21"/>
+        </w:rPr>
+        <w:t xml:space="preserve">10장</w:t>
+      </w:r>
+      <w:r>
+        <w:rPr>
+          <w:rFonts w:ascii="맑은 고딕" w:hAnsi="맑은 고딕" w:eastAsia="맑은 고딕"/>
+          <w:sz w:val="21"/>
+        </w:rPr>
+        <w:t xml:space="preserve"> — Far Sync에 띄우려다. </w:t>
+      </w:r>
+      <w:r>
+        <w:rPr>
+          <w:rFonts w:ascii="맑은 고딕" w:hAnsi="맑은 고딕" w:eastAsia="맑은 고딕"/>
+          <w:b/>
+          <w:sz w:val="21"/>
+        </w:rPr>
+        <w:t xml:space="preserve">11장</w:t>
+      </w:r>
+      <w:r>
+        <w:rPr>
+          <w:rFonts w:ascii="맑은 고딕" w:hAnsi="맑은 고딕" w:eastAsia="맑은 고딕"/>
+          <w:sz w:val="21"/>
+        </w:rPr>
+        <w:t xml:space="preserve"> — Snapshot Standby에 띄우려다.</w:t>
       </w:r>
     </w:p>
     <w:p>
@@ -398,25 +856,155 @@
           <w:rFonts w:ascii="맑은 고딕" w:hAnsi="맑은 고딕" w:eastAsia="맑은 고딕"/>
           <w:sz w:val="21"/>
         </w:rPr>
-        <w:t>세 경우의 `CONTROLFILE_TYPE`은 각각 `CURRENT`, `FARSYNC`, `CURRENT`다. Physical Standby만 `STANDBY`이며 그때만 MRP가 뜬다.</w:t>
+        <w:t xml:space="preserve">세 경우의 </w:t>
+      </w:r>
+      <w:r>
+        <w:rPr>
+          <w:rFonts w:ascii="Consolas" w:hAnsi="Consolas" w:eastAsia="맑은 고딕"/>
+          <w:sz w:val="21"/>
+        </w:rPr>
+        <w:t xml:space="preserve">CONTROLFILE_TYPE</w:t>
+      </w:r>
+      <w:r>
+        <w:rPr>
+          <w:rFonts w:ascii="맑은 고딕" w:hAnsi="맑은 고딕" w:eastAsia="맑은 고딕"/>
+          <w:sz w:val="21"/>
+        </w:rPr>
+        <w:t xml:space="preserve">은 각각 </w:t>
+      </w:r>
+      <w:r>
+        <w:rPr>
+          <w:rFonts w:ascii="Consolas" w:hAnsi="Consolas" w:eastAsia="맑은 고딕"/>
+          <w:sz w:val="21"/>
+        </w:rPr>
+        <w:t xml:space="preserve">CURRENT</w:t>
+      </w:r>
+      <w:r>
+        <w:rPr>
+          <w:rFonts w:ascii="맑은 고딕" w:hAnsi="맑은 고딕" w:eastAsia="맑은 고딕"/>
+          <w:sz w:val="21"/>
+        </w:rPr>
+        <w:t xml:space="preserve">, </w:t>
+      </w:r>
+      <w:r>
+        <w:rPr>
+          <w:rFonts w:ascii="Consolas" w:hAnsi="Consolas" w:eastAsia="맑은 고딕"/>
+          <w:sz w:val="21"/>
+        </w:rPr>
+        <w:t xml:space="preserve">FARSYNC</w:t>
+      </w:r>
+      <w:r>
+        <w:rPr>
+          <w:rFonts w:ascii="맑은 고딕" w:hAnsi="맑은 고딕" w:eastAsia="맑은 고딕"/>
+          <w:sz w:val="21"/>
+        </w:rPr>
+        <w:t xml:space="preserve">, </w:t>
+      </w:r>
+      <w:r>
+        <w:rPr>
+          <w:rFonts w:ascii="Consolas" w:hAnsi="Consolas" w:eastAsia="맑은 고딕"/>
+          <w:sz w:val="21"/>
+        </w:rPr>
+        <w:t xml:space="preserve">CURRENT</w:t>
+      </w:r>
+      <w:r>
+        <w:rPr>
+          <w:rFonts w:ascii="맑은 고딕" w:hAnsi="맑은 고딕" w:eastAsia="맑은 고딕"/>
+          <w:sz w:val="21"/>
+        </w:rPr>
+        <w:t xml:space="preserve">다. Physical Standby만 </w:t>
+      </w:r>
+      <w:r>
+        <w:rPr>
+          <w:rFonts w:ascii="Consolas" w:hAnsi="Consolas" w:eastAsia="맑은 고딕"/>
+          <w:sz w:val="21"/>
+        </w:rPr>
+        <w:t xml:space="preserve">STANDBY</w:t>
+      </w:r>
+      <w:r>
+        <w:rPr>
+          <w:rFonts w:ascii="맑은 고딕" w:hAnsi="맑은 고딕" w:eastAsia="맑은 고딕"/>
+          <w:sz w:val="21"/>
+        </w:rPr>
+        <w:t xml:space="preserve">이며 그때만 MRP가 뜬다.</w:t>
       </w:r>
     </w:p>
     <w:p>
       <w:r>
         <w:rPr>
           <w:rFonts w:ascii="맑은 고딕" w:hAnsi="맑은 고딕" w:eastAsia="맑은 고딕"/>
-          <w:sz w:val="21"/>
-        </w:rPr>
-        <w:t>**규칙** — MRP를 띄울 수 있는 것은 **Standby 컨트롤 파일**뿐이다.</w:t>
+          <w:b/>
+          <w:sz w:val="21"/>
+        </w:rPr>
+        <w:t xml:space="preserve">규칙</w:t>
+      </w:r>
+      <w:r>
+        <w:rPr>
+          <w:rFonts w:ascii="맑은 고딕" w:hAnsi="맑은 고딕" w:eastAsia="맑은 고딕"/>
+          <w:sz w:val="21"/>
+        </w:rPr>
+        <w:t xml:space="preserve"> — MRP를 띄울 수 있는 것은 </w:t>
+      </w:r>
+      <w:r>
+        <w:rPr>
+          <w:rFonts w:ascii="맑은 고딕" w:hAnsi="맑은 고딕" w:eastAsia="맑은 고딕"/>
+          <w:b/>
+          <w:sz w:val="21"/>
+        </w:rPr>
+        <w:t xml:space="preserve">Standby 컨트롤 파일</w:t>
+      </w:r>
+      <w:r>
+        <w:rPr>
+          <w:rFonts w:ascii="맑은 고딕" w:hAnsi="맑은 고딕" w:eastAsia="맑은 고딕"/>
+          <w:sz w:val="21"/>
+        </w:rPr>
+        <w:t xml:space="preserve">뿐이다.</w:t>
       </w:r>
     </w:p>
     <w:p>
       <w:r>
         <w:rPr>
           <w:rFonts w:ascii="맑은 고딕" w:hAnsi="맑은 고딕" w:eastAsia="맑은 고딕"/>
-          <w:sz w:val="21"/>
-        </w:rPr>
-        <w:t>**오라클이 이 판단을 어디서 하는가** — 역할(`DATABASE_ROLE`)이 아니라 **컨트롤 파일 유형**에서 한다. 오류 메시지가 그것을 그대로 말한다. 데이터 파일이 없다거나 역할이 맞지 않는다고 하지 않고 컨트롤 파일을 언급한다.</w:t>
+          <w:b/>
+          <w:sz w:val="21"/>
+        </w:rPr>
+        <w:t xml:space="preserve">오라클이 이 판단을 어디서 하는가</w:t>
+      </w:r>
+      <w:r>
+        <w:rPr>
+          <w:rFonts w:ascii="맑은 고딕" w:hAnsi="맑은 고딕" w:eastAsia="맑은 고딕"/>
+          <w:sz w:val="21"/>
+        </w:rPr>
+        <w:t xml:space="preserve"> — 역할(</w:t>
+      </w:r>
+      <w:r>
+        <w:rPr>
+          <w:rFonts w:ascii="Consolas" w:hAnsi="Consolas" w:eastAsia="맑은 고딕"/>
+          <w:sz w:val="21"/>
+        </w:rPr>
+        <w:t xml:space="preserve">DATABASE_ROLE</w:t>
+      </w:r>
+      <w:r>
+        <w:rPr>
+          <w:rFonts w:ascii="맑은 고딕" w:hAnsi="맑은 고딕" w:eastAsia="맑은 고딕"/>
+          <w:sz w:val="21"/>
+        </w:rPr>
+        <w:t xml:space="preserve">)이 아니라 </w:t>
+      </w:r>
+      <w:r>
+        <w:rPr>
+          <w:rFonts w:ascii="맑은 고딕" w:hAnsi="맑은 고딕" w:eastAsia="맑은 고딕"/>
+          <w:b/>
+          <w:sz w:val="21"/>
+        </w:rPr>
+        <w:t xml:space="preserve">컨트롤 파일 유형</w:t>
+      </w:r>
+      <w:r>
+        <w:rPr>
+          <w:rFonts w:ascii="맑은 고딕" w:hAnsi="맑은 고딕" w:eastAsia="맑은 고딕"/>
+          <w:sz w:val="21"/>
+        </w:rPr>
+        <w:t xml:space="preserve">에서 한다. 오류 메시지가 그것을 그대로 말한다. 데이터 파일이 없다거나 역할이 맞지 않는다고 하지 않고 컨트롤 파일을 언급한다.</w:t>
       </w:r>
     </w:p>
     <w:p>
@@ -425,7 +1013,21 @@
           <w:rFonts w:ascii="맑은 고딕" w:hAnsi="맑은 고딕" w:eastAsia="맑은 고딕"/>
           <w:sz w:val="21"/>
         </w:rPr>
-        <w:t>이 구별이 실무에서 유용하다. 어떤 데이터베이스에서 MRP가 뜰지 알고 싶으면 역할을 볼 것이 아니라 `CONTROLFILE_TYPE`을 보면 된다.</w:t>
+        <w:t xml:space="preserve">이 구별이 실무에서 유용하다. 어떤 데이터베이스에서 MRP가 뜰지 알고 싶으면 역할을 볼 것이 아니라 </w:t>
+      </w:r>
+      <w:r>
+        <w:rPr>
+          <w:rFonts w:ascii="Consolas" w:hAnsi="Consolas" w:eastAsia="맑은 고딕"/>
+          <w:sz w:val="21"/>
+        </w:rPr>
+        <w:t xml:space="preserve">CONTROLFILE_TYPE</w:t>
+      </w:r>
+      <w:r>
+        <w:rPr>
+          <w:rFonts w:ascii="맑은 고딕" w:hAnsi="맑은 고딕" w:eastAsia="맑은 고딕"/>
+          <w:sz w:val="21"/>
+        </w:rPr>
+        <w:t xml:space="preserve">을 보면 된다.</w:t>
       </w:r>
     </w:p>
     <w:p>
@@ -462,34 +1064,102 @@
           <w:rFonts w:ascii="맑은 고딕" w:hAnsi="맑은 고딕" w:eastAsia="맑은 고딕"/>
           <w:sz w:val="21"/>
         </w:rPr>
-        <w:t>실측값은 `transport lag +00 00:00:00`, `apply lag +00 00:02:38`이었다.</w:t>
+        <w:t xml:space="preserve">실측값은 </w:t>
+      </w:r>
+      <w:r>
+        <w:rPr>
+          <w:rFonts w:ascii="Consolas" w:hAnsi="Consolas" w:eastAsia="맑은 고딕"/>
+          <w:sz w:val="21"/>
+        </w:rPr>
+        <w:t xml:space="preserve">transport lag +00 00:00:00</w:t>
+      </w:r>
+      <w:r>
+        <w:rPr>
+          <w:rFonts w:ascii="맑은 고딕" w:hAnsi="맑은 고딕" w:eastAsia="맑은 고딕"/>
+          <w:sz w:val="21"/>
+        </w:rPr>
+        <w:t xml:space="preserve">, </w:t>
+      </w:r>
+      <w:r>
+        <w:rPr>
+          <w:rFonts w:ascii="Consolas" w:hAnsi="Consolas" w:eastAsia="맑은 고딕"/>
+          <w:sz w:val="21"/>
+        </w:rPr>
+        <w:t xml:space="preserve">apply lag +00 00:02:38</w:t>
+      </w:r>
+      <w:r>
+        <w:rPr>
+          <w:rFonts w:ascii="맑은 고딕" w:hAnsi="맑은 고딕" w:eastAsia="맑은 고딕"/>
+          <w:sz w:val="21"/>
+        </w:rPr>
+        <w:t xml:space="preserve">이었다.</w:t>
       </w:r>
     </w:p>
     <w:p>
       <w:r>
         <w:rPr>
-          <w:rFonts w:ascii="맑은 고딕" w:hAnsi="맑은 고딕" w:eastAsia="맑은 고딕"/>
-          <w:sz w:val="21"/>
-        </w:rPr>
-        <w:t>**`transport lag`은 리두가 도착하기까지의 지연**이다. Snapshot Standby도 리두를 계속 받으므로 0이다. RFS 프로세스가 살아 있고 시퀀스를 받고 있는 것으로 확인된다.</w:t>
+          <w:rFonts w:ascii="Consolas" w:hAnsi="Consolas" w:eastAsia="맑은 고딕"/>
+          <w:b/>
+          <w:sz w:val="21"/>
+        </w:rPr>
+        <w:t xml:space="preserve">transport lag</w:t>
+      </w:r>
+      <w:r>
+        <w:rPr>
+          <w:rFonts w:ascii="맑은 고딕" w:hAnsi="맑은 고딕" w:eastAsia="맑은 고딕"/>
+          <w:b/>
+          <w:sz w:val="21"/>
+        </w:rPr>
+        <w:t xml:space="preserve">은 리두가 도착하기까지의 지연</w:t>
+      </w:r>
+      <w:r>
+        <w:rPr>
+          <w:rFonts w:ascii="맑은 고딕" w:hAnsi="맑은 고딕" w:eastAsia="맑은 고딕"/>
+          <w:sz w:val="21"/>
+        </w:rPr>
+        <w:t xml:space="preserve">이다. Snapshot Standby도 리두를 계속 받으므로 0이다. RFS 프로세스가 살아 있고 시퀀스를 받고 있는 것으로 확인된다.</w:t>
       </w:r>
     </w:p>
     <w:p>
       <w:r>
         <w:rPr>
-          <w:rFonts w:ascii="맑은 고딕" w:hAnsi="맑은 고딕" w:eastAsia="맑은 고딕"/>
-          <w:sz w:val="21"/>
-        </w:rPr>
-        <w:t>**`apply lag`은 리두가 적용되기까지의 지연**이다. 적용을 하지 않으므로 계속 늘어난다. MRP0이 없는 것으로 확인된다.</w:t>
+          <w:rFonts w:ascii="Consolas" w:hAnsi="Consolas" w:eastAsia="맑은 고딕"/>
+          <w:b/>
+          <w:sz w:val="21"/>
+        </w:rPr>
+        <w:t xml:space="preserve">apply lag</w:t>
+      </w:r>
+      <w:r>
+        <w:rPr>
+          <w:rFonts w:ascii="맑은 고딕" w:hAnsi="맑은 고딕" w:eastAsia="맑은 고딕"/>
+          <w:b/>
+          <w:sz w:val="21"/>
+        </w:rPr>
+        <w:t xml:space="preserve">은 리두가 적용되기까지의 지연</w:t>
+      </w:r>
+      <w:r>
+        <w:rPr>
+          <w:rFonts w:ascii="맑은 고딕" w:hAnsi="맑은 고딕" w:eastAsia="맑은 고딕"/>
+          <w:sz w:val="21"/>
+        </w:rPr>
+        <w:t xml:space="preserve">이다. 적용을 하지 않으므로 계속 늘어난다. MRP0이 없는 것으로 확인된다.</w:t>
       </w:r>
     </w:p>
     <w:p>
       <w:r>
         <w:rPr>
           <w:rFonts w:ascii="맑은 고딕" w:hAnsi="맑은 고딕" w:eastAsia="맑은 고딕"/>
-          <w:sz w:val="21"/>
-        </w:rPr>
-        <w:t>**가능한 진단** — 두 값의 조합으로 원인을 좁힐 수 있다.</w:t>
+          <w:b/>
+          <w:sz w:val="21"/>
+        </w:rPr>
+        <w:t xml:space="preserve">가능한 진단</w:t>
+      </w:r>
+      <w:r>
+        <w:rPr>
+          <w:rFonts w:ascii="맑은 고딕" w:hAnsi="맑은 고딕" w:eastAsia="맑은 고딕"/>
+          <w:sz w:val="21"/>
+        </w:rPr>
+        <w:t xml:space="preserve"> — 두 값의 조합으로 원인을 좁힐 수 있다.</w:t>
       </w:r>
     </w:p>
     <w:p>
@@ -498,7 +1168,64 @@
           <w:rFonts w:ascii="맑은 고딕" w:hAnsi="맑은 고딕" w:eastAsia="맑은 고딕"/>
           <w:sz w:val="21"/>
         </w:rPr>
-        <w:t>· `transport 0` + `apply 증가` → **적용이 멈췄다.** Snapshot 전환, MRP 중지, 적용 오류 중 하나다. `V$MANAGED_STANDBY`에 MRP0이 있는지 먼저 본다.</w:t>
+        <w:t xml:space="preserve">· </w:t>
+      </w:r>
+      <w:r>
+        <w:rPr>
+          <w:rFonts w:ascii="Consolas" w:hAnsi="Consolas" w:eastAsia="맑은 고딕"/>
+          <w:sz w:val="21"/>
+        </w:rPr>
+        <w:t xml:space="preserve">transport 0</w:t>
+      </w:r>
+      <w:r>
+        <w:rPr>
+          <w:rFonts w:ascii="맑은 고딕" w:hAnsi="맑은 고딕" w:eastAsia="맑은 고딕"/>
+          <w:sz w:val="21"/>
+        </w:rPr>
+        <w:t xml:space="preserve"> + </w:t>
+      </w:r>
+      <w:r>
+        <w:rPr>
+          <w:rFonts w:ascii="Consolas" w:hAnsi="Consolas" w:eastAsia="맑은 고딕"/>
+          <w:sz w:val="21"/>
+        </w:rPr>
+        <w:t xml:space="preserve">apply 증가</w:t>
+      </w:r>
+      <w:r>
+        <w:rPr>
+          <w:rFonts w:ascii="맑은 고딕" w:hAnsi="맑은 고딕" w:eastAsia="맑은 고딕"/>
+          <w:sz w:val="21"/>
+        </w:rPr>
+        <w:t xml:space="preserve"> → </w:t>
+      </w:r>
+      <w:r>
+        <w:rPr>
+          <w:rFonts w:ascii="맑은 고딕" w:hAnsi="맑은 고딕" w:eastAsia="맑은 고딕"/>
+          <w:b/>
+          <w:sz w:val="21"/>
+        </w:rPr>
+        <w:t xml:space="preserve">적용이 멈췄다.</w:t>
+      </w:r>
+      <w:r>
+        <w:rPr>
+          <w:rFonts w:ascii="맑은 고딕" w:hAnsi="맑은 고딕" w:eastAsia="맑은 고딕"/>
+          <w:sz w:val="21"/>
+        </w:rPr>
+        <w:t xml:space="preserve"> Snapshot 전환, MRP 중지, 적용 오류 중 하나다. </w:t>
+      </w:r>
+      <w:r>
+        <w:rPr>
+          <w:rFonts w:ascii="Consolas" w:hAnsi="Consolas" w:eastAsia="맑은 고딕"/>
+          <w:sz w:val="21"/>
+        </w:rPr>
+        <w:t xml:space="preserve">V$MANAGED_STANDBY</w:t>
+      </w:r>
+      <w:r>
+        <w:rPr>
+          <w:rFonts w:ascii="맑은 고딕" w:hAnsi="맑은 고딕" w:eastAsia="맑은 고딕"/>
+          <w:sz w:val="21"/>
+        </w:rPr>
+        <w:t xml:space="preserve">에 MRP0이 있는지 먼저 본다.</w:t>
       </w:r>
     </w:p>
     <w:p>
@@ -507,7 +1234,50 @@
           <w:rFonts w:ascii="맑은 고딕" w:hAnsi="맑은 고딕" w:eastAsia="맑은 고딕"/>
           <w:sz w:val="21"/>
         </w:rPr>
-        <w:t>· `transport 증가` + `apply 증가` → **전송이 끊겼다.** 7장의 진단 절차로 간다. 목적지 상태·네트워크·리스너를 본다.</w:t>
+        <w:t xml:space="preserve">· </w:t>
+      </w:r>
+      <w:r>
+        <w:rPr>
+          <w:rFonts w:ascii="Consolas" w:hAnsi="Consolas" w:eastAsia="맑은 고딕"/>
+          <w:sz w:val="21"/>
+        </w:rPr>
+        <w:t xml:space="preserve">transport 증가</w:t>
+      </w:r>
+      <w:r>
+        <w:rPr>
+          <w:rFonts w:ascii="맑은 고딕" w:hAnsi="맑은 고딕" w:eastAsia="맑은 고딕"/>
+          <w:sz w:val="21"/>
+        </w:rPr>
+        <w:t xml:space="preserve"> + </w:t>
+      </w:r>
+      <w:r>
+        <w:rPr>
+          <w:rFonts w:ascii="Consolas" w:hAnsi="Consolas" w:eastAsia="맑은 고딕"/>
+          <w:sz w:val="21"/>
+        </w:rPr>
+        <w:t xml:space="preserve">apply 증가</w:t>
+      </w:r>
+      <w:r>
+        <w:rPr>
+          <w:rFonts w:ascii="맑은 고딕" w:hAnsi="맑은 고딕" w:eastAsia="맑은 고딕"/>
+          <w:sz w:val="21"/>
+        </w:rPr>
+        <w:t xml:space="preserve"> → </w:t>
+      </w:r>
+      <w:r>
+        <w:rPr>
+          <w:rFonts w:ascii="맑은 고딕" w:hAnsi="맑은 고딕" w:eastAsia="맑은 고딕"/>
+          <w:b/>
+          <w:sz w:val="21"/>
+        </w:rPr>
+        <w:t xml:space="preserve">전송이 끊겼다.</w:t>
+      </w:r>
+      <w:r>
+        <w:rPr>
+          <w:rFonts w:ascii="맑은 고딕" w:hAnsi="맑은 고딕" w:eastAsia="맑은 고딕"/>
+          <w:sz w:val="21"/>
+        </w:rPr>
+        <w:t xml:space="preserve"> 7장의 진단 절차로 간다. 목적지 상태·네트워크·리스너를 본다.</w:t>
       </w:r>
     </w:p>
     <w:p>
@@ -516,7 +1286,21 @@
           <w:rFonts w:ascii="맑은 고딕" w:hAnsi="맑은 고딕" w:eastAsia="맑은 고딕"/>
           <w:sz w:val="21"/>
         </w:rPr>
-        <w:t>· `둘 다 0` → 정상이다.</w:t>
+        <w:t xml:space="preserve">· </w:t>
+      </w:r>
+      <w:r>
+        <w:rPr>
+          <w:rFonts w:ascii="Consolas" w:hAnsi="Consolas" w:eastAsia="맑은 고딕"/>
+          <w:sz w:val="21"/>
+        </w:rPr>
+        <w:t xml:space="preserve">둘 다 0</w:t>
+      </w:r>
+      <w:r>
+        <w:rPr>
+          <w:rFonts w:ascii="맑은 고딕" w:hAnsi="맑은 고딕" w:eastAsia="맑은 고딕"/>
+          <w:sz w:val="21"/>
+        </w:rPr>
+        <w:t xml:space="preserve"> → 정상이다.</w:t>
       </w:r>
     </w:p>
     <w:p>
@@ -560,81 +1344,302 @@
       <w:r>
         <w:rPr>
           <w:rFonts w:ascii="맑은 고딕" w:hAnsi="맑은 고딕" w:eastAsia="맑은 고딕"/>
-          <w:sz w:val="21"/>
-        </w:rPr>
-        <w:t>**전환**의 순서는 이 장에서 관찰한 값들로 재구성할 수 있다.</w:t>
+          <w:b/>
+          <w:sz w:val="21"/>
+        </w:rPr>
+        <w:t xml:space="preserve">전환</w:t>
+      </w:r>
+      <w:r>
+        <w:rPr>
+          <w:rFonts w:ascii="맑은 고딕" w:hAnsi="맑은 고딕" w:eastAsia="맑은 고딕"/>
+          <w:sz w:val="21"/>
+        </w:rPr>
+        <w:t xml:space="preserve">의 순서는 이 장에서 관찰한 값들로 재구성할 수 있다.</w:t>
       </w:r>
     </w:p>
     <w:p>
       <w:r>
         <w:rPr>
           <w:rFonts w:ascii="맑은 고딕" w:hAnsi="맑은 고딕" w:eastAsia="맑은 고딕"/>
-          <w:sz w:val="21"/>
-        </w:rPr>
-        <w:t>**① 보장 복원 지점 생성** — 근거는 ORA-38784의 메시지다. 실패하면 여기서 멈춘다.</w:t>
+          <w:b/>
+          <w:sz w:val="21"/>
+        </w:rPr>
+        <w:t xml:space="preserve">① 보장 복원 지점 생성</w:t>
+      </w:r>
+      <w:r>
+        <w:rPr>
+          <w:rFonts w:ascii="맑은 고딕" w:hAnsi="맑은 고딕" w:eastAsia="맑은 고딕"/>
+          <w:sz w:val="21"/>
+        </w:rPr>
+        <w:t xml:space="preserve"> — 근거는 ORA-38784의 메시지다. 실패하면 여기서 멈춘다.</w:t>
       </w:r>
     </w:p>
     <w:p>
       <w:r>
         <w:rPr>
           <w:rFonts w:ascii="맑은 고딕" w:hAnsi="맑은 고딕" w:eastAsia="맑은 고딕"/>
-          <w:sz w:val="21"/>
-        </w:rPr>
-        <w:t>**② 적용이 멈춰 있어야 한다** — 근거는 ORA-01153이다. SCN을 고정해야 하기 때문이다.</w:t>
+          <w:b/>
+          <w:sz w:val="21"/>
+        </w:rPr>
+        <w:t xml:space="preserve">② 적용이 멈춰 있어야 한다</w:t>
+      </w:r>
+      <w:r>
+        <w:rPr>
+          <w:rFonts w:ascii="맑은 고딕" w:hAnsi="맑은 고딕" w:eastAsia="맑은 고딕"/>
+          <w:sz w:val="21"/>
+        </w:rPr>
+        <w:t xml:space="preserve"> — 근거는 ORA-01153이다. SCN을 고정해야 하기 때문이다.</w:t>
       </w:r>
     </w:p>
     <w:p>
       <w:r>
         <w:rPr>
           <w:rFonts w:ascii="맑은 고딕" w:hAnsi="맑은 고딕" w:eastAsia="맑은 고딕"/>
-          <w:sz w:val="21"/>
-        </w:rPr>
-        <w:t>**③ 닫고 마운트로 내림** — 근거는 전환 후 `OPEN_MODE`가 `MOUNTED`인 것이다.</w:t>
+          <w:b/>
+          <w:sz w:val="21"/>
+        </w:rPr>
+        <w:t xml:space="preserve">③ 닫고 마운트로 내림</w:t>
+      </w:r>
+      <w:r>
+        <w:rPr>
+          <w:rFonts w:ascii="맑은 고딕" w:hAnsi="맑은 고딕" w:eastAsia="맑은 고딕"/>
+          <w:sz w:val="21"/>
+        </w:rPr>
+        <w:t xml:space="preserve"> — 근거는 전환 후 </w:t>
+      </w:r>
+      <w:r>
+        <w:rPr>
+          <w:rFonts w:ascii="Consolas" w:hAnsi="Consolas" w:eastAsia="맑은 고딕"/>
+          <w:sz w:val="21"/>
+        </w:rPr>
+        <w:t xml:space="preserve">OPEN_MODE</w:t>
+      </w:r>
+      <w:r>
+        <w:rPr>
+          <w:rFonts w:ascii="맑은 고딕" w:hAnsi="맑은 고딕" w:eastAsia="맑은 고딕"/>
+          <w:sz w:val="21"/>
+        </w:rPr>
+        <w:t xml:space="preserve">가 </w:t>
+      </w:r>
+      <w:r>
+        <w:rPr>
+          <w:rFonts w:ascii="Consolas" w:hAnsi="Consolas" w:eastAsia="맑은 고딕"/>
+          <w:sz w:val="21"/>
+        </w:rPr>
+        <w:t xml:space="preserve">MOUNTED</w:t>
+      </w:r>
+      <w:r>
+        <w:rPr>
+          <w:rFonts w:ascii="맑은 고딕" w:hAnsi="맑은 고딕" w:eastAsia="맑은 고딕"/>
+          <w:sz w:val="21"/>
+        </w:rPr>
+        <w:t xml:space="preserve">인 것이다.</w:t>
       </w:r>
     </w:p>
     <w:p>
       <w:r>
         <w:rPr>
           <w:rFonts w:ascii="맑은 고딕" w:hAnsi="맑은 고딕" w:eastAsia="맑은 고딕"/>
-          <w:sz w:val="21"/>
-        </w:rPr>
-        <w:t>**④ 컨트롤 파일 유형 변경** — `STANDBY` → `CURRENT`.</w:t>
+          <w:b/>
+          <w:sz w:val="21"/>
+        </w:rPr>
+        <w:t xml:space="preserve">④ 컨트롤 파일 유형 변경</w:t>
+      </w:r>
+      <w:r>
+        <w:rPr>
+          <w:rFonts w:ascii="맑은 고딕" w:hAnsi="맑은 고딕" w:eastAsia="맑은 고딕"/>
+          <w:sz w:val="21"/>
+        </w:rPr>
+        <w:t xml:space="preserve"> — </w:t>
+      </w:r>
+      <w:r>
+        <w:rPr>
+          <w:rFonts w:ascii="Consolas" w:hAnsi="Consolas" w:eastAsia="맑은 고딕"/>
+          <w:sz w:val="21"/>
+        </w:rPr>
+        <w:t xml:space="preserve">STANDBY</w:t>
+      </w:r>
+      <w:r>
+        <w:rPr>
+          <w:rFonts w:ascii="맑은 고딕" w:hAnsi="맑은 고딕" w:eastAsia="맑은 고딕"/>
+          <w:sz w:val="21"/>
+        </w:rPr>
+        <w:t xml:space="preserve"> → </w:t>
+      </w:r>
+      <w:r>
+        <w:rPr>
+          <w:rFonts w:ascii="Consolas" w:hAnsi="Consolas" w:eastAsia="맑은 고딕"/>
+          <w:sz w:val="21"/>
+        </w:rPr>
+        <w:t xml:space="preserve">CURRENT</w:t>
+      </w:r>
+      <w:r>
+        <w:rPr>
+          <w:rFonts w:ascii="맑은 고딕" w:hAnsi="맑은 고딕" w:eastAsia="맑은 고딕"/>
+          <w:sz w:val="21"/>
+        </w:rPr>
+        <w:t xml:space="preserve">.</w:t>
       </w:r>
     </w:p>
     <w:p>
       <w:r>
         <w:rPr>
           <w:rFonts w:ascii="맑은 고딕" w:hAnsi="맑은 고딕" w:eastAsia="맑은 고딕"/>
-          <w:sz w:val="21"/>
-        </w:rPr>
-        <w:t>**⑤ 역할 변경** — `PHYSICAL STANDBY` → `SNAPSHOT STANDBY`.</w:t>
+          <w:b/>
+          <w:sz w:val="21"/>
+        </w:rPr>
+        <w:t xml:space="preserve">⑤ 역할 변경</w:t>
+      </w:r>
+      <w:r>
+        <w:rPr>
+          <w:rFonts w:ascii="맑은 고딕" w:hAnsi="맑은 고딕" w:eastAsia="맑은 고딕"/>
+          <w:sz w:val="21"/>
+        </w:rPr>
+        <w:t xml:space="preserve"> — </w:t>
+      </w:r>
+      <w:r>
+        <w:rPr>
+          <w:rFonts w:ascii="Consolas" w:hAnsi="Consolas" w:eastAsia="맑은 고딕"/>
+          <w:sz w:val="21"/>
+        </w:rPr>
+        <w:t xml:space="preserve">PHYSICAL STANDBY</w:t>
+      </w:r>
+      <w:r>
+        <w:rPr>
+          <w:rFonts w:ascii="맑은 고딕" w:hAnsi="맑은 고딕" w:eastAsia="맑은 고딕"/>
+          <w:sz w:val="21"/>
+        </w:rPr>
+        <w:t xml:space="preserve"> → </w:t>
+      </w:r>
+      <w:r>
+        <w:rPr>
+          <w:rFonts w:ascii="Consolas" w:hAnsi="Consolas" w:eastAsia="맑은 고딕"/>
+          <w:sz w:val="21"/>
+        </w:rPr>
+        <w:t xml:space="preserve">SNAPSHOT STANDBY</w:t>
+      </w:r>
+      <w:r>
+        <w:rPr>
+          <w:rFonts w:ascii="맑은 고딕" w:hAnsi="맑은 고딕" w:eastAsia="맑은 고딕"/>
+          <w:sz w:val="21"/>
+        </w:rPr>
+        <w:t xml:space="preserve">.</w:t>
       </w:r>
     </w:p>
     <w:p>
       <w:r>
         <w:rPr>
           <w:rFonts w:ascii="맑은 고딕" w:hAnsi="맑은 고딕" w:eastAsia="맑은 고딕"/>
-          <w:sz w:val="21"/>
-        </w:rPr>
-        <w:t>**⑥ 플래시백 상태 변경** — `NO` → `RESTORE POINT ONLY`.</w:t>
+          <w:b/>
+          <w:sz w:val="21"/>
+        </w:rPr>
+        <w:t xml:space="preserve">⑥ 플래시백 상태 변경</w:t>
+      </w:r>
+      <w:r>
+        <w:rPr>
+          <w:rFonts w:ascii="맑은 고딕" w:hAnsi="맑은 고딕" w:eastAsia="맑은 고딕"/>
+          <w:sz w:val="21"/>
+        </w:rPr>
+        <w:t xml:space="preserve"> — </w:t>
+      </w:r>
+      <w:r>
+        <w:rPr>
+          <w:rFonts w:ascii="Consolas" w:hAnsi="Consolas" w:eastAsia="맑은 고딕"/>
+          <w:sz w:val="21"/>
+        </w:rPr>
+        <w:t xml:space="preserve">NO</w:t>
+      </w:r>
+      <w:r>
+        <w:rPr>
+          <w:rFonts w:ascii="맑은 고딕" w:hAnsi="맑은 고딕" w:eastAsia="맑은 고딕"/>
+          <w:sz w:val="21"/>
+        </w:rPr>
+        <w:t xml:space="preserve"> → </w:t>
+      </w:r>
+      <w:r>
+        <w:rPr>
+          <w:rFonts w:ascii="Consolas" w:hAnsi="Consolas" w:eastAsia="맑은 고딕"/>
+          <w:sz w:val="21"/>
+        </w:rPr>
+        <w:t xml:space="preserve">RESTORE POINT ONLY</w:t>
+      </w:r>
+      <w:r>
+        <w:rPr>
+          <w:rFonts w:ascii="맑은 고딕" w:hAnsi="맑은 고딕" w:eastAsia="맑은 고딕"/>
+          <w:sz w:val="21"/>
+        </w:rPr>
+        <w:t xml:space="preserve">.</w:t>
       </w:r>
     </w:p>
     <w:p>
       <w:r>
         <w:rPr>
           <w:rFonts w:ascii="맑은 고딕" w:hAnsi="맑은 고딕" w:eastAsia="맑은 고딕"/>
-          <w:sz w:val="21"/>
-        </w:rPr>
-        <w:t>**복귀**는 이 순서를 거꾸로 밟는다. ①복원 지점으로 되감기(근거: 쓴 테이블이 ORA-00942) ②컨트롤 파일 유형 복원 ③역할 복원 ④복원 지점 삭제(근거: `V$RESTORE_POINT` 0행) ⑤플래시백 상태 해제.</w:t>
+          <w:b/>
+          <w:sz w:val="21"/>
+        </w:rPr>
+        <w:t xml:space="preserve">복귀</w:t>
+      </w:r>
+      <w:r>
+        <w:rPr>
+          <w:rFonts w:ascii="맑은 고딕" w:hAnsi="맑은 고딕" w:eastAsia="맑은 고딕"/>
+          <w:sz w:val="21"/>
+        </w:rPr>
+        <w:t xml:space="preserve">는 이 순서를 거꾸로 밟는다. ①복원 지점으로 되감기(근거: 쓴 테이블이 ORA-00942) ②컨트롤 파일 유형 복원 ③역할 복원 ④복원 지점 삭제(근거: </w:t>
+      </w:r>
+      <w:r>
+        <w:rPr>
+          <w:rFonts w:ascii="Consolas" w:hAnsi="Consolas" w:eastAsia="맑은 고딕"/>
+          <w:sz w:val="21"/>
+        </w:rPr>
+        <w:t xml:space="preserve">V$RESTORE_POINT</w:t>
+      </w:r>
+      <w:r>
+        <w:rPr>
+          <w:rFonts w:ascii="맑은 고딕" w:hAnsi="맑은 고딕" w:eastAsia="맑은 고딕"/>
+          <w:sz w:val="21"/>
+        </w:rPr>
+        <w:t xml:space="preserve"> 0행) ⑤플래시백 상태 해제.</w:t>
       </w:r>
     </w:p>
     <w:p>
       <w:r>
         <w:rPr>
           <w:rFonts w:ascii="맑은 고딕" w:hAnsi="맑은 고딕" w:eastAsia="맑은 고딕"/>
-          <w:sz w:val="21"/>
-        </w:rPr>
-        <w:t>**왜 안전한가** — 양쪽 모두 **되돌릴 준비 또는 되돌리기 자체가 첫 단계**다. 전환은 복원 지점을 확보하지 못하면 나머지를 진행하지 않는다. 복귀는 되감기가 실패하면 역할이 그대로 남는다. 어느 쪽이든 실패했을 때 **되돌릴 수 없는 중간 상태가 만들어지지 않는다.**</w:t>
+          <w:b/>
+          <w:sz w:val="21"/>
+        </w:rPr>
+        <w:t xml:space="preserve">왜 안전한가</w:t>
+      </w:r>
+      <w:r>
+        <w:rPr>
+          <w:rFonts w:ascii="맑은 고딕" w:hAnsi="맑은 고딕" w:eastAsia="맑은 고딕"/>
+          <w:sz w:val="21"/>
+        </w:rPr>
+        <w:t xml:space="preserve"> — 양쪽 모두 </w:t>
+      </w:r>
+      <w:r>
+        <w:rPr>
+          <w:rFonts w:ascii="맑은 고딕" w:hAnsi="맑은 고딕" w:eastAsia="맑은 고딕"/>
+          <w:b/>
+          <w:sz w:val="21"/>
+        </w:rPr>
+        <w:t xml:space="preserve">되돌릴 준비 또는 되돌리기 자체가 첫 단계</w:t>
+      </w:r>
+      <w:r>
+        <w:rPr>
+          <w:rFonts w:ascii="맑은 고딕" w:hAnsi="맑은 고딕" w:eastAsia="맑은 고딕"/>
+          <w:sz w:val="21"/>
+        </w:rPr>
+        <w:t xml:space="preserve">다. 전환은 복원 지점을 확보하지 못하면 나머지를 진행하지 않는다. 복귀는 되감기가 실패하면 역할이 그대로 남는다. 어느 쪽이든 실패했을 때 </w:t>
+      </w:r>
+      <w:r>
+        <w:rPr>
+          <w:rFonts w:ascii="맑은 고딕" w:hAnsi="맑은 고딕" w:eastAsia="맑은 고딕"/>
+          <w:b/>
+          <w:sz w:val="21"/>
+        </w:rPr>
+        <w:t xml:space="preserve">되돌릴 수 없는 중간 상태가 만들어지지 않는다.</w:t>
       </w:r>
     </w:p>
     <w:p>
@@ -669,81 +1674,139 @@
       <w:r>
         <w:rPr>
           <w:rFonts w:ascii="맑은 고딕" w:hAnsi="맑은 고딕" w:eastAsia="맑은 고딕"/>
-          <w:sz w:val="21"/>
-        </w:rPr>
-        <w:t>**적합한 경우**</w:t>
+          <w:b/>
+          <w:sz w:val="21"/>
+        </w:rPr>
+        <w:t xml:space="preserve">적합한 경우</w:t>
       </w:r>
     </w:p>
     <w:p>
       <w:r>
         <w:rPr>
           <w:rFonts w:ascii="맑은 고딕" w:hAnsi="맑은 고딕" w:eastAsia="맑은 고딕"/>
-          <w:sz w:val="21"/>
-        </w:rPr>
-        <w:t>**① 실제 데이터에서만 드러나는 문제를 찾을 때** — 실행 계획·소요 시간은 데이터 크기와 분포에 좌우된다.</w:t>
+          <w:b/>
+          <w:sz w:val="21"/>
+        </w:rPr>
+        <w:t xml:space="preserve">① 실제 데이터에서만 드러나는 문제를 찾을 때</w:t>
+      </w:r>
+      <w:r>
+        <w:rPr>
+          <w:rFonts w:ascii="맑은 고딕" w:hAnsi="맑은 고딕" w:eastAsia="맑은 고딕"/>
+          <w:sz w:val="21"/>
+        </w:rPr>
+        <w:t xml:space="preserve"> — 실행 계획·소요 시간은 데이터 크기와 분포에 좌우된다.</w:t>
       </w:r>
     </w:p>
     <w:p>
       <w:r>
         <w:rPr>
           <w:rFonts w:ascii="맑은 고딕" w:hAnsi="맑은 고딕" w:eastAsia="맑은 고딕"/>
-          <w:sz w:val="21"/>
-        </w:rPr>
-        <w:t>**② 짧게 쓸 때** — 몇 시간 안에 끝나면 적용 지연도 FRA 증가도 감당할 만하다. 실습에서 전환 기간이 짧아 복귀 후 즉시 따라잡았다.</w:t>
+          <w:b/>
+          <w:sz w:val="21"/>
+        </w:rPr>
+        <w:t xml:space="preserve">② 짧게 쓸 때</w:t>
+      </w:r>
+      <w:r>
+        <w:rPr>
+          <w:rFonts w:ascii="맑은 고딕" w:hAnsi="맑은 고딕" w:eastAsia="맑은 고딕"/>
+          <w:sz w:val="21"/>
+        </w:rPr>
+        <w:t xml:space="preserve"> — 몇 시간 안에 끝나면 적용 지연도 FRA 증가도 감당할 만하다. 실습에서 전환 기간이 짧아 복귀 후 즉시 따라잡았다.</w:t>
       </w:r>
     </w:p>
     <w:p>
       <w:r>
         <w:rPr>
           <w:rFonts w:ascii="맑은 고딕" w:hAnsi="맑은 고딕" w:eastAsia="맑은 고딕"/>
-          <w:sz w:val="21"/>
-        </w:rPr>
-        <w:t>**③ 되돌릴 것이 확실할 때** — 결과를 남길 필요가 없거나 밖으로 뺄 수 있는 경우다.</w:t>
+          <w:b/>
+          <w:sz w:val="21"/>
+        </w:rPr>
+        <w:t xml:space="preserve">③ 되돌릴 것이 확실할 때</w:t>
+      </w:r>
+      <w:r>
+        <w:rPr>
+          <w:rFonts w:ascii="맑은 고딕" w:hAnsi="맑은 고딕" w:eastAsia="맑은 고딕"/>
+          <w:sz w:val="21"/>
+        </w:rPr>
+        <w:t xml:space="preserve"> — 결과를 남길 필요가 없거나 밖으로 뺄 수 있는 경우다.</w:t>
       </w:r>
     </w:p>
     <w:p>
       <w:r>
         <w:rPr>
           <w:rFonts w:ascii="맑은 고딕" w:hAnsi="맑은 고딕" w:eastAsia="맑은 고딕"/>
-          <w:sz w:val="21"/>
-        </w:rPr>
-        <w:t>**부적합한 경우**</w:t>
+          <w:b/>
+          <w:sz w:val="21"/>
+        </w:rPr>
+        <w:t xml:space="preserve">부적합한 경우</w:t>
       </w:r>
     </w:p>
     <w:p>
       <w:r>
         <w:rPr>
           <w:rFonts w:ascii="맑은 고딕" w:hAnsi="맑은 고딕" w:eastAsia="맑은 고딕"/>
-          <w:sz w:val="21"/>
-        </w:rPr>
-        <w:t>**① Standby가 하나뿐일 때** — 전환 중 재해 복구 능력이 없다. 이것을 감수할 수 있는지가 첫 질문이다.</w:t>
+          <w:b/>
+          <w:sz w:val="21"/>
+        </w:rPr>
+        <w:t xml:space="preserve">① Standby가 하나뿐일 때</w:t>
+      </w:r>
+      <w:r>
+        <w:rPr>
+          <w:rFonts w:ascii="맑은 고딕" w:hAnsi="맑은 고딕" w:eastAsia="맑은 고딕"/>
+          <w:sz w:val="21"/>
+        </w:rPr>
+        <w:t xml:space="preserve"> — 전환 중 재해 복구 능력이 없다. 이것을 감수할 수 있는지가 첫 질문이다.</w:t>
       </w:r>
     </w:p>
     <w:p>
       <w:r>
         <w:rPr>
           <w:rFonts w:ascii="맑은 고딕" w:hAnsi="맑은 고딕" w:eastAsia="맑은 고딕"/>
-          <w:sz w:val="21"/>
-        </w:rPr>
-        <w:t>**② 오래 쓸 때** — 쌓이는 리두가 커지고 복귀 후 따라잡는 시간이 길어진다. Primary가 아직 적용되지 않은 아카이브를 지우면 갭까지 생긴다.</w:t>
+          <w:b/>
+          <w:sz w:val="21"/>
+        </w:rPr>
+        <w:t xml:space="preserve">② 오래 쓸 때</w:t>
+      </w:r>
+      <w:r>
+        <w:rPr>
+          <w:rFonts w:ascii="맑은 고딕" w:hAnsi="맑은 고딕" w:eastAsia="맑은 고딕"/>
+          <w:sz w:val="21"/>
+        </w:rPr>
+        <w:t xml:space="preserve"> — 쌓이는 리두가 커지고 복귀 후 따라잡는 시간이 길어진다. Primary가 아직 적용되지 않은 아카이브를 지우면 갭까지 생긴다.</w:t>
       </w:r>
     </w:p>
     <w:p>
       <w:r>
         <w:rPr>
           <w:rFonts w:ascii="맑은 고딕" w:hAnsi="맑은 고딕" w:eastAsia="맑은 고딕"/>
-          <w:sz w:val="21"/>
-        </w:rPr>
-        <w:t>**③ 결과를 계속 유지해야 할 때** — 되돌리면 사라진다. 실측에서 만든 테이블이 ORA-00942가 되었다.</w:t>
+          <w:b/>
+          <w:sz w:val="21"/>
+        </w:rPr>
+        <w:t xml:space="preserve">③ 결과를 계속 유지해야 할 때</w:t>
+      </w:r>
+      <w:r>
+        <w:rPr>
+          <w:rFonts w:ascii="맑은 고딕" w:hAnsi="맑은 고딕" w:eastAsia="맑은 고딕"/>
+          <w:sz w:val="21"/>
+        </w:rPr>
+        <w:t xml:space="preserve"> — 되돌리면 사라진다. 실측에서 만든 테이블이 ORA-00942가 되었다.</w:t>
       </w:r>
     </w:p>
     <w:p>
       <w:r>
         <w:rPr>
           <w:rFonts w:ascii="맑은 고딕" w:hAnsi="맑은 고딕" w:eastAsia="맑은 고딕"/>
-          <w:sz w:val="21"/>
-        </w:rPr>
-        <w:t>**④ 데이터를 많이 바꿀 때** — FRA가 감당하지 못하면 시험 도중에 멈추고 비울 방법이 없다.</w:t>
+          <w:b/>
+          <w:sz w:val="21"/>
+        </w:rPr>
+        <w:t xml:space="preserve">④ 데이터를 많이 바꿀 때</w:t>
+      </w:r>
+      <w:r>
+        <w:rPr>
+          <w:rFonts w:ascii="맑은 고딕" w:hAnsi="맑은 고딕" w:eastAsia="맑은 고딕"/>
+          <w:sz w:val="21"/>
+        </w:rPr>
+        <w:t xml:space="preserve"> — FRA가 감당하지 못하면 시험 도중에 멈추고 비울 방법이 없다.</w:t>
       </w:r>
     </w:p>
     <w:p>
@@ -786,54 +1849,179 @@
       <w:r>
         <w:rPr>
           <w:rFonts w:ascii="맑은 고딕" w:hAnsi="맑은 고딕" w:eastAsia="맑은 고딕"/>
-          <w:sz w:val="21"/>
-        </w:rPr>
-        <w:t>**두 오류의 관계** — 앞의 것이 결과이고 뒤의 것이 원인이다. ORA-38784는 "복원 지점을 만들 수 없다"이고, ORA-01153은 "왜냐하면 호환되지 않는 미디어 복구가 활성 상태이기 때문"이다.</w:t>
+          <w:b/>
+          <w:sz w:val="21"/>
+        </w:rPr>
+        <w:t xml:space="preserve">두 오류의 관계</w:t>
+      </w:r>
+      <w:r>
+        <w:rPr>
+          <w:rFonts w:ascii="맑은 고딕" w:hAnsi="맑은 고딕" w:eastAsia="맑은 고딕"/>
+          <w:sz w:val="21"/>
+        </w:rPr>
+        <w:t xml:space="preserve"> — 앞의 것이 결과이고 뒤의 것이 원인이다. ORA-38784는 "복원 지점을 만들 수 없다"이고, ORA-01153은 "왜냐하면 호환되지 않는 미디어 복구가 활성 상태이기 때문"이다.</w:t>
       </w:r>
     </w:p>
     <w:p>
       <w:r>
         <w:rPr>
           <w:rFonts w:ascii="맑은 고딕" w:hAnsi="맑은 고딕" w:eastAsia="맑은 고딕"/>
-          <w:sz w:val="21"/>
-        </w:rPr>
-        <w:t>**읽어 낼 수 있는 설계상의 사실**</w:t>
+          <w:b/>
+          <w:sz w:val="21"/>
+        </w:rPr>
+        <w:t xml:space="preserve">읽어 낼 수 있는 설계상의 사실</w:t>
       </w:r>
     </w:p>
     <w:p>
       <w:r>
         <w:rPr>
           <w:rFonts w:ascii="맑은 고딕" w:hAnsi="맑은 고딕" w:eastAsia="맑은 고딕"/>
-          <w:sz w:val="21"/>
-        </w:rPr>
-        <w:t>**① 전환의 첫 단계는 복원 지점 생성이다.** 역할을 바꾸는 것이 아니다. 오류 메시지에 이름 `SNAPSHOT_STANDBY_REQUIRED_08/27/2026 16:16:39`가 그대로 나온다.</w:t>
+          <w:b/>
+          <w:sz w:val="21"/>
+        </w:rPr>
+        <w:t xml:space="preserve">① 전환의 첫 단계는 복원 지점 생성이다.</w:t>
+      </w:r>
+      <w:r>
+        <w:rPr>
+          <w:rFonts w:ascii="맑은 고딕" w:hAnsi="맑은 고딕" w:eastAsia="맑은 고딕"/>
+          <w:sz w:val="21"/>
+        </w:rPr>
+        <w:t xml:space="preserve"> 역할을 바꾸는 것이 아니다. 오류 메시지에 이름 </w:t>
+      </w:r>
+      <w:r>
+        <w:rPr>
+          <w:rFonts w:ascii="Consolas" w:hAnsi="Consolas" w:eastAsia="맑은 고딕"/>
+          <w:sz w:val="21"/>
+        </w:rPr>
+        <w:t xml:space="preserve">SNAPSHOT_STANDBY_REQUIRED_08/27/2026 16:16:39</w:t>
+      </w:r>
+      <w:r>
+        <w:rPr>
+          <w:rFonts w:ascii="맑은 고딕" w:hAnsi="맑은 고딕" w:eastAsia="맑은 고딕"/>
+          <w:sz w:val="21"/>
+        </w:rPr>
+        <w:t xml:space="preserve">가 그대로 나온다.</w:t>
       </w:r>
     </w:p>
     <w:p>
       <w:r>
         <w:rPr>
           <w:rFonts w:ascii="맑은 고딕" w:hAnsi="맑은 고딕" w:eastAsia="맑은 고딕"/>
-          <w:sz w:val="21"/>
-        </w:rPr>
-        <w:t>**② 복원 지점은 SCN이 고정되어야 만들 수 있다.** MRP가 리두를 적용하며 계속 앞으로 나아가면 "이 지점"이라고 못 박을 수 없다.</w:t>
+          <w:b/>
+          <w:sz w:val="21"/>
+        </w:rPr>
+        <w:t xml:space="preserve">② 복원 지점은 SCN이 고정되어야 만들 수 있다.</w:t>
+      </w:r>
+      <w:r>
+        <w:rPr>
+          <w:rFonts w:ascii="맑은 고딕" w:hAnsi="맑은 고딕" w:eastAsia="맑은 고딕"/>
+          <w:sz w:val="21"/>
+        </w:rPr>
+        <w:t xml:space="preserve"> MRP가 리두를 적용하며 계속 앞으로 나아가면 "이 지점"이라고 못 박을 수 없다.</w:t>
       </w:r>
     </w:p>
     <w:p>
       <w:r>
         <w:rPr>
           <w:rFonts w:ascii="맑은 고딕" w:hAnsi="맑은 고딕" w:eastAsia="맑은 고딕"/>
-          <w:sz w:val="21"/>
-        </w:rPr>
-        <w:t>**③ 오라클이 되돌릴 준비를 먼저 하고 바꾼다.** 순서가 반대여서 역할부터 바꾼 뒤 복원 지점 생성이 실패했다면, 되돌릴 수 없는 어중간한 상태가 만들어졌을 것이다.</w:t>
+          <w:b/>
+          <w:sz w:val="21"/>
+        </w:rPr>
+        <w:t xml:space="preserve">③ 오라클이 되돌릴 준비를 먼저 하고 바꾼다.</w:t>
+      </w:r>
+      <w:r>
+        <w:rPr>
+          <w:rFonts w:ascii="맑은 고딕" w:hAnsi="맑은 고딕" w:eastAsia="맑은 고딕"/>
+          <w:sz w:val="21"/>
+        </w:rPr>
+        <w:t xml:space="preserve"> 순서가 반대여서 역할부터 바꾼 뒤 복원 지점 생성이 실패했다면, 되돌릴 수 없는 어중간한 상태가 만들어졌을 것이다.</w:t>
       </w:r>
     </w:p>
     <w:p>
       <w:r>
         <w:rPr>
           <w:rFonts w:ascii="맑은 고딕" w:hAnsi="맑은 고딕" w:eastAsia="맑은 고딕"/>
-          <w:sz w:val="21"/>
-        </w:rPr>
-        <w:t>**조치** — `ALTER DATABASE RECOVER MANAGED STANDBY DATABASE CANCEL`로 MRP를 멈춘 뒤 다시 전환한다. `OPEN_MODE`가 `READ ONLY WITH APPLY`에서 `READ ONLY`로 바뀌는 것으로 확인할 수 있다. 그 상태에서 전환하면 `Database altered.`가 나온다.</w:t>
+          <w:b/>
+          <w:sz w:val="21"/>
+        </w:rPr>
+        <w:t xml:space="preserve">조치</w:t>
+      </w:r>
+      <w:r>
+        <w:rPr>
+          <w:rFonts w:ascii="맑은 고딕" w:hAnsi="맑은 고딕" w:eastAsia="맑은 고딕"/>
+          <w:sz w:val="21"/>
+        </w:rPr>
+        <w:t xml:space="preserve"> — </w:t>
+      </w:r>
+      <w:r>
+        <w:rPr>
+          <w:rFonts w:ascii="Consolas" w:hAnsi="Consolas" w:eastAsia="맑은 고딕"/>
+          <w:sz w:val="21"/>
+        </w:rPr>
+        <w:t xml:space="preserve">ALTER DATABASE RECOVER MANAGED STANDBY DATABASE CANCEL</w:t>
+      </w:r>
+      <w:r>
+        <w:rPr>
+          <w:rFonts w:ascii="맑은 고딕" w:hAnsi="맑은 고딕" w:eastAsia="맑은 고딕"/>
+          <w:sz w:val="21"/>
+        </w:rPr>
+        <w:t xml:space="preserve">로 MRP를 멈춘 뒤 다시 전환한다. </w:t>
+      </w:r>
+      <w:r>
+        <w:rPr>
+          <w:rFonts w:ascii="Consolas" w:hAnsi="Consolas" w:eastAsia="맑은 고딕"/>
+          <w:sz w:val="21"/>
+        </w:rPr>
+        <w:t xml:space="preserve">OPEN_MODE</w:t>
+      </w:r>
+      <w:r>
+        <w:rPr>
+          <w:rFonts w:ascii="맑은 고딕" w:hAnsi="맑은 고딕" w:eastAsia="맑은 고딕"/>
+          <w:sz w:val="21"/>
+        </w:rPr>
+        <w:t xml:space="preserve">가 </w:t>
+      </w:r>
+      <w:r>
+        <w:rPr>
+          <w:rFonts w:ascii="Consolas" w:hAnsi="Consolas" w:eastAsia="맑은 고딕"/>
+          <w:sz w:val="21"/>
+        </w:rPr>
+        <w:t xml:space="preserve">READ ONLY WITH APPLY</w:t>
+      </w:r>
+      <w:r>
+        <w:rPr>
+          <w:rFonts w:ascii="맑은 고딕" w:hAnsi="맑은 고딕" w:eastAsia="맑은 고딕"/>
+          <w:sz w:val="21"/>
+        </w:rPr>
+        <w:t xml:space="preserve">에서 </w:t>
+      </w:r>
+      <w:r>
+        <w:rPr>
+          <w:rFonts w:ascii="Consolas" w:hAnsi="Consolas" w:eastAsia="맑은 고딕"/>
+          <w:sz w:val="21"/>
+        </w:rPr>
+        <w:t xml:space="preserve">READ ONLY</w:t>
+      </w:r>
+      <w:r>
+        <w:rPr>
+          <w:rFonts w:ascii="맑은 고딕" w:hAnsi="맑은 고딕" w:eastAsia="맑은 고딕"/>
+          <w:sz w:val="21"/>
+        </w:rPr>
+        <w:t xml:space="preserve">로 바뀌는 것으로 확인할 수 있다. 그 상태에서 전환하면 </w:t>
+      </w:r>
+      <w:r>
+        <w:rPr>
+          <w:rFonts w:ascii="Consolas" w:hAnsi="Consolas" w:eastAsia="맑은 고딕"/>
+          <w:sz w:val="21"/>
+        </w:rPr>
+        <w:t xml:space="preserve">Database altered.</w:t>
+      </w:r>
+      <w:r>
+        <w:rPr>
+          <w:rFonts w:ascii="맑은 고딕" w:hAnsi="맑은 고딕" w:eastAsia="맑은 고딕"/>
+          <w:sz w:val="21"/>
+        </w:rPr>
+        <w:t xml:space="preserve">가 나온다.</w:t>
       </w:r>
     </w:p>
     <w:p>
@@ -868,63 +2056,303 @@
       <w:r>
         <w:rPr>
           <w:rFonts w:ascii="맑은 고딕" w:hAnsi="맑은 고딕" w:eastAsia="맑은 고딕"/>
-          <w:sz w:val="21"/>
-        </w:rPr>
-        <w:t>**원인** — CDB를 열어도 PDB는 `MOUNTED`로 남는다. `MOUNTED`인 컨테이너에서는 고정 뷰(`V$`)만 조회되고 딕셔너리를 읽어야 하는 조회는 실패한다.</w:t>
+          <w:b/>
+          <w:sz w:val="21"/>
+        </w:rPr>
+        <w:t xml:space="preserve">원인</w:t>
+      </w:r>
+      <w:r>
+        <w:rPr>
+          <w:rFonts w:ascii="맑은 고딕" w:hAnsi="맑은 고딕" w:eastAsia="맑은 고딕"/>
+          <w:sz w:val="21"/>
+        </w:rPr>
+        <w:t xml:space="preserve"> — CDB를 열어도 PDB는 </w:t>
+      </w:r>
+      <w:r>
+        <w:rPr>
+          <w:rFonts w:ascii="Consolas" w:hAnsi="Consolas" w:eastAsia="맑은 고딕"/>
+          <w:sz w:val="21"/>
+        </w:rPr>
+        <w:t xml:space="preserve">MOUNTED</w:t>
+      </w:r>
+      <w:r>
+        <w:rPr>
+          <w:rFonts w:ascii="맑은 고딕" w:hAnsi="맑은 고딕" w:eastAsia="맑은 고딕"/>
+          <w:sz w:val="21"/>
+        </w:rPr>
+        <w:t xml:space="preserve">로 남는다. </w:t>
+      </w:r>
+      <w:r>
+        <w:rPr>
+          <w:rFonts w:ascii="Consolas" w:hAnsi="Consolas" w:eastAsia="맑은 고딕"/>
+          <w:sz w:val="21"/>
+        </w:rPr>
+        <w:t xml:space="preserve">MOUNTED</w:t>
+      </w:r>
+      <w:r>
+        <w:rPr>
+          <w:rFonts w:ascii="맑은 고딕" w:hAnsi="맑은 고딕" w:eastAsia="맑은 고딕"/>
+          <w:sz w:val="21"/>
+        </w:rPr>
+        <w:t xml:space="preserve">인 컨테이너에서는 고정 뷰(</w:t>
+      </w:r>
+      <w:r>
+        <w:rPr>
+          <w:rFonts w:ascii="Consolas" w:hAnsi="Consolas" w:eastAsia="맑은 고딕"/>
+          <w:sz w:val="21"/>
+        </w:rPr>
+        <w:t xml:space="preserve">V$</w:t>
+      </w:r>
+      <w:r>
+        <w:rPr>
+          <w:rFonts w:ascii="맑은 고딕" w:hAnsi="맑은 고딕" w:eastAsia="맑은 고딕"/>
+          <w:sz w:val="21"/>
+        </w:rPr>
+        <w:t xml:space="preserve">)만 조회되고 딕셔너리를 읽어야 하는 조회는 실패한다.</w:t>
       </w:r>
     </w:p>
     <w:p>
       <w:r>
         <w:rPr>
           <w:rFonts w:ascii="맑은 고딕" w:hAnsi="맑은 고딕" w:eastAsia="맑은 고딕"/>
-          <w:sz w:val="21"/>
-        </w:rPr>
-        <w:t>**조치** — `ALTER PLUGGABLE DATABASE chicago_pdb1 OPEN`으로 따로 연다. Snapshot Standby에서는 `OPEN`이고 Physical Standby로 복귀한 뒤에는 `OPEN READ ONLY`다. 상태에 따라 명령이 달라진다.</w:t>
+          <w:b/>
+          <w:sz w:val="21"/>
+        </w:rPr>
+        <w:t xml:space="preserve">조치</w:t>
+      </w:r>
+      <w:r>
+        <w:rPr>
+          <w:rFonts w:ascii="맑은 고딕" w:hAnsi="맑은 고딕" w:eastAsia="맑은 고딕"/>
+          <w:sz w:val="21"/>
+        </w:rPr>
+        <w:t xml:space="preserve"> — </w:t>
+      </w:r>
+      <w:r>
+        <w:rPr>
+          <w:rFonts w:ascii="Consolas" w:hAnsi="Consolas" w:eastAsia="맑은 고딕"/>
+          <w:sz w:val="21"/>
+        </w:rPr>
+        <w:t xml:space="preserve">ALTER PLUGGABLE DATABASE chicago_pdb1 OPEN</w:t>
+      </w:r>
+      <w:r>
+        <w:rPr>
+          <w:rFonts w:ascii="맑은 고딕" w:hAnsi="맑은 고딕" w:eastAsia="맑은 고딕"/>
+          <w:sz w:val="21"/>
+        </w:rPr>
+        <w:t xml:space="preserve">으로 따로 연다. Snapshot Standby에서는 </w:t>
+      </w:r>
+      <w:r>
+        <w:rPr>
+          <w:rFonts w:ascii="Consolas" w:hAnsi="Consolas" w:eastAsia="맑은 고딕"/>
+          <w:sz w:val="21"/>
+        </w:rPr>
+        <w:t xml:space="preserve">OPEN</w:t>
+      </w:r>
+      <w:r>
+        <w:rPr>
+          <w:rFonts w:ascii="맑은 고딕" w:hAnsi="맑은 고딕" w:eastAsia="맑은 고딕"/>
+          <w:sz w:val="21"/>
+        </w:rPr>
+        <w:t xml:space="preserve">이고 Physical Standby로 복귀한 뒤에는 </w:t>
+      </w:r>
+      <w:r>
+        <w:rPr>
+          <w:rFonts w:ascii="Consolas" w:hAnsi="Consolas" w:eastAsia="맑은 고딕"/>
+          <w:sz w:val="21"/>
+        </w:rPr>
+        <w:t xml:space="preserve">OPEN READ ONLY</w:t>
+      </w:r>
+      <w:r>
+        <w:rPr>
+          <w:rFonts w:ascii="맑은 고딕" w:hAnsi="맑은 고딕" w:eastAsia="맑은 고딕"/>
+          <w:sz w:val="21"/>
+        </w:rPr>
+        <w:t xml:space="preserve">다. 상태에 따라 명령이 달라진다.</w:t>
       </w:r>
     </w:p>
     <w:p>
       <w:r>
         <w:rPr>
           <w:rFonts w:ascii="맑은 고딕" w:hAnsi="맑은 고딕" w:eastAsia="맑은 고딕"/>
-          <w:sz w:val="21"/>
-        </w:rPr>
-        <w:t>**왜 반복해서 생기는가** — 세 가지 이유가 겹친다.</w:t>
+          <w:b/>
+          <w:sz w:val="21"/>
+        </w:rPr>
+        <w:t xml:space="preserve">왜 반복해서 생기는가</w:t>
+      </w:r>
+      <w:r>
+        <w:rPr>
+          <w:rFonts w:ascii="맑은 고딕" w:hAnsi="맑은 고딕" w:eastAsia="맑은 고딕"/>
+          <w:sz w:val="21"/>
+        </w:rPr>
+        <w:t xml:space="preserve"> — 세 가지 이유가 겹친다.</w:t>
       </w:r>
     </w:p>
     <w:p>
       <w:r>
         <w:rPr>
           <w:rFonts w:ascii="맑은 고딕" w:hAnsi="맑은 고딕" w:eastAsia="맑은 고딕"/>
-          <w:sz w:val="21"/>
-        </w:rPr>
-        <w:t>**① `ALTER DATABASE OPEN`이 성공했기 때문에 다 끝났다고 생각하게 된다.** `Database altered.`가 나오고 `V$DATABASE.OPEN_MODE`도 `READ WRITE`다. `V$PDBS`를 따로 보지 않으면 알 수 없다.</w:t>
+          <w:b/>
+          <w:sz w:val="21"/>
+        </w:rPr>
+        <w:t xml:space="preserve">① </w:t>
+      </w:r>
+      <w:r>
+        <w:rPr>
+          <w:rFonts w:ascii="Consolas" w:hAnsi="Consolas" w:eastAsia="맑은 고딕"/>
+          <w:b/>
+          <w:sz w:val="21"/>
+        </w:rPr>
+        <w:t xml:space="preserve">ALTER DATABASE OPEN</w:t>
+      </w:r>
+      <w:r>
+        <w:rPr>
+          <w:rFonts w:ascii="맑은 고딕" w:hAnsi="맑은 고딕" w:eastAsia="맑은 고딕"/>
+          <w:b/>
+          <w:sz w:val="21"/>
+        </w:rPr>
+        <w:t xml:space="preserve">이 성공했기 때문에 다 끝났다고 생각하게 된다.</w:t>
+      </w:r>
+      <w:r>
+        <w:rPr>
+          <w:rFonts w:ascii="맑은 고딕" w:hAnsi="맑은 고딕" w:eastAsia="맑은 고딕"/>
+          <w:sz w:val="21"/>
+        </w:rPr>
+        <w:t xml:space="preserve"> </w:t>
+      </w:r>
+      <w:r>
+        <w:rPr>
+          <w:rFonts w:ascii="Consolas" w:hAnsi="Consolas" w:eastAsia="맑은 고딕"/>
+          <w:sz w:val="21"/>
+        </w:rPr>
+        <w:t xml:space="preserve">Database altered.</w:t>
+      </w:r>
+      <w:r>
+        <w:rPr>
+          <w:rFonts w:ascii="맑은 고딕" w:hAnsi="맑은 고딕" w:eastAsia="맑은 고딕"/>
+          <w:sz w:val="21"/>
+        </w:rPr>
+        <w:t xml:space="preserve">가 나오고 </w:t>
+      </w:r>
+      <w:r>
+        <w:rPr>
+          <w:rFonts w:ascii="Consolas" w:hAnsi="Consolas" w:eastAsia="맑은 고딕"/>
+          <w:sz w:val="21"/>
+        </w:rPr>
+        <w:t xml:space="preserve">V$DATABASE.OPEN_MODE</w:t>
+      </w:r>
+      <w:r>
+        <w:rPr>
+          <w:rFonts w:ascii="맑은 고딕" w:hAnsi="맑은 고딕" w:eastAsia="맑은 고딕"/>
+          <w:sz w:val="21"/>
+        </w:rPr>
+        <w:t xml:space="preserve">도 </w:t>
+      </w:r>
+      <w:r>
+        <w:rPr>
+          <w:rFonts w:ascii="Consolas" w:hAnsi="Consolas" w:eastAsia="맑은 고딕"/>
+          <w:sz w:val="21"/>
+        </w:rPr>
+        <w:t xml:space="preserve">READ WRITE</w:t>
+      </w:r>
+      <w:r>
+        <w:rPr>
+          <w:rFonts w:ascii="맑은 고딕" w:hAnsi="맑은 고딕" w:eastAsia="맑은 고딕"/>
+          <w:sz w:val="21"/>
+        </w:rPr>
+        <w:t xml:space="preserve">다. </w:t>
+      </w:r>
+      <w:r>
+        <w:rPr>
+          <w:rFonts w:ascii="Consolas" w:hAnsi="Consolas" w:eastAsia="맑은 고딕"/>
+          <w:sz w:val="21"/>
+        </w:rPr>
+        <w:t xml:space="preserve">V$PDBS</w:t>
+      </w:r>
+      <w:r>
+        <w:rPr>
+          <w:rFonts w:ascii="맑은 고딕" w:hAnsi="맑은 고딕" w:eastAsia="맑은 고딕"/>
+          <w:sz w:val="21"/>
+        </w:rPr>
+        <w:t xml:space="preserve">를 따로 보지 않으면 알 수 없다.</w:t>
       </w:r>
     </w:p>
     <w:p>
       <w:r>
         <w:rPr>
           <w:rFonts w:ascii="맑은 고딕" w:hAnsi="맑은 고딕" w:eastAsia="맑은 고딕"/>
-          <w:sz w:val="21"/>
-        </w:rPr>
-        <w:t>**② 이 장에서만 세 번 나온다.** 전환 후 한 번, 복귀 후 한 번, 재기동할 때마다 또 한 번이다. 컨테이너를 여닫을 때마다 PDB는 따라오지 않는다.</w:t>
+          <w:b/>
+          <w:sz w:val="21"/>
+        </w:rPr>
+        <w:t xml:space="preserve">② 이 장에서만 세 번 나온다.</w:t>
+      </w:r>
+      <w:r>
+        <w:rPr>
+          <w:rFonts w:ascii="맑은 고딕" w:hAnsi="맑은 고딕" w:eastAsia="맑은 고딕"/>
+          <w:sz w:val="21"/>
+        </w:rPr>
+        <w:t xml:space="preserve"> 전환 후 한 번, 복귀 후 한 번, 재기동할 때마다 또 한 번이다. 컨테이너를 여닫을 때마다 PDB는 따라오지 않는다.</w:t>
       </w:r>
     </w:p>
     <w:p>
       <w:r>
         <w:rPr>
           <w:rFonts w:ascii="맑은 고딕" w:hAnsi="맑은 고딕" w:eastAsia="맑은 고딕"/>
-          <w:sz w:val="21"/>
-        </w:rPr>
-        <w:t>**③ 오류가 애플리케이션 쪽에서 먼저 나타난다.** DBA는 CDB에서 확인하고 정상이라고 판단했는데 사용자는 PDB에 접속하므로 오류를 본다.</w:t>
+          <w:b/>
+          <w:sz w:val="21"/>
+        </w:rPr>
+        <w:t xml:space="preserve">③ 오류가 애플리케이션 쪽에서 먼저 나타난다.</w:t>
+      </w:r>
+      <w:r>
+        <w:rPr>
+          <w:rFonts w:ascii="맑은 고딕" w:hAnsi="맑은 고딕" w:eastAsia="맑은 고딕"/>
+          <w:sz w:val="21"/>
+        </w:rPr>
+        <w:t xml:space="preserve"> DBA는 CDB에서 확인하고 정상이라고 판단했는데 사용자는 PDB에 접속하므로 오류를 본다.</w:t>
       </w:r>
     </w:p>
     <w:p>
       <w:r>
         <w:rPr>
           <w:rFonts w:ascii="맑은 고딕" w:hAnsi="맑은 고딕" w:eastAsia="맑은 고딕"/>
-          <w:sz w:val="21"/>
-        </w:rPr>
-        <w:t>**예방** — 여는 절차의 마지막 단계에 PDB 열기를 반드시 넣는다. 또는 `ALTER PLUGGABLE DATABASE ALL OPEN`으로 한꺼번에 연다. `SAVE STATE`를 쓰면 다음 기동에서 자동으로 열리게 할 수도 있다.</w:t>
+          <w:b/>
+          <w:sz w:val="21"/>
+        </w:rPr>
+        <w:t xml:space="preserve">예방</w:t>
+      </w:r>
+      <w:r>
+        <w:rPr>
+          <w:rFonts w:ascii="맑은 고딕" w:hAnsi="맑은 고딕" w:eastAsia="맑은 고딕"/>
+          <w:sz w:val="21"/>
+        </w:rPr>
+        <w:t xml:space="preserve"> — 여는 절차의 마지막 단계에 PDB 열기를 반드시 넣는다. 또는 </w:t>
+      </w:r>
+      <w:r>
+        <w:rPr>
+          <w:rFonts w:ascii="Consolas" w:hAnsi="Consolas" w:eastAsia="맑은 고딕"/>
+          <w:sz w:val="21"/>
+        </w:rPr>
+        <w:t xml:space="preserve">ALTER PLUGGABLE DATABASE ALL OPEN</w:t>
+      </w:r>
+      <w:r>
+        <w:rPr>
+          <w:rFonts w:ascii="맑은 고딕" w:hAnsi="맑은 고딕" w:eastAsia="맑은 고딕"/>
+          <w:sz w:val="21"/>
+        </w:rPr>
+        <w:t xml:space="preserve">으로 한꺼번에 연다. </w:t>
+      </w:r>
+      <w:r>
+        <w:rPr>
+          <w:rFonts w:ascii="Consolas" w:hAnsi="Consolas" w:eastAsia="맑은 고딕"/>
+          <w:sz w:val="21"/>
+        </w:rPr>
+        <w:t xml:space="preserve">SAVE STATE</w:t>
+      </w:r>
+      <w:r>
+        <w:rPr>
+          <w:rFonts w:ascii="맑은 고딕" w:hAnsi="맑은 고딕" w:eastAsia="맑은 고딕"/>
+          <w:sz w:val="21"/>
+        </w:rPr>
+        <w:t xml:space="preserve">를 쓰면 다음 기동에서 자동으로 열리게 할 수도 있다.</w:t>
       </w:r>
     </w:p>
     <w:p>
@@ -959,18 +2387,83 @@
       <w:r>
         <w:rPr>
           <w:rFonts w:ascii="맑은 고딕" w:hAnsi="맑은 고딕" w:eastAsia="맑은 고딕"/>
-          <w:sz w:val="21"/>
-        </w:rPr>
-        <w:t>**원인** — MRP가 이미 돌고 있으면 Standby를 열 수 없다. 실습에서 `STARTUP MOUNT` 후 MRP를 먼저 띄웠고(`Database altered.`) 그다음 `ALTER DATABASE OPEN`에서 `ORA-10456: cannot open standby database; media recovery session may be in progress`가 났다.</w:t>
+          <w:b/>
+          <w:sz w:val="21"/>
+        </w:rPr>
+        <w:t xml:space="preserve">원인</w:t>
+      </w:r>
+      <w:r>
+        <w:rPr>
+          <w:rFonts w:ascii="맑은 고딕" w:hAnsi="맑은 고딕" w:eastAsia="맑은 고딕"/>
+          <w:sz w:val="21"/>
+        </w:rPr>
+        <w:t xml:space="preserve"> — MRP가 이미 돌고 있으면 Standby를 열 수 없다. 실습에서 </w:t>
+      </w:r>
+      <w:r>
+        <w:rPr>
+          <w:rFonts w:ascii="Consolas" w:hAnsi="Consolas" w:eastAsia="맑은 고딕"/>
+          <w:sz w:val="21"/>
+        </w:rPr>
+        <w:t xml:space="preserve">STARTUP MOUNT</w:t>
+      </w:r>
+      <w:r>
+        <w:rPr>
+          <w:rFonts w:ascii="맑은 고딕" w:hAnsi="맑은 고딕" w:eastAsia="맑은 고딕"/>
+          <w:sz w:val="21"/>
+        </w:rPr>
+        <w:t xml:space="preserve"> 후 MRP를 먼저 띄웠고(</w:t>
+      </w:r>
+      <w:r>
+        <w:rPr>
+          <w:rFonts w:ascii="Consolas" w:hAnsi="Consolas" w:eastAsia="맑은 고딕"/>
+          <w:sz w:val="21"/>
+        </w:rPr>
+        <w:t xml:space="preserve">Database altered.</w:t>
+      </w:r>
+      <w:r>
+        <w:rPr>
+          <w:rFonts w:ascii="맑은 고딕" w:hAnsi="맑은 고딕" w:eastAsia="맑은 고딕"/>
+          <w:sz w:val="21"/>
+        </w:rPr>
+        <w:t xml:space="preserve">) 그다음 </w:t>
+      </w:r>
+      <w:r>
+        <w:rPr>
+          <w:rFonts w:ascii="Consolas" w:hAnsi="Consolas" w:eastAsia="맑은 고딕"/>
+          <w:sz w:val="21"/>
+        </w:rPr>
+        <w:t xml:space="preserve">ALTER DATABASE OPEN</w:t>
+      </w:r>
+      <w:r>
+        <w:rPr>
+          <w:rFonts w:ascii="맑은 고딕" w:hAnsi="맑은 고딕" w:eastAsia="맑은 고딕"/>
+          <w:sz w:val="21"/>
+        </w:rPr>
+        <w:t xml:space="preserve">에서 </w:t>
+      </w:r>
+      <w:r>
+        <w:rPr>
+          <w:rFonts w:ascii="Consolas" w:hAnsi="Consolas" w:eastAsia="맑은 고딕"/>
+          <w:sz w:val="21"/>
+        </w:rPr>
+        <w:t xml:space="preserve">ORA-10456: cannot open standby database; media recovery session may be in progress</w:t>
+      </w:r>
+      <w:r>
+        <w:rPr>
+          <w:rFonts w:ascii="맑은 고딕" w:hAnsi="맑은 고딕" w:eastAsia="맑은 고딕"/>
+          <w:sz w:val="21"/>
+        </w:rPr>
+        <w:t xml:space="preserve">가 났다.</w:t>
       </w:r>
     </w:p>
     <w:p>
       <w:r>
         <w:rPr>
           <w:rFonts w:ascii="맑은 고딕" w:hAnsi="맑은 고딕" w:eastAsia="맑은 고딕"/>
-          <w:sz w:val="21"/>
-        </w:rPr>
-        <w:t>**올바른 순서**</w:t>
+          <w:b/>
+          <w:sz w:val="21"/>
+        </w:rPr>
+        <w:t xml:space="preserve">올바른 순서</w:t>
       </w:r>
     </w:p>
     <w:p>
@@ -979,7 +2472,21 @@
           <w:rFonts w:ascii="맑은 고딕" w:hAnsi="맑은 고딕" w:eastAsia="맑은 고딕"/>
           <w:sz w:val="21"/>
         </w:rPr>
-        <w:t>① `ALTER DATABASE RECOVER MANAGED STANDBY DATABASE CANCEL` — MRP를 멈춘다.</w:t>
+        <w:t xml:space="preserve">① </w:t>
+      </w:r>
+      <w:r>
+        <w:rPr>
+          <w:rFonts w:ascii="Consolas" w:hAnsi="Consolas" w:eastAsia="맑은 고딕"/>
+          <w:sz w:val="21"/>
+        </w:rPr>
+        <w:t xml:space="preserve">ALTER DATABASE RECOVER MANAGED STANDBY DATABASE CANCEL</w:t>
+      </w:r>
+      <w:r>
+        <w:rPr>
+          <w:rFonts w:ascii="맑은 고딕" w:hAnsi="맑은 고딕" w:eastAsia="맑은 고딕"/>
+          <w:sz w:val="21"/>
+        </w:rPr>
+        <w:t xml:space="preserve"> — MRP를 멈춘다.</w:t>
       </w:r>
     </w:p>
     <w:p>
@@ -988,7 +2495,21 @@
           <w:rFonts w:ascii="맑은 고딕" w:hAnsi="맑은 고딕" w:eastAsia="맑은 고딕"/>
           <w:sz w:val="21"/>
         </w:rPr>
-        <w:t>② `ALTER DATABASE OPEN READ ONLY` — 먼저 연다.</w:t>
+        <w:t xml:space="preserve">② </w:t>
+      </w:r>
+      <w:r>
+        <w:rPr>
+          <w:rFonts w:ascii="Consolas" w:hAnsi="Consolas" w:eastAsia="맑은 고딕"/>
+          <w:sz w:val="21"/>
+        </w:rPr>
+        <w:t xml:space="preserve">ALTER DATABASE OPEN READ ONLY</w:t>
+      </w:r>
+      <w:r>
+        <w:rPr>
+          <w:rFonts w:ascii="맑은 고딕" w:hAnsi="맑은 고딕" w:eastAsia="맑은 고딕"/>
+          <w:sz w:val="21"/>
+        </w:rPr>
+        <w:t xml:space="preserve"> — 먼저 연다.</w:t>
       </w:r>
     </w:p>
     <w:p>
@@ -997,7 +2518,21 @@
           <w:rFonts w:ascii="맑은 고딕" w:hAnsi="맑은 고딕" w:eastAsia="맑은 고딕"/>
           <w:sz w:val="21"/>
         </w:rPr>
-        <w:t>③ `ALTER DATABASE RECOVER MANAGED STANDBY DATABASE DISCONNECT FROM SESSION` — 열린 뒤에 띄운다.</w:t>
+        <w:t xml:space="preserve">③ </w:t>
+      </w:r>
+      <w:r>
+        <w:rPr>
+          <w:rFonts w:ascii="Consolas" w:hAnsi="Consolas" w:eastAsia="맑은 고딕"/>
+          <w:sz w:val="21"/>
+        </w:rPr>
+        <w:t xml:space="preserve">ALTER DATABASE RECOVER MANAGED STANDBY DATABASE DISCONNECT FROM SESSION</w:t>
+      </w:r>
+      <w:r>
+        <w:rPr>
+          <w:rFonts w:ascii="맑은 고딕" w:hAnsi="맑은 고딕" w:eastAsia="맑은 고딕"/>
+          <w:sz w:val="21"/>
+        </w:rPr>
+        <w:t xml:space="preserve"> — 열린 뒤에 띄운다.</w:t>
       </w:r>
     </w:p>
     <w:p>
@@ -1006,16 +2541,75 @@
           <w:rFonts w:ascii="맑은 고딕" w:hAnsi="맑은 고딕" w:eastAsia="맑은 고딕"/>
           <w:sz w:val="21"/>
         </w:rPr>
-        <w:t>결과는 `READ ONLY WITH APPLY`다.</w:t>
+        <w:t xml:space="preserve">결과는 </w:t>
+      </w:r>
+      <w:r>
+        <w:rPr>
+          <w:rFonts w:ascii="Consolas" w:hAnsi="Consolas" w:eastAsia="맑은 고딕"/>
+          <w:sz w:val="21"/>
+        </w:rPr>
+        <w:t xml:space="preserve">READ ONLY WITH APPLY</w:t>
+      </w:r>
+      <w:r>
+        <w:rPr>
+          <w:rFonts w:ascii="맑은 고딕" w:hAnsi="맑은 고딕" w:eastAsia="맑은 고딕"/>
+          <w:sz w:val="21"/>
+        </w:rPr>
+        <w:t xml:space="preserve">다.</w:t>
       </w:r>
     </w:p>
     <w:p>
       <w:r>
         <w:rPr>
           <w:rFonts w:ascii="맑은 고딕" w:hAnsi="맑은 고딕" w:eastAsia="맑은 고딕"/>
-          <w:sz w:val="21"/>
-        </w:rPr>
-        <w:t>**흔한 이유** — **`MOUNT` 상태에서도 MRP가 잘 뜨기 때문**이다. 오류 없이 `Database altered.`가 나오므로 잘못됐다는 신호가 없다. 문제는 그다음에 드러난다.</w:t>
+          <w:b/>
+          <w:sz w:val="21"/>
+        </w:rPr>
+        <w:t xml:space="preserve">흔한 이유</w:t>
+      </w:r>
+      <w:r>
+        <w:rPr>
+          <w:rFonts w:ascii="맑은 고딕" w:hAnsi="맑은 고딕" w:eastAsia="맑은 고딕"/>
+          <w:sz w:val="21"/>
+        </w:rPr>
+        <w:t xml:space="preserve"> — </w:t>
+      </w:r>
+      <w:r>
+        <w:rPr>
+          <w:rFonts w:ascii="Consolas" w:hAnsi="Consolas" w:eastAsia="맑은 고딕"/>
+          <w:b/>
+          <w:sz w:val="21"/>
+        </w:rPr>
+        <w:t xml:space="preserve">MOUNT</w:t>
+      </w:r>
+      <w:r>
+        <w:rPr>
+          <w:rFonts w:ascii="맑은 고딕" w:hAnsi="맑은 고딕" w:eastAsia="맑은 고딕"/>
+          <w:b/>
+          <w:sz w:val="21"/>
+        </w:rPr>
+        <w:t xml:space="preserve"> 상태에서도 MRP가 잘 뜨기 때문</w:t>
+      </w:r>
+      <w:r>
+        <w:rPr>
+          <w:rFonts w:ascii="맑은 고딕" w:hAnsi="맑은 고딕" w:eastAsia="맑은 고딕"/>
+          <w:sz w:val="21"/>
+        </w:rPr>
+        <w:t xml:space="preserve">이다. 오류 없이 </w:t>
+      </w:r>
+      <w:r>
+        <w:rPr>
+          <w:rFonts w:ascii="Consolas" w:hAnsi="Consolas" w:eastAsia="맑은 고딕"/>
+          <w:sz w:val="21"/>
+        </w:rPr>
+        <w:t xml:space="preserve">Database altered.</w:t>
+      </w:r>
+      <w:r>
+        <w:rPr>
+          <w:rFonts w:ascii="맑은 고딕" w:hAnsi="맑은 고딕" w:eastAsia="맑은 고딕"/>
+          <w:sz w:val="21"/>
+        </w:rPr>
+        <w:t xml:space="preserve">가 나오므로 잘못됐다는 신호가 없다. 문제는 그다음에 드러난다.</w:t>
       </w:r>
     </w:p>
     <w:p>
@@ -1024,16 +2618,46 @@
           <w:rFonts w:ascii="맑은 고딕" w:hAnsi="맑은 고딕" w:eastAsia="맑은 고딕"/>
           <w:sz w:val="21"/>
         </w:rPr>
-        <w:t>게다가 ADG를 쓰지 않는 환경에서는 이 순서가 아무 문제가 없다. `MOUNT` 상태에서 MRP만 돌려도 복제는 정상이고 조회가 안 될 뿐이다. 그래서 ADG 환경으로 옮겨 왔을 때 예전 습관대로 하다가 만난다.</w:t>
+        <w:t xml:space="preserve">게다가 ADG를 쓰지 않는 환경에서는 이 순서가 아무 문제가 없다. </w:t>
+      </w:r>
+      <w:r>
+        <w:rPr>
+          <w:rFonts w:ascii="Consolas" w:hAnsi="Consolas" w:eastAsia="맑은 고딕"/>
+          <w:sz w:val="21"/>
+        </w:rPr>
+        <w:t xml:space="preserve">MOUNT</w:t>
+      </w:r>
+      <w:r>
+        <w:rPr>
+          <w:rFonts w:ascii="맑은 고딕" w:hAnsi="맑은 고딕" w:eastAsia="맑은 고딕"/>
+          <w:sz w:val="21"/>
+        </w:rPr>
+        <w:t xml:space="preserve"> 상태에서 MRP만 돌려도 복제는 정상이고 조회가 안 될 뿐이다. 그래서 ADG 환경으로 옮겨 왔을 때 예전 습관대로 하다가 만난다.</w:t>
       </w:r>
     </w:p>
     <w:p>
       <w:r>
         <w:rPr>
           <w:rFonts w:ascii="맑은 고딕" w:hAnsi="맑은 고딕" w:eastAsia="맑은 고딕"/>
-          <w:sz w:val="21"/>
-        </w:rPr>
-        <w:t>**기억법** — 7장에서 ADG를 처음 켤 때 배운 순서와 같다. **열고 나서 띄운다.**</w:t>
+          <w:b/>
+          <w:sz w:val="21"/>
+        </w:rPr>
+        <w:t xml:space="preserve">기억법</w:t>
+      </w:r>
+      <w:r>
+        <w:rPr>
+          <w:rFonts w:ascii="맑은 고딕" w:hAnsi="맑은 고딕" w:eastAsia="맑은 고딕"/>
+          <w:sz w:val="21"/>
+        </w:rPr>
+        <w:t xml:space="preserve"> — 7장에서 ADG를 처음 켤 때 배운 순서와 같다. </w:t>
+      </w:r>
+      <w:r>
+        <w:rPr>
+          <w:rFonts w:ascii="맑은 고딕" w:hAnsi="맑은 고딕" w:eastAsia="맑은 고딕"/>
+          <w:b/>
+          <w:sz w:val="21"/>
+        </w:rPr>
+        <w:t xml:space="preserve">열고 나서 띄운다.</w:t>
       </w:r>
     </w:p>
     <w:p>
@@ -1068,9 +2692,31 @@
       <w:r>
         <w:rPr>
           <w:rFonts w:ascii="맑은 고딕" w:hAnsi="맑은 고딕" w:eastAsia="맑은 고딕"/>
-          <w:sz w:val="21"/>
-        </w:rPr>
-        <w:t>**왜 공간을 비울 수 없는가** — 보장 복원 지점은 FRA가 부족해도 지워지지 않는다. `GUARANTEE_FLASHBACK_DATABASE = YES`가 그 표시다. 일반 복원 지점이라면 오라클이 알아서 지우지만, 보장 복원 지점은 "반드시 되돌아갈 수 있게 하겠다"는 약속이므로 지우는 대신 데이터베이스를 멈춘다.</w:t>
+          <w:b/>
+          <w:sz w:val="21"/>
+        </w:rPr>
+        <w:t xml:space="preserve">왜 공간을 비울 수 없는가</w:t>
+      </w:r>
+      <w:r>
+        <w:rPr>
+          <w:rFonts w:ascii="맑은 고딕" w:hAnsi="맑은 고딕" w:eastAsia="맑은 고딕"/>
+          <w:sz w:val="21"/>
+        </w:rPr>
+        <w:t xml:space="preserve"> — 보장 복원 지점은 FRA가 부족해도 지워지지 않는다. </w:t>
+      </w:r>
+      <w:r>
+        <w:rPr>
+          <w:rFonts w:ascii="Consolas" w:hAnsi="Consolas" w:eastAsia="맑은 고딕"/>
+          <w:sz w:val="21"/>
+        </w:rPr>
+        <w:t xml:space="preserve">GUARANTEE_FLASHBACK_DATABASE = YES</w:t>
+      </w:r>
+      <w:r>
+        <w:rPr>
+          <w:rFonts w:ascii="맑은 고딕" w:hAnsi="맑은 고딕" w:eastAsia="맑은 고딕"/>
+          <w:sz w:val="21"/>
+        </w:rPr>
+        <w:t xml:space="preserve">가 그 표시다. 일반 복원 지점이라면 오라클이 알아서 지우지만, 보장 복원 지점은 "반드시 되돌아갈 수 있게 하겠다"는 약속이므로 지우는 대신 데이터베이스를 멈춘다.</w:t>
       </w:r>
     </w:p>
     <w:p>
@@ -1086,63 +2732,189 @@
       <w:r>
         <w:rPr>
           <w:rFonts w:ascii="맑은 고딕" w:hAnsi="맑은 고딕" w:eastAsia="맑은 고딕"/>
-          <w:sz w:val="21"/>
-        </w:rPr>
-        <w:t>**복구 방법**</w:t>
+          <w:b/>
+          <w:sz w:val="21"/>
+        </w:rPr>
+        <w:t xml:space="preserve">복구 방법</w:t>
       </w:r>
     </w:p>
     <w:p>
       <w:r>
         <w:rPr>
           <w:rFonts w:ascii="맑은 고딕" w:hAnsi="맑은 고딕" w:eastAsia="맑은 고딕"/>
-          <w:sz w:val="21"/>
-        </w:rPr>
-        <w:t>**① 되돌린다.** `SHUTDOWN IMMEDIATE` → `STARTUP MOUNT` → `CONVERT TO PHYSICAL STANDBY`. 복원 지점이 사라지면 플래시백 로그가 회수된다. 실습에서 1,941MB → 1,559MB로 400MB가 돌아왔다. 시험 결과는 잃는다.</w:t>
+          <w:b/>
+          <w:sz w:val="21"/>
+        </w:rPr>
+        <w:t xml:space="preserve">① 되돌린다.</w:t>
+      </w:r>
+      <w:r>
+        <w:rPr>
+          <w:rFonts w:ascii="맑은 고딕" w:hAnsi="맑은 고딕" w:eastAsia="맑은 고딕"/>
+          <w:sz w:val="21"/>
+        </w:rPr>
+        <w:t xml:space="preserve"> </w:t>
+      </w:r>
+      <w:r>
+        <w:rPr>
+          <w:rFonts w:ascii="Consolas" w:hAnsi="Consolas" w:eastAsia="맑은 고딕"/>
+          <w:sz w:val="21"/>
+        </w:rPr>
+        <w:t xml:space="preserve">SHUTDOWN IMMEDIATE</w:t>
+      </w:r>
+      <w:r>
+        <w:rPr>
+          <w:rFonts w:ascii="맑은 고딕" w:hAnsi="맑은 고딕" w:eastAsia="맑은 고딕"/>
+          <w:sz w:val="21"/>
+        </w:rPr>
+        <w:t xml:space="preserve"> → </w:t>
+      </w:r>
+      <w:r>
+        <w:rPr>
+          <w:rFonts w:ascii="Consolas" w:hAnsi="Consolas" w:eastAsia="맑은 고딕"/>
+          <w:sz w:val="21"/>
+        </w:rPr>
+        <w:t xml:space="preserve">STARTUP MOUNT</w:t>
+      </w:r>
+      <w:r>
+        <w:rPr>
+          <w:rFonts w:ascii="맑은 고딕" w:hAnsi="맑은 고딕" w:eastAsia="맑은 고딕"/>
+          <w:sz w:val="21"/>
+        </w:rPr>
+        <w:t xml:space="preserve"> → </w:t>
+      </w:r>
+      <w:r>
+        <w:rPr>
+          <w:rFonts w:ascii="Consolas" w:hAnsi="Consolas" w:eastAsia="맑은 고딕"/>
+          <w:sz w:val="21"/>
+        </w:rPr>
+        <w:t xml:space="preserve">CONVERT TO PHYSICAL STANDBY</w:t>
+      </w:r>
+      <w:r>
+        <w:rPr>
+          <w:rFonts w:ascii="맑은 고딕" w:hAnsi="맑은 고딕" w:eastAsia="맑은 고딕"/>
+          <w:sz w:val="21"/>
+        </w:rPr>
+        <w:t xml:space="preserve">. 복원 지점이 사라지면 플래시백 로그가 회수된다. 실습에서 1,941MB → 1,559MB로 400MB가 돌아왔다. 시험 결과는 잃는다.</w:t>
       </w:r>
     </w:p>
     <w:p>
       <w:r>
         <w:rPr>
           <w:rFonts w:ascii="맑은 고딕" w:hAnsi="맑은 고딕" w:eastAsia="맑은 고딕"/>
-          <w:sz w:val="21"/>
-        </w:rPr>
-        <w:t>**② FRA를 늘린다.** `ALTER SYSTEM SET db_recovery_file_dest_size=...`로 확대한다. 디스크에 여유가 있다면 이쪽이 시험을 살릴 수 있다. 다만 임시방편이며 계속 늘어나면 다시 찬다.</w:t>
+          <w:b/>
+          <w:sz w:val="21"/>
+        </w:rPr>
+        <w:t xml:space="preserve">② FRA를 늘린다.</w:t>
+      </w:r>
+      <w:r>
+        <w:rPr>
+          <w:rFonts w:ascii="맑은 고딕" w:hAnsi="맑은 고딕" w:eastAsia="맑은 고딕"/>
+          <w:sz w:val="21"/>
+        </w:rPr>
+        <w:t xml:space="preserve"> </w:t>
+      </w:r>
+      <w:r>
+        <w:rPr>
+          <w:rFonts w:ascii="Consolas" w:hAnsi="Consolas" w:eastAsia="맑은 고딕"/>
+          <w:sz w:val="21"/>
+        </w:rPr>
+        <w:t xml:space="preserve">ALTER SYSTEM SET db_recovery_file_dest_size=...</w:t>
+      </w:r>
+      <w:r>
+        <w:rPr>
+          <w:rFonts w:ascii="맑은 고딕" w:hAnsi="맑은 고딕" w:eastAsia="맑은 고딕"/>
+          <w:sz w:val="21"/>
+        </w:rPr>
+        <w:t xml:space="preserve">로 확대한다. 디스크에 여유가 있다면 이쪽이 시험을 살릴 수 있다. 다만 임시방편이며 계속 늘어나면 다시 찬다.</w:t>
       </w:r>
     </w:p>
     <w:p>
       <w:r>
         <w:rPr>
           <w:rFonts w:ascii="맑은 고딕" w:hAnsi="맑은 고딕" w:eastAsia="맑은 고딕"/>
-          <w:sz w:val="21"/>
-        </w:rPr>
-        <w:t>**재발 방지**</w:t>
+          <w:b/>
+          <w:sz w:val="21"/>
+        </w:rPr>
+        <w:t xml:space="preserve">재발 방지</w:t>
       </w:r>
     </w:p>
     <w:p>
       <w:r>
         <w:rPr>
           <w:rFonts w:ascii="맑은 고딕" w:hAnsi="맑은 고딕" w:eastAsia="맑은 고딕"/>
-          <w:sz w:val="21"/>
-        </w:rPr>
-        <w:t>**① 전환 전에 FRA 여유를 확인**하고 시험 규모를 가늠해 판단한다.</w:t>
+          <w:b/>
+          <w:sz w:val="21"/>
+        </w:rPr>
+        <w:t xml:space="preserve">① 전환 전에 FRA 여유를 확인</w:t>
+      </w:r>
+      <w:r>
+        <w:rPr>
+          <w:rFonts w:ascii="맑은 고딕" w:hAnsi="맑은 고딕" w:eastAsia="맑은 고딕"/>
+          <w:sz w:val="21"/>
+        </w:rPr>
+        <w:t xml:space="preserve">하고 시험 규모를 가늠해 판단한다.</w:t>
       </w:r>
     </w:p>
     <w:p>
       <w:r>
         <w:rPr>
           <w:rFonts w:ascii="맑은 고딕" w:hAnsi="맑은 고딕" w:eastAsia="맑은 고딕"/>
-          <w:sz w:val="21"/>
-        </w:rPr>
-        <w:t>**② 감시.** `V$FLASH_RECOVERY_AREA_USAGE`의 `FLASHBACK LOG` 비율에 임계값을 두고 넘으면 중단한다.</w:t>
+          <w:b/>
+          <w:sz w:val="21"/>
+        </w:rPr>
+        <w:t xml:space="preserve">② 감시.</w:t>
+      </w:r>
+      <w:r>
+        <w:rPr>
+          <w:rFonts w:ascii="맑은 고딕" w:hAnsi="맑은 고딕" w:eastAsia="맑은 고딕"/>
+          <w:sz w:val="21"/>
+        </w:rPr>
+        <w:t xml:space="preserve"> </w:t>
+      </w:r>
+      <w:r>
+        <w:rPr>
+          <w:rFonts w:ascii="Consolas" w:hAnsi="Consolas" w:eastAsia="맑은 고딕"/>
+          <w:sz w:val="21"/>
+        </w:rPr>
+        <w:t xml:space="preserve">V$FLASH_RECOVERY_AREA_USAGE</w:t>
+      </w:r>
+      <w:r>
+        <w:rPr>
+          <w:rFonts w:ascii="맑은 고딕" w:hAnsi="맑은 고딕" w:eastAsia="맑은 고딕"/>
+          <w:sz w:val="21"/>
+        </w:rPr>
+        <w:t xml:space="preserve">의 </w:t>
+      </w:r>
+      <w:r>
+        <w:rPr>
+          <w:rFonts w:ascii="Consolas" w:hAnsi="Consolas" w:eastAsia="맑은 고딕"/>
+          <w:sz w:val="21"/>
+        </w:rPr>
+        <w:t xml:space="preserve">FLASHBACK LOG</w:t>
+      </w:r>
+      <w:r>
+        <w:rPr>
+          <w:rFonts w:ascii="맑은 고딕" w:hAnsi="맑은 고딕" w:eastAsia="맑은 고딕"/>
+          <w:sz w:val="21"/>
+        </w:rPr>
+        <w:t xml:space="preserve"> 비율에 임계값을 두고 넘으면 중단한다.</w:t>
       </w:r>
     </w:p>
     <w:p>
       <w:r>
         <w:rPr>
           <w:rFonts w:ascii="맑은 고딕" w:hAnsi="맑은 고딕" w:eastAsia="맑은 고딕"/>
-          <w:sz w:val="21"/>
-        </w:rPr>
-        <w:t>**③ 작업 분할.** 한 번에 하지 않고 나눈다. 중간에 되돌렸다 다시 전환하면 사용량이 초기화되고 데이터도 더 최신이 된다.</w:t>
+          <w:b/>
+          <w:sz w:val="21"/>
+        </w:rPr>
+        <w:t xml:space="preserve">③ 작업 분할.</w:t>
+      </w:r>
+      <w:r>
+        <w:rPr>
+          <w:rFonts w:ascii="맑은 고딕" w:hAnsi="맑은 고딕" w:eastAsia="맑은 고딕"/>
+          <w:sz w:val="21"/>
+        </w:rPr>
+        <w:t xml:space="preserve"> 한 번에 하지 않고 나눈다. 중간에 되돌렸다 다시 전환하면 사용량이 초기화되고 데이터도 더 최신이 된다.</w:t>
       </w:r>
     </w:p>
     <w:p>
@@ -1177,45 +2949,346 @@
       <w:r>
         <w:rPr>
           <w:rFonts w:ascii="맑은 고딕" w:hAnsi="맑은 고딕" w:eastAsia="맑은 고딕"/>
-          <w:sz w:val="21"/>
-        </w:rPr>
-        <w:t>**원인 ① 밀린 양이 많다.** 전환 기간이 길었다면 그동안 쌓인 리두를 모두 적용해야 한다. **확인** — `V$ARCHIVED_LOG`에서 받은 시퀀스와 적용된 시퀀스의 차이를 본다. **조치** — 기다린다. 줄어들고 있는지 몇 분 간격으로 추세를 본다.</w:t>
+          <w:b/>
+          <w:sz w:val="21"/>
+        </w:rPr>
+        <w:t xml:space="preserve">원인 ① 밀린 양이 많다.</w:t>
+      </w:r>
+      <w:r>
+        <w:rPr>
+          <w:rFonts w:ascii="맑은 고딕" w:hAnsi="맑은 고딕" w:eastAsia="맑은 고딕"/>
+          <w:sz w:val="21"/>
+        </w:rPr>
+        <w:t xml:space="preserve"> 전환 기간이 길었다면 그동안 쌓인 리두를 모두 적용해야 한다. </w:t>
+      </w:r>
+      <w:r>
+        <w:rPr>
+          <w:rFonts w:ascii="맑은 고딕" w:hAnsi="맑은 고딕" w:eastAsia="맑은 고딕"/>
+          <w:b/>
+          <w:sz w:val="21"/>
+        </w:rPr>
+        <w:t xml:space="preserve">확인</w:t>
+      </w:r>
+      <w:r>
+        <w:rPr>
+          <w:rFonts w:ascii="맑은 고딕" w:hAnsi="맑은 고딕" w:eastAsia="맑은 고딕"/>
+          <w:sz w:val="21"/>
+        </w:rPr>
+        <w:t xml:space="preserve"> — </w:t>
+      </w:r>
+      <w:r>
+        <w:rPr>
+          <w:rFonts w:ascii="Consolas" w:hAnsi="Consolas" w:eastAsia="맑은 고딕"/>
+          <w:sz w:val="21"/>
+        </w:rPr>
+        <w:t xml:space="preserve">V$ARCHIVED_LOG</w:t>
+      </w:r>
+      <w:r>
+        <w:rPr>
+          <w:rFonts w:ascii="맑은 고딕" w:hAnsi="맑은 고딕" w:eastAsia="맑은 고딕"/>
+          <w:sz w:val="21"/>
+        </w:rPr>
+        <w:t xml:space="preserve">에서 받은 시퀀스와 적용된 시퀀스의 차이를 본다. </w:t>
+      </w:r>
+      <w:r>
+        <w:rPr>
+          <w:rFonts w:ascii="맑은 고딕" w:hAnsi="맑은 고딕" w:eastAsia="맑은 고딕"/>
+          <w:b/>
+          <w:sz w:val="21"/>
+        </w:rPr>
+        <w:t xml:space="preserve">조치</w:t>
+      </w:r>
+      <w:r>
+        <w:rPr>
+          <w:rFonts w:ascii="맑은 고딕" w:hAnsi="맑은 고딕" w:eastAsia="맑은 고딕"/>
+          <w:sz w:val="21"/>
+        </w:rPr>
+        <w:t xml:space="preserve"> — 기다린다. 줄어들고 있는지 몇 분 간격으로 추세를 본다.</w:t>
       </w:r>
     </w:p>
     <w:p>
       <w:r>
         <w:rPr>
           <w:rFonts w:ascii="맑은 고딕" w:hAnsi="맑은 고딕" w:eastAsia="맑은 고딕"/>
-          <w:sz w:val="21"/>
-        </w:rPr>
-        <w:t>**원인 ② MRP가 뜨지 않았다.** **확인** — `V$MANAGED_STANDBY`에 MRP0이 있는지, `V$ARCHIVE_DEST_STATUS`의 `RECOVERY_MODE`가 `IDLE`이 아닌지 본다. **조치** — 순서에 맞게 다시 띄운다(추가-11).</w:t>
+          <w:b/>
+          <w:sz w:val="21"/>
+        </w:rPr>
+        <w:t xml:space="preserve">원인 ② MRP가 뜨지 않았다.</w:t>
+      </w:r>
+      <w:r>
+        <w:rPr>
+          <w:rFonts w:ascii="맑은 고딕" w:hAnsi="맑은 고딕" w:eastAsia="맑은 고딕"/>
+          <w:sz w:val="21"/>
+        </w:rPr>
+        <w:t xml:space="preserve"> </w:t>
+      </w:r>
+      <w:r>
+        <w:rPr>
+          <w:rFonts w:ascii="맑은 고딕" w:hAnsi="맑은 고딕" w:eastAsia="맑은 고딕"/>
+          <w:b/>
+          <w:sz w:val="21"/>
+        </w:rPr>
+        <w:t xml:space="preserve">확인</w:t>
+      </w:r>
+      <w:r>
+        <w:rPr>
+          <w:rFonts w:ascii="맑은 고딕" w:hAnsi="맑은 고딕" w:eastAsia="맑은 고딕"/>
+          <w:sz w:val="21"/>
+        </w:rPr>
+        <w:t xml:space="preserve"> — </w:t>
+      </w:r>
+      <w:r>
+        <w:rPr>
+          <w:rFonts w:ascii="Consolas" w:hAnsi="Consolas" w:eastAsia="맑은 고딕"/>
+          <w:sz w:val="21"/>
+        </w:rPr>
+        <w:t xml:space="preserve">V$MANAGED_STANDBY</w:t>
+      </w:r>
+      <w:r>
+        <w:rPr>
+          <w:rFonts w:ascii="맑은 고딕" w:hAnsi="맑은 고딕" w:eastAsia="맑은 고딕"/>
+          <w:sz w:val="21"/>
+        </w:rPr>
+        <w:t xml:space="preserve">에 MRP0이 있는지, </w:t>
+      </w:r>
+      <w:r>
+        <w:rPr>
+          <w:rFonts w:ascii="Consolas" w:hAnsi="Consolas" w:eastAsia="맑은 고딕"/>
+          <w:sz w:val="21"/>
+        </w:rPr>
+        <w:t xml:space="preserve">V$ARCHIVE_DEST_STATUS</w:t>
+      </w:r>
+      <w:r>
+        <w:rPr>
+          <w:rFonts w:ascii="맑은 고딕" w:hAnsi="맑은 고딕" w:eastAsia="맑은 고딕"/>
+          <w:sz w:val="21"/>
+        </w:rPr>
+        <w:t xml:space="preserve">의 </w:t>
+      </w:r>
+      <w:r>
+        <w:rPr>
+          <w:rFonts w:ascii="Consolas" w:hAnsi="Consolas" w:eastAsia="맑은 고딕"/>
+          <w:sz w:val="21"/>
+        </w:rPr>
+        <w:t xml:space="preserve">RECOVERY_MODE</w:t>
+      </w:r>
+      <w:r>
+        <w:rPr>
+          <w:rFonts w:ascii="맑은 고딕" w:hAnsi="맑은 고딕" w:eastAsia="맑은 고딕"/>
+          <w:sz w:val="21"/>
+        </w:rPr>
+        <w:t xml:space="preserve">가 </w:t>
+      </w:r>
+      <w:r>
+        <w:rPr>
+          <w:rFonts w:ascii="Consolas" w:hAnsi="Consolas" w:eastAsia="맑은 고딕"/>
+          <w:sz w:val="21"/>
+        </w:rPr>
+        <w:t xml:space="preserve">IDLE</w:t>
+      </w:r>
+      <w:r>
+        <w:rPr>
+          <w:rFonts w:ascii="맑은 고딕" w:hAnsi="맑은 고딕" w:eastAsia="맑은 고딕"/>
+          <w:sz w:val="21"/>
+        </w:rPr>
+        <w:t xml:space="preserve">이 아닌지 본다. </w:t>
+      </w:r>
+      <w:r>
+        <w:rPr>
+          <w:rFonts w:ascii="맑은 고딕" w:hAnsi="맑은 고딕" w:eastAsia="맑은 고딕"/>
+          <w:b/>
+          <w:sz w:val="21"/>
+        </w:rPr>
+        <w:t xml:space="preserve">조치</w:t>
+      </w:r>
+      <w:r>
+        <w:rPr>
+          <w:rFonts w:ascii="맑은 고딕" w:hAnsi="맑은 고딕" w:eastAsia="맑은 고딕"/>
+          <w:sz w:val="21"/>
+        </w:rPr>
+        <w:t xml:space="preserve"> — 순서에 맞게 다시 띄운다(추가-11).</w:t>
       </w:r>
     </w:p>
     <w:p>
       <w:r>
         <w:rPr>
           <w:rFonts w:ascii="맑은 고딕" w:hAnsi="맑은 고딕" w:eastAsia="맑은 고딕"/>
-          <w:sz w:val="21"/>
-        </w:rPr>
-        <w:t>**원인 ③ 갭이 생겼다.** 전환 중 전송이 끊긴 구간이 있었고 그 아카이브를 Primary가 지웠다면 메울 수 없다. **확인** — `V$ARCHIVE_GAP`을 조회한다. **조치** — Primary에서 해당 아카이브를 백업에서 복원해 옮기거나, 최악의 경우 Standby를 다시 만든다.</w:t>
+          <w:b/>
+          <w:sz w:val="21"/>
+        </w:rPr>
+        <w:t xml:space="preserve">원인 ③ 갭이 생겼다.</w:t>
+      </w:r>
+      <w:r>
+        <w:rPr>
+          <w:rFonts w:ascii="맑은 고딕" w:hAnsi="맑은 고딕" w:eastAsia="맑은 고딕"/>
+          <w:sz w:val="21"/>
+        </w:rPr>
+        <w:t xml:space="preserve"> 전환 중 전송이 끊긴 구간이 있었고 그 아카이브를 Primary가 지웠다면 메울 수 없다. </w:t>
+      </w:r>
+      <w:r>
+        <w:rPr>
+          <w:rFonts w:ascii="맑은 고딕" w:hAnsi="맑은 고딕" w:eastAsia="맑은 고딕"/>
+          <w:b/>
+          <w:sz w:val="21"/>
+        </w:rPr>
+        <w:t xml:space="preserve">확인</w:t>
+      </w:r>
+      <w:r>
+        <w:rPr>
+          <w:rFonts w:ascii="맑은 고딕" w:hAnsi="맑은 고딕" w:eastAsia="맑은 고딕"/>
+          <w:sz w:val="21"/>
+        </w:rPr>
+        <w:t xml:space="preserve"> — </w:t>
+      </w:r>
+      <w:r>
+        <w:rPr>
+          <w:rFonts w:ascii="Consolas" w:hAnsi="Consolas" w:eastAsia="맑은 고딕"/>
+          <w:sz w:val="21"/>
+        </w:rPr>
+        <w:t xml:space="preserve">V$ARCHIVE_GAP</w:t>
+      </w:r>
+      <w:r>
+        <w:rPr>
+          <w:rFonts w:ascii="맑은 고딕" w:hAnsi="맑은 고딕" w:eastAsia="맑은 고딕"/>
+          <w:sz w:val="21"/>
+        </w:rPr>
+        <w:t xml:space="preserve">을 조회한다. </w:t>
+      </w:r>
+      <w:r>
+        <w:rPr>
+          <w:rFonts w:ascii="맑은 고딕" w:hAnsi="맑은 고딕" w:eastAsia="맑은 고딕"/>
+          <w:b/>
+          <w:sz w:val="21"/>
+        </w:rPr>
+        <w:t xml:space="preserve">조치</w:t>
+      </w:r>
+      <w:r>
+        <w:rPr>
+          <w:rFonts w:ascii="맑은 고딕" w:hAnsi="맑은 고딕" w:eastAsia="맑은 고딕"/>
+          <w:sz w:val="21"/>
+        </w:rPr>
+        <w:t xml:space="preserve"> — Primary에서 해당 아카이브를 백업에서 복원해 옮기거나, 최악의 경우 Standby를 다시 만든다.</w:t>
       </w:r>
     </w:p>
     <w:p>
       <w:r>
         <w:rPr>
           <w:rFonts w:ascii="맑은 고딕" w:hAnsi="맑은 고딕" w:eastAsia="맑은 고딕"/>
-          <w:sz w:val="21"/>
-        </w:rPr>
-        <w:t>**원인 ④ 적용 오류.** **확인** — Standby의 알림 로그를 본다. `V$ARCHIVE_DEST_STATUS`의 `ERROR` 열도 함께 본다. **조치** — 오류에 따라 다르다. 8장에서 다룬 파일 관련 오류가 흔하다.</w:t>
+          <w:b/>
+          <w:sz w:val="21"/>
+        </w:rPr>
+        <w:t xml:space="preserve">원인 ④ 적용 오류.</w:t>
+      </w:r>
+      <w:r>
+        <w:rPr>
+          <w:rFonts w:ascii="맑은 고딕" w:hAnsi="맑은 고딕" w:eastAsia="맑은 고딕"/>
+          <w:sz w:val="21"/>
+        </w:rPr>
+        <w:t xml:space="preserve"> </w:t>
+      </w:r>
+      <w:r>
+        <w:rPr>
+          <w:rFonts w:ascii="맑은 고딕" w:hAnsi="맑은 고딕" w:eastAsia="맑은 고딕"/>
+          <w:b/>
+          <w:sz w:val="21"/>
+        </w:rPr>
+        <w:t xml:space="preserve">확인</w:t>
+      </w:r>
+      <w:r>
+        <w:rPr>
+          <w:rFonts w:ascii="맑은 고딕" w:hAnsi="맑은 고딕" w:eastAsia="맑은 고딕"/>
+          <w:sz w:val="21"/>
+        </w:rPr>
+        <w:t xml:space="preserve"> — Standby의 알림 로그를 본다. </w:t>
+      </w:r>
+      <w:r>
+        <w:rPr>
+          <w:rFonts w:ascii="Consolas" w:hAnsi="Consolas" w:eastAsia="맑은 고딕"/>
+          <w:sz w:val="21"/>
+        </w:rPr>
+        <w:t xml:space="preserve">V$ARCHIVE_DEST_STATUS</w:t>
+      </w:r>
+      <w:r>
+        <w:rPr>
+          <w:rFonts w:ascii="맑은 고딕" w:hAnsi="맑은 고딕" w:eastAsia="맑은 고딕"/>
+          <w:sz w:val="21"/>
+        </w:rPr>
+        <w:t xml:space="preserve">의 </w:t>
+      </w:r>
+      <w:r>
+        <w:rPr>
+          <w:rFonts w:ascii="Consolas" w:hAnsi="Consolas" w:eastAsia="맑은 고딕"/>
+          <w:sz w:val="21"/>
+        </w:rPr>
+        <w:t xml:space="preserve">ERROR</w:t>
+      </w:r>
+      <w:r>
+        <w:rPr>
+          <w:rFonts w:ascii="맑은 고딕" w:hAnsi="맑은 고딕" w:eastAsia="맑은 고딕"/>
+          <w:sz w:val="21"/>
+        </w:rPr>
+        <w:t xml:space="preserve"> 열도 함께 본다. </w:t>
+      </w:r>
+      <w:r>
+        <w:rPr>
+          <w:rFonts w:ascii="맑은 고딕" w:hAnsi="맑은 고딕" w:eastAsia="맑은 고딕"/>
+          <w:b/>
+          <w:sz w:val="21"/>
+        </w:rPr>
+        <w:t xml:space="preserve">조치</w:t>
+      </w:r>
+      <w:r>
+        <w:rPr>
+          <w:rFonts w:ascii="맑은 고딕" w:hAnsi="맑은 고딕" w:eastAsia="맑은 고딕"/>
+          <w:sz w:val="21"/>
+        </w:rPr>
+        <w:t xml:space="preserve"> — 오류에 따라 다르다. 8장에서 다룬 파일 관련 오류가 흔하다.</w:t>
       </w:r>
     </w:p>
     <w:p>
       <w:r>
         <w:rPr>
           <w:rFonts w:ascii="맑은 고딕" w:hAnsi="맑은 고딕" w:eastAsia="맑은 고딕"/>
-          <w:sz w:val="21"/>
-        </w:rPr>
-        <w:t>**원인 ⑤ 사실은 정상.** `V$DATAGUARD_STATS`는 마지막으로 확인된 시점을 기준으로 계산하므로 순간값 하나로 판단하면 안 된다. **확인** — 로그를 한두 번 전환하고 다시 본다. 실습에서도 목적지 변경 직후 50초가 나왔다가 0으로 돌아온 적이 있다.</w:t>
+          <w:b/>
+          <w:sz w:val="21"/>
+        </w:rPr>
+        <w:t xml:space="preserve">원인 ⑤ 사실은 정상.</w:t>
+      </w:r>
+      <w:r>
+        <w:rPr>
+          <w:rFonts w:ascii="맑은 고딕" w:hAnsi="맑은 고딕" w:eastAsia="맑은 고딕"/>
+          <w:sz w:val="21"/>
+        </w:rPr>
+        <w:t xml:space="preserve"> </w:t>
+      </w:r>
+      <w:r>
+        <w:rPr>
+          <w:rFonts w:ascii="Consolas" w:hAnsi="Consolas" w:eastAsia="맑은 고딕"/>
+          <w:sz w:val="21"/>
+        </w:rPr>
+        <w:t xml:space="preserve">V$DATAGUARD_STATS</w:t>
+      </w:r>
+      <w:r>
+        <w:rPr>
+          <w:rFonts w:ascii="맑은 고딕" w:hAnsi="맑은 고딕" w:eastAsia="맑은 고딕"/>
+          <w:sz w:val="21"/>
+        </w:rPr>
+        <w:t xml:space="preserve">는 마지막으로 확인된 시점을 기준으로 계산하므로 순간값 하나로 판단하면 안 된다. </w:t>
+      </w:r>
+      <w:r>
+        <w:rPr>
+          <w:rFonts w:ascii="맑은 고딕" w:hAnsi="맑은 고딕" w:eastAsia="맑은 고딕"/>
+          <w:b/>
+          <w:sz w:val="21"/>
+        </w:rPr>
+        <w:t xml:space="preserve">확인</w:t>
+      </w:r>
+      <w:r>
+        <w:rPr>
+          <w:rFonts w:ascii="맑은 고딕" w:hAnsi="맑은 고딕" w:eastAsia="맑은 고딕"/>
+          <w:sz w:val="21"/>
+        </w:rPr>
+        <w:t xml:space="preserve"> — 로그를 한두 번 전환하고 다시 본다. 실습에서도 목적지 변경 직후 50초가 나왔다가 0으로 돌아온 적이 있다.</w:t>
       </w:r>
     </w:p>
     <w:p>
@@ -1259,54 +3332,201 @@
       <w:r>
         <w:rPr>
           <w:rFonts w:ascii="맑은 고딕" w:hAnsi="맑은 고딕" w:eastAsia="맑은 고딕"/>
-          <w:sz w:val="21"/>
-        </w:rPr>
-        <w:t>**측정 수치·실행 계획·오류 메시지** — `SPOOL`로 파일에 남긴다. 가장 간단하고 대부분의 경우 이것으로 충분하다. `DBMS_XPLAN.DISPLAY_CURSOR`의 출력이나 `V$SQL`의 통계를 그대로 떠 두면 된다.</w:t>
+          <w:b/>
+          <w:sz w:val="21"/>
+        </w:rPr>
+        <w:t xml:space="preserve">측정 수치·실행 계획·오류 메시지</w:t>
+      </w:r>
+      <w:r>
+        <w:rPr>
+          <w:rFonts w:ascii="맑은 고딕" w:hAnsi="맑은 고딕" w:eastAsia="맑은 고딕"/>
+          <w:sz w:val="21"/>
+        </w:rPr>
+        <w:t xml:space="preserve"> — </w:t>
+      </w:r>
+      <w:r>
+        <w:rPr>
+          <w:rFonts w:ascii="Consolas" w:hAnsi="Consolas" w:eastAsia="맑은 고딕"/>
+          <w:sz w:val="21"/>
+        </w:rPr>
+        <w:t xml:space="preserve">SPOOL</w:t>
+      </w:r>
+      <w:r>
+        <w:rPr>
+          <w:rFonts w:ascii="맑은 고딕" w:hAnsi="맑은 고딕" w:eastAsia="맑은 고딕"/>
+          <w:sz w:val="21"/>
+        </w:rPr>
+        <w:t xml:space="preserve">로 파일에 남긴다. 가장 간단하고 대부분의 경우 이것으로 충분하다. </w:t>
+      </w:r>
+      <w:r>
+        <w:rPr>
+          <w:rFonts w:ascii="Consolas" w:hAnsi="Consolas" w:eastAsia="맑은 고딕"/>
+          <w:sz w:val="21"/>
+        </w:rPr>
+        <w:t xml:space="preserve">DBMS_XPLAN.DISPLAY_CURSOR</w:t>
+      </w:r>
+      <w:r>
+        <w:rPr>
+          <w:rFonts w:ascii="맑은 고딕" w:hAnsi="맑은 고딕" w:eastAsia="맑은 고딕"/>
+          <w:sz w:val="21"/>
+        </w:rPr>
+        <w:t xml:space="preserve">의 출력이나 </w:t>
+      </w:r>
+      <w:r>
+        <w:rPr>
+          <w:rFonts w:ascii="Consolas" w:hAnsi="Consolas" w:eastAsia="맑은 고딕"/>
+          <w:sz w:val="21"/>
+        </w:rPr>
+        <w:t xml:space="preserve">V$SQL</w:t>
+      </w:r>
+      <w:r>
+        <w:rPr>
+          <w:rFonts w:ascii="맑은 고딕" w:hAnsi="맑은 고딕" w:eastAsia="맑은 고딕"/>
+          <w:sz w:val="21"/>
+        </w:rPr>
+        <w:t xml:space="preserve">의 통계를 그대로 떠 두면 된다.</w:t>
       </w:r>
     </w:p>
     <w:p>
       <w:r>
         <w:rPr>
           <w:rFonts w:ascii="맑은 고딕" w:hAnsi="맑은 고딕" w:eastAsia="맑은 고딕"/>
-          <w:sz w:val="21"/>
-        </w:rPr>
-        <w:t>**테이블 데이터** — `expdp`로 덤프 파일을 만든다. 파일은 데이터베이스 밖에 있으므로 되돌려도 남는다. 다만 되돌리기 전에 실행해야 한다.</w:t>
+          <w:b/>
+          <w:sz w:val="21"/>
+        </w:rPr>
+        <w:t xml:space="preserve">테이블 데이터</w:t>
+      </w:r>
+      <w:r>
+        <w:rPr>
+          <w:rFonts w:ascii="맑은 고딕" w:hAnsi="맑은 고딕" w:eastAsia="맑은 고딕"/>
+          <w:sz w:val="21"/>
+        </w:rPr>
+        <w:t xml:space="preserve"> — </w:t>
+      </w:r>
+      <w:r>
+        <w:rPr>
+          <w:rFonts w:ascii="Consolas" w:hAnsi="Consolas" w:eastAsia="맑은 고딕"/>
+          <w:sz w:val="21"/>
+        </w:rPr>
+        <w:t xml:space="preserve">expdp</w:t>
+      </w:r>
+      <w:r>
+        <w:rPr>
+          <w:rFonts w:ascii="맑은 고딕" w:hAnsi="맑은 고딕" w:eastAsia="맑은 고딕"/>
+          <w:sz w:val="21"/>
+        </w:rPr>
+        <w:t xml:space="preserve">로 덤프 파일을 만든다. 파일은 데이터베이스 밖에 있으므로 되돌려도 남는다. 다만 되돌리기 전에 실행해야 한다.</w:t>
       </w:r>
     </w:p>
     <w:p>
       <w:r>
         <w:rPr>
           <w:rFonts w:ascii="맑은 고딕" w:hAnsi="맑은 고딕" w:eastAsia="맑은 고딕"/>
-          <w:sz w:val="21"/>
-        </w:rPr>
-        <w:t>**다른 데이터베이스로 옮길 데이터** — DB 링크를 통해 `CREATE TABLE ... AS SELECT`로 복사한다. 시험 결과를 모아 두는 별도 데이터베이스가 있다면 이 방법이 편하다.</w:t>
+          <w:b/>
+          <w:sz w:val="21"/>
+        </w:rPr>
+        <w:t xml:space="preserve">다른 데이터베이스로 옮길 데이터</w:t>
+      </w:r>
+      <w:r>
+        <w:rPr>
+          <w:rFonts w:ascii="맑은 고딕" w:hAnsi="맑은 고딕" w:eastAsia="맑은 고딕"/>
+          <w:sz w:val="21"/>
+        </w:rPr>
+        <w:t xml:space="preserve"> — DB 링크를 통해 </w:t>
+      </w:r>
+      <w:r>
+        <w:rPr>
+          <w:rFonts w:ascii="Consolas" w:hAnsi="Consolas" w:eastAsia="맑은 고딕"/>
+          <w:sz w:val="21"/>
+        </w:rPr>
+        <w:t xml:space="preserve">CREATE TABLE ... AS SELECT</w:t>
+      </w:r>
+      <w:r>
+        <w:rPr>
+          <w:rFonts w:ascii="맑은 고딕" w:hAnsi="맑은 고딕" w:eastAsia="맑은 고딕"/>
+          <w:sz w:val="21"/>
+        </w:rPr>
+        <w:t xml:space="preserve">로 복사한다. 시험 결과를 모아 두는 별도 데이터베이스가 있다면 이 방법이 편하다.</w:t>
       </w:r>
     </w:p>
     <w:p>
       <w:r>
         <w:rPr>
           <w:rFonts w:ascii="맑은 고딕" w:hAnsi="맑은 고딕" w:eastAsia="맑은 고딕"/>
-          <w:sz w:val="21"/>
-        </w:rPr>
-        <w:t>**AWR·통계 정보** — `DBMS_WORKLOAD_REPOSITORY.AWR_EXTRACT`로 덤프한 뒤 다른 데이터베이스에 적재해 비교한다.</w:t>
+          <w:b/>
+          <w:sz w:val="21"/>
+        </w:rPr>
+        <w:t xml:space="preserve">AWR·통계 정보</w:t>
+      </w:r>
+      <w:r>
+        <w:rPr>
+          <w:rFonts w:ascii="맑은 고딕" w:hAnsi="맑은 고딕" w:eastAsia="맑은 고딕"/>
+          <w:sz w:val="21"/>
+        </w:rPr>
+        <w:t xml:space="preserve"> — </w:t>
+      </w:r>
+      <w:r>
+        <w:rPr>
+          <w:rFonts w:ascii="Consolas" w:hAnsi="Consolas" w:eastAsia="맑은 고딕"/>
+          <w:sz w:val="21"/>
+        </w:rPr>
+        <w:t xml:space="preserve">DBMS_WORKLOAD_REPOSITORY.AWR_EXTRACT</w:t>
+      </w:r>
+      <w:r>
+        <w:rPr>
+          <w:rFonts w:ascii="맑은 고딕" w:hAnsi="맑은 고딕" w:eastAsia="맑은 고딕"/>
+          <w:sz w:val="21"/>
+        </w:rPr>
+        <w:t xml:space="preserve">로 덤프한 뒤 다른 데이터베이스에 적재해 비교한다.</w:t>
       </w:r>
     </w:p>
     <w:p>
       <w:r>
         <w:rPr>
           <w:rFonts w:ascii="맑은 고딕" w:hAnsi="맑은 고딕" w:eastAsia="맑은 고딕"/>
-          <w:sz w:val="21"/>
-        </w:rPr>
-        <w:t>**스키마 구조 변경 스크립트** — 애초에 스크립트로 실행했다면 그 스크립트가 곧 결과다. 별도 확보가 필요 없다.</w:t>
+          <w:b/>
+          <w:sz w:val="21"/>
+        </w:rPr>
+        <w:t xml:space="preserve">스키마 구조 변경 스크립트</w:t>
+      </w:r>
+      <w:r>
+        <w:rPr>
+          <w:rFonts w:ascii="맑은 고딕" w:hAnsi="맑은 고딕" w:eastAsia="맑은 고딕"/>
+          <w:sz w:val="21"/>
+        </w:rPr>
+        <w:t xml:space="preserve"> — 애초에 스크립트로 실행했다면 그 스크립트가 곧 결과다. 별도 확보가 필요 없다.</w:t>
       </w:r>
     </w:p>
     <w:p>
       <w:r>
         <w:rPr>
           <w:rFonts w:ascii="맑은 고딕" w:hAnsi="맑은 고딕" w:eastAsia="맑은 고딕"/>
-          <w:sz w:val="21"/>
-        </w:rPr>
-        <w:t>**일반 원칙** — **되돌리기 전에 "밖으로 나가는" 형태로 만든다.** 파일이든 다른 데이터베이스든 상관없다. 이 데이터베이스 안에 있으면 무엇이든 사라진다. 시험 계획을 세울 때 "무엇을 남길 것인가"를 미리 정해 두면 잊지 않는다.</w:t>
+          <w:b/>
+          <w:sz w:val="21"/>
+        </w:rPr>
+        <w:t xml:space="preserve">일반 원칙</w:t>
+      </w:r>
+      <w:r>
+        <w:rPr>
+          <w:rFonts w:ascii="맑은 고딕" w:hAnsi="맑은 고딕" w:eastAsia="맑은 고딕"/>
+          <w:sz w:val="21"/>
+        </w:rPr>
+        <w:t xml:space="preserve"> — </w:t>
+      </w:r>
+      <w:r>
+        <w:rPr>
+          <w:rFonts w:ascii="맑은 고딕" w:hAnsi="맑은 고딕" w:eastAsia="맑은 고딕"/>
+          <w:b/>
+          <w:sz w:val="21"/>
+        </w:rPr>
+        <w:t xml:space="preserve">되돌리기 전에 "밖으로 나가는" 형태로 만든다.</w:t>
+      </w:r>
+      <w:r>
+        <w:rPr>
+          <w:rFonts w:ascii="맑은 고딕" w:hAnsi="맑은 고딕" w:eastAsia="맑은 고딕"/>
+          <w:sz w:val="21"/>
+        </w:rPr>
+        <w:t xml:space="preserve"> 파일이든 다른 데이터베이스든 상관없다. 이 데이터베이스 안에 있으면 무엇이든 사라진다. 시험 계획을 세울 때 "무엇을 남길 것인가"를 미리 정해 두면 잊지 않는다.</w:t>
       </w:r>
     </w:p>
     <w:p>
@@ -1349,18 +3569,19 @@
       <w:r>
         <w:rPr>
           <w:rFonts w:ascii="맑은 고딕" w:hAnsi="맑은 고딕" w:eastAsia="맑은 고딕"/>
-          <w:sz w:val="21"/>
-        </w:rPr>
-        <w:t>**조회**</w:t>
+          <w:b/>
+          <w:sz w:val="21"/>
+        </w:rPr>
+        <w:t xml:space="preserve">조회</w:t>
       </w:r>
     </w:p>
     <w:p>
       <w:r>
         <w:rPr>
-          <w:rFonts w:ascii="맑은 고딕" w:hAnsi="맑은 고딕" w:eastAsia="맑은 고딕"/>
-          <w:sz w:val="21"/>
-        </w:rPr>
-        <w:t>`SELECT database_role, open_mode, controlfile_type, flashback_on FROM v$database;`</w:t>
+          <w:rFonts w:ascii="Consolas" w:hAnsi="Consolas" w:eastAsia="맑은 고딕"/>
+          <w:sz w:val="21"/>
+        </w:rPr>
+        <w:t xml:space="preserve">SELECT database_role, open_mode, controlfile_type, flashback_on FROM v$database;</w:t>
       </w:r>
     </w:p>
     <w:p>
@@ -1376,9 +3597,10 @@
       <w:r>
         <w:rPr>
           <w:rFonts w:ascii="맑은 고딕" w:hAnsi="맑은 고딕" w:eastAsia="맑은 고딕"/>
-          <w:sz w:val="21"/>
-        </w:rPr>
-        <w:t>**조합별 판정**</w:t>
+          <w:b/>
+          <w:sz w:val="21"/>
+        </w:rPr>
+        <w:t xml:space="preserve">조합별 판정</w:t>
       </w:r>
     </w:p>
     <w:p>
@@ -1387,7 +3609,21 @@
           <w:rFonts w:ascii="맑은 고딕" w:hAnsi="맑은 고딕" w:eastAsia="맑은 고딕"/>
           <w:sz w:val="21"/>
         </w:rPr>
-        <w:t>· `PHYSICAL STANDBY / READ ONLY WITH APPLY / STANDBY / NO` → 정상 ADG 상태</w:t>
+        <w:t xml:space="preserve">· </w:t>
+      </w:r>
+      <w:r>
+        <w:rPr>
+          <w:rFonts w:ascii="Consolas" w:hAnsi="Consolas" w:eastAsia="맑은 고딕"/>
+          <w:sz w:val="21"/>
+        </w:rPr>
+        <w:t xml:space="preserve">PHYSICAL STANDBY / READ ONLY WITH APPLY / STANDBY / NO</w:t>
+      </w:r>
+      <w:r>
+        <w:rPr>
+          <w:rFonts w:ascii="맑은 고딕" w:hAnsi="맑은 고딕" w:eastAsia="맑은 고딕"/>
+          <w:sz w:val="21"/>
+        </w:rPr>
+        <w:t xml:space="preserve"> → 정상 ADG 상태</w:t>
       </w:r>
     </w:p>
     <w:p>
@@ -1396,7 +3632,21 @@
           <w:rFonts w:ascii="맑은 고딕" w:hAnsi="맑은 고딕" w:eastAsia="맑은 고딕"/>
           <w:sz w:val="21"/>
         </w:rPr>
-        <w:t>· `PHYSICAL STANDBY / MOUNTED / STANDBY / NO` → 복제는 되나 조회 불가. 열려면 MRP를 멈추고 연 뒤 다시 띄운다</w:t>
+        <w:t xml:space="preserve">· </w:t>
+      </w:r>
+      <w:r>
+        <w:rPr>
+          <w:rFonts w:ascii="Consolas" w:hAnsi="Consolas" w:eastAsia="맑은 고딕"/>
+          <w:sz w:val="21"/>
+        </w:rPr>
+        <w:t xml:space="preserve">PHYSICAL STANDBY / MOUNTED / STANDBY / NO</w:t>
+      </w:r>
+      <w:r>
+        <w:rPr>
+          <w:rFonts w:ascii="맑은 고딕" w:hAnsi="맑은 고딕" w:eastAsia="맑은 고딕"/>
+          <w:sz w:val="21"/>
+        </w:rPr>
+        <w:t xml:space="preserve"> → 복제는 되나 조회 불가. 열려면 MRP를 멈추고 연 뒤 다시 띄운다</w:t>
       </w:r>
     </w:p>
     <w:p>
@@ -1405,7 +3655,36 @@
           <w:rFonts w:ascii="맑은 고딕" w:hAnsi="맑은 고딕" w:eastAsia="맑은 고딕"/>
           <w:sz w:val="21"/>
         </w:rPr>
-        <w:t>· `SNAPSHOT STANDBY / MOUNTED / CURRENT / RESTORE POINT ONLY` → **전환 직후.** 열어야 한다</w:t>
+        <w:t xml:space="preserve">· </w:t>
+      </w:r>
+      <w:r>
+        <w:rPr>
+          <w:rFonts w:ascii="Consolas" w:hAnsi="Consolas" w:eastAsia="맑은 고딕"/>
+          <w:sz w:val="21"/>
+        </w:rPr>
+        <w:t xml:space="preserve">SNAPSHOT STANDBY / MOUNTED / CURRENT / RESTORE POINT ONLY</w:t>
+      </w:r>
+      <w:r>
+        <w:rPr>
+          <w:rFonts w:ascii="맑은 고딕" w:hAnsi="맑은 고딕" w:eastAsia="맑은 고딕"/>
+          <w:sz w:val="21"/>
+        </w:rPr>
+        <w:t xml:space="preserve"> → </w:t>
+      </w:r>
+      <w:r>
+        <w:rPr>
+          <w:rFonts w:ascii="맑은 고딕" w:hAnsi="맑은 고딕" w:eastAsia="맑은 고딕"/>
+          <w:b/>
+          <w:sz w:val="21"/>
+        </w:rPr>
+        <w:t xml:space="preserve">전환 직후.</w:t>
+      </w:r>
+      <w:r>
+        <w:rPr>
+          <w:rFonts w:ascii="맑은 고딕" w:hAnsi="맑은 고딕" w:eastAsia="맑은 고딕"/>
+          <w:sz w:val="21"/>
+        </w:rPr>
+        <w:t xml:space="preserve"> 열어야 한다</w:t>
       </w:r>
     </w:p>
     <w:p>
@@ -1414,7 +3693,29 @@
           <w:rFonts w:ascii="맑은 고딕" w:hAnsi="맑은 고딕" w:eastAsia="맑은 고딕"/>
           <w:sz w:val="21"/>
         </w:rPr>
-        <w:t>· `SNAPSHOT STANDBY / READ WRITE / CURRENT / RESTORE POINT ONLY` → **시험 가능 상태**</w:t>
+        <w:t xml:space="preserve">· </w:t>
+      </w:r>
+      <w:r>
+        <w:rPr>
+          <w:rFonts w:ascii="Consolas" w:hAnsi="Consolas" w:eastAsia="맑은 고딕"/>
+          <w:sz w:val="21"/>
+        </w:rPr>
+        <w:t xml:space="preserve">SNAPSHOT STANDBY / READ WRITE / CURRENT / RESTORE POINT ONLY</w:t>
+      </w:r>
+      <w:r>
+        <w:rPr>
+          <w:rFonts w:ascii="맑은 고딕" w:hAnsi="맑은 고딕" w:eastAsia="맑은 고딕"/>
+          <w:sz w:val="21"/>
+        </w:rPr>
+        <w:t xml:space="preserve"> → </w:t>
+      </w:r>
+      <w:r>
+        <w:rPr>
+          <w:rFonts w:ascii="맑은 고딕" w:hAnsi="맑은 고딕" w:eastAsia="맑은 고딕"/>
+          <w:b/>
+          <w:sz w:val="21"/>
+        </w:rPr>
+        <w:t xml:space="preserve">시험 가능 상태</w:t>
       </w:r>
     </w:p>
     <w:p>
@@ -1423,16 +3724,38 @@
           <w:rFonts w:ascii="맑은 고딕" w:hAnsi="맑은 고딕" w:eastAsia="맑은 고딕"/>
           <w:sz w:val="21"/>
         </w:rPr>
-        <w:t>· `PRIMARY / READ WRITE / CURRENT / NO` → Primary다. Standby에서 이 값이 나오면 역할 전환이 일어난 것이다</w:t>
+        <w:t xml:space="preserve">· </w:t>
+      </w:r>
+      <w:r>
+        <w:rPr>
+          <w:rFonts w:ascii="Consolas" w:hAnsi="Consolas" w:eastAsia="맑은 고딕"/>
+          <w:sz w:val="21"/>
+        </w:rPr>
+        <w:t xml:space="preserve">PRIMARY / READ WRITE / CURRENT / NO</w:t>
+      </w:r>
+      <w:r>
+        <w:rPr>
+          <w:rFonts w:ascii="맑은 고딕" w:hAnsi="맑은 고딕" w:eastAsia="맑은 고딕"/>
+          <w:sz w:val="21"/>
+        </w:rPr>
+        <w:t xml:space="preserve"> → Primary다. Standby에서 이 값이 나오면 역할 전환이 일어난 것이다</w:t>
       </w:r>
     </w:p>
     <w:p>
       <w:r>
         <w:rPr>
           <w:rFonts w:ascii="맑은 고딕" w:hAnsi="맑은 고딕" w:eastAsia="맑은 고딕"/>
-          <w:sz w:val="21"/>
-        </w:rPr>
-        <w:t>**보조 조회** — 상태가 애매하면 다음을 더한다.</w:t>
+          <w:b/>
+          <w:sz w:val="21"/>
+        </w:rPr>
+        <w:t xml:space="preserve">보조 조회</w:t>
+      </w:r>
+      <w:r>
+        <w:rPr>
+          <w:rFonts w:ascii="맑은 고딕" w:hAnsi="맑은 고딕" w:eastAsia="맑은 고딕"/>
+          <w:sz w:val="21"/>
+        </w:rPr>
+        <w:t xml:space="preserve"> — 상태가 애매하면 다음을 더한다.</w:t>
       </w:r>
     </w:p>
     <w:p>
@@ -1441,7 +3764,21 @@
           <w:rFonts w:ascii="맑은 고딕" w:hAnsi="맑은 고딕" w:eastAsia="맑은 고딕"/>
           <w:sz w:val="21"/>
         </w:rPr>
-        <w:t>· `SELECT count(*) FROM v$restore_point;` — 1이면 전환 중, 0이면 복귀 완료</w:t>
+        <w:t xml:space="preserve">· </w:t>
+      </w:r>
+      <w:r>
+        <w:rPr>
+          <w:rFonts w:ascii="Consolas" w:hAnsi="Consolas" w:eastAsia="맑은 고딕"/>
+          <w:sz w:val="21"/>
+        </w:rPr>
+        <w:t xml:space="preserve">SELECT count(*) FROM v$restore_point;</w:t>
+      </w:r>
+      <w:r>
+        <w:rPr>
+          <w:rFonts w:ascii="맑은 고딕" w:hAnsi="맑은 고딕" w:eastAsia="맑은 고딕"/>
+          <w:sz w:val="21"/>
+        </w:rPr>
+        <w:t xml:space="preserve"> — 1이면 전환 중, 0이면 복귀 완료</w:t>
       </w:r>
     </w:p>
     <w:p>
@@ -1450,7 +3787,21 @@
           <w:rFonts w:ascii="맑은 고딕" w:hAnsi="맑은 고딕" w:eastAsia="맑은 고딕"/>
           <w:sz w:val="21"/>
         </w:rPr>
-        <w:t>· `SELECT name, open_mode FROM v$pdbs;` — CDB가 열려도 PDB는 따로다</w:t>
+        <w:t xml:space="preserve">· </w:t>
+      </w:r>
+      <w:r>
+        <w:rPr>
+          <w:rFonts w:ascii="Consolas" w:hAnsi="Consolas" w:eastAsia="맑은 고딕"/>
+          <w:sz w:val="21"/>
+        </w:rPr>
+        <w:t xml:space="preserve">SELECT name, open_mode FROM v$pdbs;</w:t>
+      </w:r>
+      <w:r>
+        <w:rPr>
+          <w:rFonts w:ascii="맑은 고딕" w:hAnsi="맑은 고딕" w:eastAsia="맑은 고딕"/>
+          <w:sz w:val="21"/>
+        </w:rPr>
+        <w:t xml:space="preserve"> — CDB가 열려도 PDB는 따로다</w:t>
       </w:r>
     </w:p>
     <w:p>
@@ -1485,72 +3836,220 @@
       <w:r>
         <w:rPr>
           <w:rFonts w:ascii="맑은 고딕" w:hAnsi="맑은 고딕" w:eastAsia="맑은 고딕"/>
-          <w:sz w:val="21"/>
-        </w:rPr>
-        <w:t>**① 출발 상태 확인** — `SELECT database_role, open_mode, controlfile_type, flashback_on FROM v$database;` → `PHYSICAL STANDBY / READ ONLY WITH APPLY / STANDBY / NO`여야 한다.</w:t>
+          <w:b/>
+          <w:sz w:val="21"/>
+        </w:rPr>
+        <w:t xml:space="preserve">① 출발 상태 확인</w:t>
+      </w:r>
+      <w:r>
+        <w:rPr>
+          <w:rFonts w:ascii="맑은 고딕" w:hAnsi="맑은 고딕" w:eastAsia="맑은 고딕"/>
+          <w:sz w:val="21"/>
+        </w:rPr>
+        <w:t xml:space="preserve"> — </w:t>
+      </w:r>
+      <w:r>
+        <w:rPr>
+          <w:rFonts w:ascii="Consolas" w:hAnsi="Consolas" w:eastAsia="맑은 고딕"/>
+          <w:sz w:val="21"/>
+        </w:rPr>
+        <w:t xml:space="preserve">SELECT database_role, open_mode, controlfile_type, flashback_on FROM v$database;</w:t>
+      </w:r>
+      <w:r>
+        <w:rPr>
+          <w:rFonts w:ascii="맑은 고딕" w:hAnsi="맑은 고딕" w:eastAsia="맑은 고딕"/>
+          <w:sz w:val="21"/>
+        </w:rPr>
+        <w:t xml:space="preserve"> → </w:t>
+      </w:r>
+      <w:r>
+        <w:rPr>
+          <w:rFonts w:ascii="Consolas" w:hAnsi="Consolas" w:eastAsia="맑은 고딕"/>
+          <w:sz w:val="21"/>
+        </w:rPr>
+        <w:t xml:space="preserve">PHYSICAL STANDBY / READ ONLY WITH APPLY / STANDBY / NO</w:t>
+      </w:r>
+      <w:r>
+        <w:rPr>
+          <w:rFonts w:ascii="맑은 고딕" w:hAnsi="맑은 고딕" w:eastAsia="맑은 고딕"/>
+          <w:sz w:val="21"/>
+        </w:rPr>
+        <w:t xml:space="preserve">여야 한다.</w:t>
       </w:r>
     </w:p>
     <w:p>
       <w:r>
         <w:rPr>
           <w:rFonts w:ascii="맑은 고딕" w:hAnsi="맑은 고딕" w:eastAsia="맑은 고딕"/>
-          <w:sz w:val="21"/>
-        </w:rPr>
-        <w:t>**② 복제가 정상인지** — `V$DATAGUARD_STATS`의 두 지연이 0에 가까운지, `V$MANAGED_STANDBY`에 MRP0이 있는지 본다. 이미 밀려 있다면 전환 전에 원인을 해결한다.</w:t>
+          <w:b/>
+          <w:sz w:val="21"/>
+        </w:rPr>
+        <w:t xml:space="preserve">② 복제가 정상인지</w:t>
+      </w:r>
+      <w:r>
+        <w:rPr>
+          <w:rFonts w:ascii="맑은 고딕" w:hAnsi="맑은 고딕" w:eastAsia="맑은 고딕"/>
+          <w:sz w:val="21"/>
+        </w:rPr>
+        <w:t xml:space="preserve"> — </w:t>
+      </w:r>
+      <w:r>
+        <w:rPr>
+          <w:rFonts w:ascii="Consolas" w:hAnsi="Consolas" w:eastAsia="맑은 고딕"/>
+          <w:sz w:val="21"/>
+        </w:rPr>
+        <w:t xml:space="preserve">V$DATAGUARD_STATS</w:t>
+      </w:r>
+      <w:r>
+        <w:rPr>
+          <w:rFonts w:ascii="맑은 고딕" w:hAnsi="맑은 고딕" w:eastAsia="맑은 고딕"/>
+          <w:sz w:val="21"/>
+        </w:rPr>
+        <w:t xml:space="preserve">의 두 지연이 0에 가까운지, </w:t>
+      </w:r>
+      <w:r>
+        <w:rPr>
+          <w:rFonts w:ascii="Consolas" w:hAnsi="Consolas" w:eastAsia="맑은 고딕"/>
+          <w:sz w:val="21"/>
+        </w:rPr>
+        <w:t xml:space="preserve">V$MANAGED_STANDBY</w:t>
+      </w:r>
+      <w:r>
+        <w:rPr>
+          <w:rFonts w:ascii="맑은 고딕" w:hAnsi="맑은 고딕" w:eastAsia="맑은 고딕"/>
+          <w:sz w:val="21"/>
+        </w:rPr>
+        <w:t xml:space="preserve">에 MRP0이 있는지 본다. 이미 밀려 있다면 전환 전에 원인을 해결한다.</w:t>
       </w:r>
     </w:p>
     <w:p>
       <w:r>
         <w:rPr>
           <w:rFonts w:ascii="맑은 고딕" w:hAnsi="맑은 고딕" w:eastAsia="맑은 고딕"/>
-          <w:sz w:val="21"/>
-        </w:rPr>
-        <w:t>**③ FRA 여유** — `SELECT space_limit/1024/1024, space_used/1024/1024 FROM v$recovery_file_dest;` 실습에서는 15,360MB 중 1,536MB였다. 시험 규모를 가늠해 판단한다.</w:t>
+          <w:b/>
+          <w:sz w:val="21"/>
+        </w:rPr>
+        <w:t xml:space="preserve">③ FRA 여유</w:t>
+      </w:r>
+      <w:r>
+        <w:rPr>
+          <w:rFonts w:ascii="맑은 고딕" w:hAnsi="맑은 고딕" w:eastAsia="맑은 고딕"/>
+          <w:sz w:val="21"/>
+        </w:rPr>
+        <w:t xml:space="preserve"> — </w:t>
+      </w:r>
+      <w:r>
+        <w:rPr>
+          <w:rFonts w:ascii="Consolas" w:hAnsi="Consolas" w:eastAsia="맑은 고딕"/>
+          <w:sz w:val="21"/>
+        </w:rPr>
+        <w:t xml:space="preserve">SELECT space_limit/1024/1024, space_used/1024/1024 FROM v$recovery_file_dest;</w:t>
+      </w:r>
+      <w:r>
+        <w:rPr>
+          <w:rFonts w:ascii="맑은 고딕" w:hAnsi="맑은 고딕" w:eastAsia="맑은 고딕"/>
+          <w:sz w:val="21"/>
+        </w:rPr>
+        <w:t xml:space="preserve"> 실습에서는 15,360MB 중 1,536MB였다. 시험 규모를 가늠해 판단한다.</w:t>
       </w:r>
     </w:p>
     <w:p>
       <w:r>
         <w:rPr>
           <w:rFonts w:ascii="맑은 고딕" w:hAnsi="맑은 고딕" w:eastAsia="맑은 고딕"/>
-          <w:sz w:val="21"/>
-        </w:rPr>
-        <w:t>**④ 다른 Standby가 있는지** — 전환한 Standby는 재해 복구 대상이 아니다. 하나뿐이라면 그 기간 동안 보호가 없다는 것을 인지하고 승인을 받는다.</w:t>
+          <w:b/>
+          <w:sz w:val="21"/>
+        </w:rPr>
+        <w:t xml:space="preserve">④ 다른 Standby가 있는지</w:t>
+      </w:r>
+      <w:r>
+        <w:rPr>
+          <w:rFonts w:ascii="맑은 고딕" w:hAnsi="맑은 고딕" w:eastAsia="맑은 고딕"/>
+          <w:sz w:val="21"/>
+        </w:rPr>
+        <w:t xml:space="preserve"> — 전환한 Standby는 재해 복구 대상이 아니다. 하나뿐이라면 그 기간 동안 보호가 없다는 것을 인지하고 승인을 받는다.</w:t>
       </w:r>
     </w:p>
     <w:p>
       <w:r>
         <w:rPr>
           <w:rFonts w:ascii="맑은 고딕" w:hAnsi="맑은 고딕" w:eastAsia="맑은 고딕"/>
-          <w:sz w:val="21"/>
-        </w:rPr>
-        <w:t>**⑤ 기간 계획** — 언제까지 쓸지 정한다. Primary의 아카이브 보관 정책보다 짧아야 한다.</w:t>
+          <w:b/>
+          <w:sz w:val="21"/>
+        </w:rPr>
+        <w:t xml:space="preserve">⑤ 기간 계획</w:t>
+      </w:r>
+      <w:r>
+        <w:rPr>
+          <w:rFonts w:ascii="맑은 고딕" w:hAnsi="맑은 고딕" w:eastAsia="맑은 고딕"/>
+          <w:sz w:val="21"/>
+        </w:rPr>
+        <w:t xml:space="preserve"> — 언제까지 쓸지 정한다. Primary의 아카이브 보관 정책보다 짧아야 한다.</w:t>
       </w:r>
     </w:p>
     <w:p>
       <w:r>
         <w:rPr>
           <w:rFonts w:ascii="맑은 고딕" w:hAnsi="맑은 고딕" w:eastAsia="맑은 고딕"/>
-          <w:sz w:val="21"/>
-        </w:rPr>
-        <w:t>**⑥ 결과 확보 계획** — 무엇을 남길지, 어떻게 밖으로 뺄지 정한다.</w:t>
+          <w:b/>
+          <w:sz w:val="21"/>
+        </w:rPr>
+        <w:t xml:space="preserve">⑥ 결과 확보 계획</w:t>
+      </w:r>
+      <w:r>
+        <w:rPr>
+          <w:rFonts w:ascii="맑은 고딕" w:hAnsi="맑은 고딕" w:eastAsia="맑은 고딕"/>
+          <w:sz w:val="21"/>
+        </w:rPr>
+        <w:t xml:space="preserve"> — 무엇을 남길지, 어떻게 밖으로 뺄지 정한다.</w:t>
       </w:r>
     </w:p>
     <w:p>
       <w:r>
         <w:rPr>
           <w:rFonts w:ascii="맑은 고딕" w:hAnsi="맑은 고딕" w:eastAsia="맑은 고딕"/>
-          <w:sz w:val="21"/>
-        </w:rPr>
-        <w:t>**⑦ 이용자 통지** — 그 Standby로 조회 서비스를 받던 사용자가 있다면 알린다.</w:t>
+          <w:b/>
+          <w:sz w:val="21"/>
+        </w:rPr>
+        <w:t xml:space="preserve">⑦ 이용자 통지</w:t>
+      </w:r>
+      <w:r>
+        <w:rPr>
+          <w:rFonts w:ascii="맑은 고딕" w:hAnsi="맑은 고딕" w:eastAsia="맑은 고딕"/>
+          <w:sz w:val="21"/>
+        </w:rPr>
+        <w:t xml:space="preserve"> — 그 Standby로 조회 서비스를 받던 사용자가 있다면 알린다.</w:t>
       </w:r>
     </w:p>
     <w:p>
       <w:r>
         <w:rPr>
           <w:rFonts w:ascii="맑은 고딕" w:hAnsi="맑은 고딕" w:eastAsia="맑은 고딕"/>
-          <w:sz w:val="21"/>
-        </w:rPr>
-        <w:t>**⑧ 비교 기준 데이터** — 되돌리기가 동작했는지 확인할 기준을 만들어 둔다. 실습에서는 `system.ss_base`가 그 역할을 했다.</w:t>
+          <w:b/>
+          <w:sz w:val="21"/>
+        </w:rPr>
+        <w:t xml:space="preserve">⑧ 비교 기준 데이터</w:t>
+      </w:r>
+      <w:r>
+        <w:rPr>
+          <w:rFonts w:ascii="맑은 고딕" w:hAnsi="맑은 고딕" w:eastAsia="맑은 고딕"/>
+          <w:sz w:val="21"/>
+        </w:rPr>
+        <w:t xml:space="preserve"> — 되돌리기가 동작했는지 확인할 기준을 만들어 둔다. 실습에서는 </w:t>
+      </w:r>
+      <w:r>
+        <w:rPr>
+          <w:rFonts w:ascii="Consolas" w:hAnsi="Consolas" w:eastAsia="맑은 고딕"/>
+          <w:sz w:val="21"/>
+        </w:rPr>
+        <w:t xml:space="preserve">system.ss_base</w:t>
+      </w:r>
+      <w:r>
+        <w:rPr>
+          <w:rFonts w:ascii="맑은 고딕" w:hAnsi="맑은 고딕" w:eastAsia="맑은 고딕"/>
+          <w:sz w:val="21"/>
+        </w:rPr>
+        <w:t xml:space="preserve">가 그 역할을 했다.</w:t>
       </w:r>
     </w:p>
     <w:p>
@@ -1585,72 +4084,331 @@
       <w:r>
         <w:rPr>
           <w:rFonts w:ascii="맑은 고딕" w:hAnsi="맑은 고딕" w:eastAsia="맑은 고딕"/>
-          <w:sz w:val="21"/>
-        </w:rPr>
-        <w:t>**① 역할과 상태** — `SELECT database_role, open_mode, controlfile_type, flashback_on FROM v$database;` → `SNAPSHOT STANDBY / READ WRITE / CURRENT / RESTORE POINT ONLY`.</w:t>
+          <w:b/>
+          <w:sz w:val="21"/>
+        </w:rPr>
+        <w:t xml:space="preserve">① 역할과 상태</w:t>
+      </w:r>
+      <w:r>
+        <w:rPr>
+          <w:rFonts w:ascii="맑은 고딕" w:hAnsi="맑은 고딕" w:eastAsia="맑은 고딕"/>
+          <w:sz w:val="21"/>
+        </w:rPr>
+        <w:t xml:space="preserve"> — </w:t>
+      </w:r>
+      <w:r>
+        <w:rPr>
+          <w:rFonts w:ascii="Consolas" w:hAnsi="Consolas" w:eastAsia="맑은 고딕"/>
+          <w:sz w:val="21"/>
+        </w:rPr>
+        <w:t xml:space="preserve">SELECT database_role, open_mode, controlfile_type, flashback_on FROM v$database;</w:t>
+      </w:r>
+      <w:r>
+        <w:rPr>
+          <w:rFonts w:ascii="맑은 고딕" w:hAnsi="맑은 고딕" w:eastAsia="맑은 고딕"/>
+          <w:sz w:val="21"/>
+        </w:rPr>
+        <w:t xml:space="preserve"> → </w:t>
+      </w:r>
+      <w:r>
+        <w:rPr>
+          <w:rFonts w:ascii="Consolas" w:hAnsi="Consolas" w:eastAsia="맑은 고딕"/>
+          <w:sz w:val="21"/>
+        </w:rPr>
+        <w:t xml:space="preserve">SNAPSHOT STANDBY / READ WRITE / CURRENT / RESTORE POINT ONLY</w:t>
+      </w:r>
+      <w:r>
+        <w:rPr>
+          <w:rFonts w:ascii="맑은 고딕" w:hAnsi="맑은 고딕" w:eastAsia="맑은 고딕"/>
+          <w:sz w:val="21"/>
+        </w:rPr>
+        <w:t xml:space="preserve">.</w:t>
       </w:r>
     </w:p>
     <w:p>
       <w:r>
         <w:rPr>
-          <w:rFonts w:ascii="맑은 고딕" w:hAnsi="맑은 고딕" w:eastAsia="맑은 고딕"/>
-          <w:sz w:val="21"/>
-        </w:rPr>
-        <w:t>`MOUNTED`라면 아직 열지 않은 것이므로 `ALTER DATABASE OPEN`을 실행한다.</w:t>
+          <w:rFonts w:ascii="Consolas" w:hAnsi="Consolas" w:eastAsia="맑은 고딕"/>
+          <w:sz w:val="21"/>
+        </w:rPr>
+        <w:t xml:space="preserve">MOUNTED</w:t>
+      </w:r>
+      <w:r>
+        <w:rPr>
+          <w:rFonts w:ascii="맑은 고딕" w:hAnsi="맑은 고딕" w:eastAsia="맑은 고딕"/>
+          <w:sz w:val="21"/>
+        </w:rPr>
+        <w:t xml:space="preserve">라면 아직 열지 않은 것이므로 </w:t>
+      </w:r>
+      <w:r>
+        <w:rPr>
+          <w:rFonts w:ascii="Consolas" w:hAnsi="Consolas" w:eastAsia="맑은 고딕"/>
+          <w:sz w:val="21"/>
+        </w:rPr>
+        <w:t xml:space="preserve">ALTER DATABASE OPEN</w:t>
+      </w:r>
+      <w:r>
+        <w:rPr>
+          <w:rFonts w:ascii="맑은 고딕" w:hAnsi="맑은 고딕" w:eastAsia="맑은 고딕"/>
+          <w:sz w:val="21"/>
+        </w:rPr>
+        <w:t xml:space="preserve">을 실행한다.</w:t>
       </w:r>
     </w:p>
     <w:p>
       <w:r>
         <w:rPr>
           <w:rFonts w:ascii="맑은 고딕" w:hAnsi="맑은 고딕" w:eastAsia="맑은 고딕"/>
-          <w:sz w:val="21"/>
-        </w:rPr>
-        <w:t>**② 되돌아갈 자리가 있는지** — `SELECT name, scn, guarantee_flashback_database FROM v$restore_point;` → 1행이 나오고 보장이 `YES`여야 한다. 없다면 전환이 온전히 끝나지 않은 것이다.</w:t>
+          <w:b/>
+          <w:sz w:val="21"/>
+        </w:rPr>
+        <w:t xml:space="preserve">② 되돌아갈 자리가 있는지</w:t>
+      </w:r>
+      <w:r>
+        <w:rPr>
+          <w:rFonts w:ascii="맑은 고딕" w:hAnsi="맑은 고딕" w:eastAsia="맑은 고딕"/>
+          <w:sz w:val="21"/>
+        </w:rPr>
+        <w:t xml:space="preserve"> — </w:t>
+      </w:r>
+      <w:r>
+        <w:rPr>
+          <w:rFonts w:ascii="Consolas" w:hAnsi="Consolas" w:eastAsia="맑은 고딕"/>
+          <w:sz w:val="21"/>
+        </w:rPr>
+        <w:t xml:space="preserve">SELECT name, scn, guarantee_flashback_database FROM v$restore_point;</w:t>
+      </w:r>
+      <w:r>
+        <w:rPr>
+          <w:rFonts w:ascii="맑은 고딕" w:hAnsi="맑은 고딕" w:eastAsia="맑은 고딕"/>
+          <w:sz w:val="21"/>
+        </w:rPr>
+        <w:t xml:space="preserve"> → 1행이 나오고 보장이 </w:t>
+      </w:r>
+      <w:r>
+        <w:rPr>
+          <w:rFonts w:ascii="Consolas" w:hAnsi="Consolas" w:eastAsia="맑은 고딕"/>
+          <w:sz w:val="21"/>
+        </w:rPr>
+        <w:t xml:space="preserve">YES</w:t>
+      </w:r>
+      <w:r>
+        <w:rPr>
+          <w:rFonts w:ascii="맑은 고딕" w:hAnsi="맑은 고딕" w:eastAsia="맑은 고딕"/>
+          <w:sz w:val="21"/>
+        </w:rPr>
+        <w:t xml:space="preserve">여야 한다. 없다면 전환이 온전히 끝나지 않은 것이다.</w:t>
       </w:r>
     </w:p>
     <w:p>
       <w:r>
         <w:rPr>
           <w:rFonts w:ascii="맑은 고딕" w:hAnsi="맑은 고딕" w:eastAsia="맑은 고딕"/>
-          <w:sz w:val="21"/>
-        </w:rPr>
-        <w:t>**③ PDB가 열렸는지** — `SELECT name, open_mode FROM v$pdbs;` → 시험 대상 PDB가 `READ WRITE`여야 한다. `MOUNTED`면 `ALTER PLUGGABLE DATABASE ... OPEN`.</w:t>
+          <w:b/>
+          <w:sz w:val="21"/>
+        </w:rPr>
+        <w:t xml:space="preserve">③ PDB가 열렸는지</w:t>
+      </w:r>
+      <w:r>
+        <w:rPr>
+          <w:rFonts w:ascii="맑은 고딕" w:hAnsi="맑은 고딕" w:eastAsia="맑은 고딕"/>
+          <w:sz w:val="21"/>
+        </w:rPr>
+        <w:t xml:space="preserve"> — </w:t>
+      </w:r>
+      <w:r>
+        <w:rPr>
+          <w:rFonts w:ascii="Consolas" w:hAnsi="Consolas" w:eastAsia="맑은 고딕"/>
+          <w:sz w:val="21"/>
+        </w:rPr>
+        <w:t xml:space="preserve">SELECT name, open_mode FROM v$pdbs;</w:t>
+      </w:r>
+      <w:r>
+        <w:rPr>
+          <w:rFonts w:ascii="맑은 고딕" w:hAnsi="맑은 고딕" w:eastAsia="맑은 고딕"/>
+          <w:sz w:val="21"/>
+        </w:rPr>
+        <w:t xml:space="preserve"> → 시험 대상 PDB가 </w:t>
+      </w:r>
+      <w:r>
+        <w:rPr>
+          <w:rFonts w:ascii="Consolas" w:hAnsi="Consolas" w:eastAsia="맑은 고딕"/>
+          <w:sz w:val="21"/>
+        </w:rPr>
+        <w:t xml:space="preserve">READ WRITE</w:t>
+      </w:r>
+      <w:r>
+        <w:rPr>
+          <w:rFonts w:ascii="맑은 고딕" w:hAnsi="맑은 고딕" w:eastAsia="맑은 고딕"/>
+          <w:sz w:val="21"/>
+        </w:rPr>
+        <w:t xml:space="preserve">여야 한다. </w:t>
+      </w:r>
+      <w:r>
+        <w:rPr>
+          <w:rFonts w:ascii="Consolas" w:hAnsi="Consolas" w:eastAsia="맑은 고딕"/>
+          <w:sz w:val="21"/>
+        </w:rPr>
+        <w:t xml:space="preserve">MOUNTED</w:t>
+      </w:r>
+      <w:r>
+        <w:rPr>
+          <w:rFonts w:ascii="맑은 고딕" w:hAnsi="맑은 고딕" w:eastAsia="맑은 고딕"/>
+          <w:sz w:val="21"/>
+        </w:rPr>
+        <w:t xml:space="preserve">면 </w:t>
+      </w:r>
+      <w:r>
+        <w:rPr>
+          <w:rFonts w:ascii="Consolas" w:hAnsi="Consolas" w:eastAsia="맑은 고딕"/>
+          <w:sz w:val="21"/>
+        </w:rPr>
+        <w:t xml:space="preserve">ALTER PLUGGABLE DATABASE ... OPEN</w:t>
+      </w:r>
+      <w:r>
+        <w:rPr>
+          <w:rFonts w:ascii="맑은 고딕" w:hAnsi="맑은 고딕" w:eastAsia="맑은 고딕"/>
+          <w:sz w:val="21"/>
+        </w:rPr>
+        <w:t xml:space="preserve">.</w:t>
       </w:r>
     </w:p>
     <w:p>
       <w:r>
         <w:rPr>
           <w:rFonts w:ascii="맑은 고딕" w:hAnsi="맑은 고딕" w:eastAsia="맑은 고딕"/>
-          <w:sz w:val="21"/>
-        </w:rPr>
-        <w:t>**④ 실제로 쓰이는지** — 작은 테이블을 하나 만들고 넣고 커밋해 본다. 뷰 조회로는 놓치는 문제가 있을 수 있으므로 실제 쓰기로 확인한다.</w:t>
+          <w:b/>
+          <w:sz w:val="21"/>
+        </w:rPr>
+        <w:t xml:space="preserve">④ 실제로 쓰이는지</w:t>
+      </w:r>
+      <w:r>
+        <w:rPr>
+          <w:rFonts w:ascii="맑은 고딕" w:hAnsi="맑은 고딕" w:eastAsia="맑은 고딕"/>
+          <w:sz w:val="21"/>
+        </w:rPr>
+        <w:t xml:space="preserve"> — 작은 테이블을 하나 만들고 넣고 커밋해 본다. 뷰 조회로는 놓치는 문제가 있을 수 있으므로 실제 쓰기로 확인한다.</w:t>
       </w:r>
     </w:p>
     <w:p>
       <w:r>
         <w:rPr>
           <w:rFonts w:ascii="맑은 고딕" w:hAnsi="맑은 고딕" w:eastAsia="맑은 고딕"/>
-          <w:sz w:val="21"/>
-        </w:rPr>
-        <w:t>**⑤ 적용이 멈췄는지** — `V$ARCHIVE_DEST_STATUS`의 `RECOVERY_MODE`가 `IDLE`, `V$MANAGED_STANDBY`에 MRP0이 없어야 한다. 정상이다.</w:t>
+          <w:b/>
+          <w:sz w:val="21"/>
+        </w:rPr>
+        <w:t xml:space="preserve">⑤ 적용이 멈췄는지</w:t>
+      </w:r>
+      <w:r>
+        <w:rPr>
+          <w:rFonts w:ascii="맑은 고딕" w:hAnsi="맑은 고딕" w:eastAsia="맑은 고딕"/>
+          <w:sz w:val="21"/>
+        </w:rPr>
+        <w:t xml:space="preserve"> — </w:t>
+      </w:r>
+      <w:r>
+        <w:rPr>
+          <w:rFonts w:ascii="Consolas" w:hAnsi="Consolas" w:eastAsia="맑은 고딕"/>
+          <w:sz w:val="21"/>
+        </w:rPr>
+        <w:t xml:space="preserve">V$ARCHIVE_DEST_STATUS</w:t>
+      </w:r>
+      <w:r>
+        <w:rPr>
+          <w:rFonts w:ascii="맑은 고딕" w:hAnsi="맑은 고딕" w:eastAsia="맑은 고딕"/>
+          <w:sz w:val="21"/>
+        </w:rPr>
+        <w:t xml:space="preserve">의 </w:t>
+      </w:r>
+      <w:r>
+        <w:rPr>
+          <w:rFonts w:ascii="Consolas" w:hAnsi="Consolas" w:eastAsia="맑은 고딕"/>
+          <w:sz w:val="21"/>
+        </w:rPr>
+        <w:t xml:space="preserve">RECOVERY_MODE</w:t>
+      </w:r>
+      <w:r>
+        <w:rPr>
+          <w:rFonts w:ascii="맑은 고딕" w:hAnsi="맑은 고딕" w:eastAsia="맑은 고딕"/>
+          <w:sz w:val="21"/>
+        </w:rPr>
+        <w:t xml:space="preserve">가 </w:t>
+      </w:r>
+      <w:r>
+        <w:rPr>
+          <w:rFonts w:ascii="Consolas" w:hAnsi="Consolas" w:eastAsia="맑은 고딕"/>
+          <w:sz w:val="21"/>
+        </w:rPr>
+        <w:t xml:space="preserve">IDLE</w:t>
+      </w:r>
+      <w:r>
+        <w:rPr>
+          <w:rFonts w:ascii="맑은 고딕" w:hAnsi="맑은 고딕" w:eastAsia="맑은 고딕"/>
+          <w:sz w:val="21"/>
+        </w:rPr>
+        <w:t xml:space="preserve">, </w:t>
+      </w:r>
+      <w:r>
+        <w:rPr>
+          <w:rFonts w:ascii="Consolas" w:hAnsi="Consolas" w:eastAsia="맑은 고딕"/>
+          <w:sz w:val="21"/>
+        </w:rPr>
+        <w:t xml:space="preserve">V$MANAGED_STANDBY</w:t>
+      </w:r>
+      <w:r>
+        <w:rPr>
+          <w:rFonts w:ascii="맑은 고딕" w:hAnsi="맑은 고딕" w:eastAsia="맑은 고딕"/>
+          <w:sz w:val="21"/>
+        </w:rPr>
+        <w:t xml:space="preserve">에 MRP0이 없어야 한다. 정상이다.</w:t>
       </w:r>
     </w:p>
     <w:p>
       <w:r>
         <w:rPr>
           <w:rFonts w:ascii="맑은 고딕" w:hAnsi="맑은 고딕" w:eastAsia="맑은 고딕"/>
-          <w:sz w:val="21"/>
-        </w:rPr>
-        <w:t>**⑥ 수신은 계속되는지** — RFS가 살아 있고 `transport lag`이 0이어야 한다. 이것이 끊기면 복귀 후 따라잡을 수 없다.</w:t>
+          <w:b/>
+          <w:sz w:val="21"/>
+        </w:rPr>
+        <w:t xml:space="preserve">⑥ 수신은 계속되는지</w:t>
+      </w:r>
+      <w:r>
+        <w:rPr>
+          <w:rFonts w:ascii="맑은 고딕" w:hAnsi="맑은 고딕" w:eastAsia="맑은 고딕"/>
+          <w:sz w:val="21"/>
+        </w:rPr>
+        <w:t xml:space="preserve"> — RFS가 살아 있고 </w:t>
+      </w:r>
+      <w:r>
+        <w:rPr>
+          <w:rFonts w:ascii="Consolas" w:hAnsi="Consolas" w:eastAsia="맑은 고딕"/>
+          <w:sz w:val="21"/>
+        </w:rPr>
+        <w:t xml:space="preserve">transport lag</w:t>
+      </w:r>
+      <w:r>
+        <w:rPr>
+          <w:rFonts w:ascii="맑은 고딕" w:hAnsi="맑은 고딕" w:eastAsia="맑은 고딕"/>
+          <w:sz w:val="21"/>
+        </w:rPr>
+        <w:t xml:space="preserve">이 0이어야 한다. 이것이 끊기면 복귀 후 따라잡을 수 없다.</w:t>
       </w:r>
     </w:p>
     <w:p>
       <w:r>
         <w:rPr>
           <w:rFonts w:ascii="맑은 고딕" w:hAnsi="맑은 고딕" w:eastAsia="맑은 고딕"/>
-          <w:sz w:val="21"/>
-        </w:rPr>
-        <w:t>**⑦ FRA 기준값 기록** — 시험 중 얼마나 늘어나는지 비교할 출발점을 남긴다.</w:t>
+          <w:b/>
+          <w:sz w:val="21"/>
+        </w:rPr>
+        <w:t xml:space="preserve">⑦ FRA 기준값 기록</w:t>
+      </w:r>
+      <w:r>
+        <w:rPr>
+          <w:rFonts w:ascii="맑은 고딕" w:hAnsi="맑은 고딕" w:eastAsia="맑은 고딕"/>
+          <w:sz w:val="21"/>
+        </w:rPr>
+        <w:t xml:space="preserve"> — 시험 중 얼마나 늘어나는지 비교할 출발점을 남긴다.</w:t>
       </w:r>
     </w:p>
     <w:p>
@@ -1685,63 +4443,132 @@
       <w:r>
         <w:rPr>
           <w:rFonts w:ascii="맑은 고딕" w:hAnsi="맑은 고딕" w:eastAsia="맑은 고딕"/>
-          <w:sz w:val="21"/>
-        </w:rPr>
-        <w:t>**감시할 값**</w:t>
+          <w:b/>
+          <w:sz w:val="21"/>
+        </w:rPr>
+        <w:t xml:space="preserve">감시할 값</w:t>
       </w:r>
     </w:p>
     <w:p>
       <w:r>
         <w:rPr>
-          <w:rFonts w:ascii="맑은 고딕" w:hAnsi="맑은 고딕" w:eastAsia="맑은 고딕"/>
-          <w:sz w:val="21"/>
-        </w:rPr>
-        <w:t>`SELECT file_type, percent_space_used, number_of_files FROM v$flash_recovery_area_usage WHERE percent_space_used &gt; 0;`</w:t>
+          <w:rFonts w:ascii="Consolas" w:hAnsi="Consolas" w:eastAsia="맑은 고딕"/>
+          <w:sz w:val="21"/>
+        </w:rPr>
+        <w:t xml:space="preserve">SELECT file_type, percent_space_used, number_of_files FROM v$flash_recovery_area_usage WHERE percent_space_used &gt; 0;</w:t>
       </w:r>
     </w:p>
     <w:p>
       <w:r>
         <w:rPr>
-          <w:rFonts w:ascii="맑은 고딕" w:hAnsi="맑은 고딕" w:eastAsia="맑은 고딕"/>
-          <w:sz w:val="21"/>
-        </w:rPr>
-        <w:t>`SELECT space_limit/1024/1024 lim, space_used/1024/1024 used FROM v$recovery_file_dest;`</w:t>
+          <w:rFonts w:ascii="Consolas" w:hAnsi="Consolas" w:eastAsia="맑은 고딕"/>
+          <w:sz w:val="21"/>
+        </w:rPr>
+        <w:t xml:space="preserve">SELECT space_limit/1024/1024 lim, space_used/1024/1024 used FROM v$recovery_file_dest;</w:t>
       </w:r>
     </w:p>
     <w:p>
       <w:r>
         <w:rPr>
-          <w:rFonts w:ascii="맑은 고딕" w:hAnsi="맑은 고딕" w:eastAsia="맑은 고딕"/>
-          <w:sz w:val="21"/>
-        </w:rPr>
-        <w:t>**`FLASHBACK LOG` 항목이 핵심**이다. 전환 전에는 없던 유형이며 전환 후 생긴다.</w:t>
+          <w:rFonts w:ascii="Consolas" w:hAnsi="Consolas" w:eastAsia="맑은 고딕"/>
+          <w:b/>
+          <w:sz w:val="21"/>
+        </w:rPr>
+        <w:t xml:space="preserve">FLASHBACK LOG</w:t>
+      </w:r>
+      <w:r>
+        <w:rPr>
+          <w:rFonts w:ascii="맑은 고딕" w:hAnsi="맑은 고딕" w:eastAsia="맑은 고딕"/>
+          <w:b/>
+          <w:sz w:val="21"/>
+        </w:rPr>
+        <w:t xml:space="preserve"> 항목이 핵심</w:t>
+      </w:r>
+      <w:r>
+        <w:rPr>
+          <w:rFonts w:ascii="맑은 고딕" w:hAnsi="맑은 고딕" w:eastAsia="맑은 고딕"/>
+          <w:sz w:val="21"/>
+        </w:rPr>
+        <w:t xml:space="preserve">이다. 전환 전에는 없던 유형이며 전환 후 생긴다.</w:t>
       </w:r>
     </w:p>
     <w:p>
       <w:r>
         <w:rPr>
           <w:rFonts w:ascii="맑은 고딕" w:hAnsi="맑은 고딕" w:eastAsia="맑은 고딕"/>
-          <w:sz w:val="21"/>
-        </w:rPr>
-        <w:t>**감시하지 말아야 할 값** — `V$RESTORE_POINT`의 `STORAGE_SIZE`다. 실측에서 144,766행짜리 테이블을 만든 뒤에도 200MB 그대로였다. 이 값은 "지금까지 쓴 양"이 아니라 확보된 크기에 가까우므로 감시 지표로 쓰면 위험을 놓친다.</w:t>
+          <w:b/>
+          <w:sz w:val="21"/>
+        </w:rPr>
+        <w:t xml:space="preserve">감시하지 말아야 할 값</w:t>
+      </w:r>
+      <w:r>
+        <w:rPr>
+          <w:rFonts w:ascii="맑은 고딕" w:hAnsi="맑은 고딕" w:eastAsia="맑은 고딕"/>
+          <w:sz w:val="21"/>
+        </w:rPr>
+        <w:t xml:space="preserve"> — </w:t>
+      </w:r>
+      <w:r>
+        <w:rPr>
+          <w:rFonts w:ascii="Consolas" w:hAnsi="Consolas" w:eastAsia="맑은 고딕"/>
+          <w:sz w:val="21"/>
+        </w:rPr>
+        <w:t xml:space="preserve">V$RESTORE_POINT</w:t>
+      </w:r>
+      <w:r>
+        <w:rPr>
+          <w:rFonts w:ascii="맑은 고딕" w:hAnsi="맑은 고딕" w:eastAsia="맑은 고딕"/>
+          <w:sz w:val="21"/>
+        </w:rPr>
+        <w:t xml:space="preserve">의 </w:t>
+      </w:r>
+      <w:r>
+        <w:rPr>
+          <w:rFonts w:ascii="Consolas" w:hAnsi="Consolas" w:eastAsia="맑은 고딕"/>
+          <w:sz w:val="21"/>
+        </w:rPr>
+        <w:t xml:space="preserve">STORAGE_SIZE</w:t>
+      </w:r>
+      <w:r>
+        <w:rPr>
+          <w:rFonts w:ascii="맑은 고딕" w:hAnsi="맑은 고딕" w:eastAsia="맑은 고딕"/>
+          <w:sz w:val="21"/>
+        </w:rPr>
+        <w:t xml:space="preserve">다. 실측에서 144,766행짜리 테이블을 만든 뒤에도 200MB 그대로였다. 이 값은 "지금까지 쓴 양"이 아니라 확보된 크기에 가까우므로 감시 지표로 쓰면 위험을 놓친다.</w:t>
       </w:r>
     </w:p>
     <w:p>
       <w:r>
         <w:rPr>
           <w:rFonts w:ascii="맑은 고딕" w:hAnsi="맑은 고딕" w:eastAsia="맑은 고딕"/>
-          <w:sz w:val="21"/>
-        </w:rPr>
-        <w:t>**주기** — 시험의 성격에 따라 다르다. 대량 갱신이 진행 중이라면 몇 분 간격, 가벼운 검증이라면 시간 단위로 충분하다.</w:t>
+          <w:b/>
+          <w:sz w:val="21"/>
+        </w:rPr>
+        <w:t xml:space="preserve">주기</w:t>
+      </w:r>
+      <w:r>
+        <w:rPr>
+          <w:rFonts w:ascii="맑은 고딕" w:hAnsi="맑은 고딕" w:eastAsia="맑은 고딕"/>
+          <w:sz w:val="21"/>
+        </w:rPr>
+        <w:t xml:space="preserve"> — 시험의 성격에 따라 다르다. 대량 갱신이 진행 중이라면 몇 분 간격, 가벼운 검증이라면 시간 단위로 충분하다.</w:t>
       </w:r>
     </w:p>
     <w:p>
       <w:r>
         <w:rPr>
           <w:rFonts w:ascii="맑은 고딕" w:hAnsi="맑은 고딕" w:eastAsia="맑은 고딕"/>
-          <w:sz w:val="21"/>
-        </w:rPr>
-        <w:t>**중단 기준** — 다음 중 하나에 걸리면 시험을 멈추고 되돌린다.</w:t>
+          <w:b/>
+          <w:sz w:val="21"/>
+        </w:rPr>
+        <w:t xml:space="preserve">중단 기준</w:t>
+      </w:r>
+      <w:r>
+        <w:rPr>
+          <w:rFonts w:ascii="맑은 고딕" w:hAnsi="맑은 고딕" w:eastAsia="맑은 고딕"/>
+          <w:sz w:val="21"/>
+        </w:rPr>
+        <w:t xml:space="preserve"> — 다음 중 하나에 걸리면 시험을 멈추고 되돌린다.</w:t>
       </w:r>
     </w:p>
     <w:p>
@@ -1750,7 +4577,36 @@
           <w:rFonts w:ascii="맑은 고딕" w:hAnsi="맑은 고딕" w:eastAsia="맑은 고딕"/>
           <w:sz w:val="21"/>
         </w:rPr>
-        <w:t>· `space_used / space_limit`가 **80%를 넘을 때.** 여유를 두는 이유는 아카이브 로그도 계속 쌓이기 때문이다.</w:t>
+        <w:t xml:space="preserve">· </w:t>
+      </w:r>
+      <w:r>
+        <w:rPr>
+          <w:rFonts w:ascii="Consolas" w:hAnsi="Consolas" w:eastAsia="맑은 고딕"/>
+          <w:sz w:val="21"/>
+        </w:rPr>
+        <w:t xml:space="preserve">space_used / space_limit</w:t>
+      </w:r>
+      <w:r>
+        <w:rPr>
+          <w:rFonts w:ascii="맑은 고딕" w:hAnsi="맑은 고딕" w:eastAsia="맑은 고딕"/>
+          <w:sz w:val="21"/>
+        </w:rPr>
+        <w:t xml:space="preserve">가 </w:t>
+      </w:r>
+      <w:r>
+        <w:rPr>
+          <w:rFonts w:ascii="맑은 고딕" w:hAnsi="맑은 고딕" w:eastAsia="맑은 고딕"/>
+          <w:b/>
+          <w:sz w:val="21"/>
+        </w:rPr>
+        <w:t xml:space="preserve">80%를 넘을 때.</w:t>
+      </w:r>
+      <w:r>
+        <w:rPr>
+          <w:rFonts w:ascii="맑은 고딕" w:hAnsi="맑은 고딕" w:eastAsia="맑은 고딕"/>
+          <w:sz w:val="21"/>
+        </w:rPr>
+        <w:t xml:space="preserve"> 여유를 두는 이유는 아카이브 로그도 계속 쌓이기 때문이다.</w:t>
       </w:r>
     </w:p>
     <w:p>
@@ -1759,7 +4615,35 @@
           <w:rFonts w:ascii="맑은 고딕" w:hAnsi="맑은 고딕" w:eastAsia="맑은 고딕"/>
           <w:sz w:val="21"/>
         </w:rPr>
-        <w:t>· `FLASHBACK LOG`의 `percent_space_used`가 계획한 상한을 넘을 때.</w:t>
+        <w:t xml:space="preserve">· </w:t>
+      </w:r>
+      <w:r>
+        <w:rPr>
+          <w:rFonts w:ascii="Consolas" w:hAnsi="Consolas" w:eastAsia="맑은 고딕"/>
+          <w:sz w:val="21"/>
+        </w:rPr>
+        <w:t xml:space="preserve">FLASHBACK LOG</w:t>
+      </w:r>
+      <w:r>
+        <w:rPr>
+          <w:rFonts w:ascii="맑은 고딕" w:hAnsi="맑은 고딕" w:eastAsia="맑은 고딕"/>
+          <w:sz w:val="21"/>
+        </w:rPr>
+        <w:t xml:space="preserve">의 </w:t>
+      </w:r>
+      <w:r>
+        <w:rPr>
+          <w:rFonts w:ascii="Consolas" w:hAnsi="Consolas" w:eastAsia="맑은 고딕"/>
+          <w:sz w:val="21"/>
+        </w:rPr>
+        <w:t xml:space="preserve">percent_space_used</w:t>
+      </w:r>
+      <w:r>
+        <w:rPr>
+          <w:rFonts w:ascii="맑은 고딕" w:hAnsi="맑은 고딕" w:eastAsia="맑은 고딕"/>
+          <w:sz w:val="21"/>
+        </w:rPr>
+        <w:t xml:space="preserve">가 계획한 상한을 넘을 때.</w:t>
       </w:r>
     </w:p>
     <w:p>
@@ -1775,9 +4659,31 @@
       <w:r>
         <w:rPr>
           <w:rFonts w:ascii="맑은 고딕" w:hAnsi="맑은 고딕" w:eastAsia="맑은 고딕"/>
-          <w:sz w:val="21"/>
-        </w:rPr>
-        <w:t>**중단 절차** — 되돌리기 전에 결과를 밖으로 뺀다(추가-14). 그다음 `CONVERT TO PHYSICAL STANDBY`로 되돌리면 플래시백 로그가 회수된다. 실습에서 400MB가 돌아왔다.</w:t>
+          <w:b/>
+          <w:sz w:val="21"/>
+        </w:rPr>
+        <w:t xml:space="preserve">중단 절차</w:t>
+      </w:r>
+      <w:r>
+        <w:rPr>
+          <w:rFonts w:ascii="맑은 고딕" w:hAnsi="맑은 고딕" w:eastAsia="맑은 고딕"/>
+          <w:sz w:val="21"/>
+        </w:rPr>
+        <w:t xml:space="preserve"> — 되돌리기 전에 결과를 밖으로 뺀다(추가-14). 그다음 </w:t>
+      </w:r>
+      <w:r>
+        <w:rPr>
+          <w:rFonts w:ascii="Consolas" w:hAnsi="Consolas" w:eastAsia="맑은 고딕"/>
+          <w:sz w:val="21"/>
+        </w:rPr>
+        <w:t xml:space="preserve">CONVERT TO PHYSICAL STANDBY</w:t>
+      </w:r>
+      <w:r>
+        <w:rPr>
+          <w:rFonts w:ascii="맑은 고딕" w:hAnsi="맑은 고딕" w:eastAsia="맑은 고딕"/>
+          <w:sz w:val="21"/>
+        </w:rPr>
+        <w:t xml:space="preserve">로 되돌리면 플래시백 로그가 회수된다. 실습에서 400MB가 돌아왔다.</w:t>
       </w:r>
     </w:p>
     <w:p>
@@ -1812,72 +4718,464 @@
       <w:r>
         <w:rPr>
           <w:rFonts w:ascii="맑은 고딕" w:hAnsi="맑은 고딕" w:eastAsia="맑은 고딕"/>
-          <w:sz w:val="21"/>
-        </w:rPr>
-        <w:t>**① 결과 확보** — 되돌리면 사라진다. 남길 것을 먼저 뺀다. **건너뛰면** 시험 결과를 전부 잃는다.</w:t>
+          <w:b/>
+          <w:sz w:val="21"/>
+        </w:rPr>
+        <w:t xml:space="preserve">① 결과 확보</w:t>
+      </w:r>
+      <w:r>
+        <w:rPr>
+          <w:rFonts w:ascii="맑은 고딕" w:hAnsi="맑은 고딕" w:eastAsia="맑은 고딕"/>
+          <w:sz w:val="21"/>
+        </w:rPr>
+        <w:t xml:space="preserve"> — 되돌리면 사라진다. 남길 것을 먼저 뺀다. </w:t>
+      </w:r>
+      <w:r>
+        <w:rPr>
+          <w:rFonts w:ascii="맑은 고딕" w:hAnsi="맑은 고딕" w:eastAsia="맑은 고딕"/>
+          <w:b/>
+          <w:sz w:val="21"/>
+        </w:rPr>
+        <w:t xml:space="preserve">건너뛰면</w:t>
+      </w:r>
+      <w:r>
+        <w:rPr>
+          <w:rFonts w:ascii="맑은 고딕" w:hAnsi="맑은 고딕" w:eastAsia="맑은 고딕"/>
+          <w:sz w:val="21"/>
+        </w:rPr>
+        <w:t xml:space="preserve"> 시험 결과를 전부 잃는다.</w:t>
       </w:r>
     </w:p>
     <w:p>
       <w:r>
         <w:rPr>
           <w:rFonts w:ascii="맑은 고딕" w:hAnsi="맑은 고딕" w:eastAsia="맑은 고딕"/>
-          <w:sz w:val="21"/>
-        </w:rPr>
-        <w:t>**② `SHUTDOWN IMMEDIATE` → `STARTUP MOUNT`** — 데이터 파일을 되감으려면 아무도 쓰고 있지 않아야 한다. **확인** — `Database closed.`부터 시작하면 열려 있었다는 뜻이다. **건너뛰면** 되돌리기가 실패한다.</w:t>
+          <w:b/>
+          <w:sz w:val="21"/>
+        </w:rPr>
+        <w:t xml:space="preserve">② </w:t>
+      </w:r>
+      <w:r>
+        <w:rPr>
+          <w:rFonts w:ascii="Consolas" w:hAnsi="Consolas" w:eastAsia="맑은 고딕"/>
+          <w:b/>
+          <w:sz w:val="21"/>
+        </w:rPr>
+        <w:t xml:space="preserve">SHUTDOWN IMMEDIATE</w:t>
+      </w:r>
+      <w:r>
+        <w:rPr>
+          <w:rFonts w:ascii="맑은 고딕" w:hAnsi="맑은 고딕" w:eastAsia="맑은 고딕"/>
+          <w:b/>
+          <w:sz w:val="21"/>
+        </w:rPr>
+        <w:t xml:space="preserve"> → </w:t>
+      </w:r>
+      <w:r>
+        <w:rPr>
+          <w:rFonts w:ascii="Consolas" w:hAnsi="Consolas" w:eastAsia="맑은 고딕"/>
+          <w:b/>
+          <w:sz w:val="21"/>
+        </w:rPr>
+        <w:t xml:space="preserve">STARTUP MOUNT</w:t>
+      </w:r>
+      <w:r>
+        <w:rPr>
+          <w:rFonts w:ascii="맑은 고딕" w:hAnsi="맑은 고딕" w:eastAsia="맑은 고딕"/>
+          <w:sz w:val="21"/>
+        </w:rPr>
+        <w:t xml:space="preserve"> — 데이터 파일을 되감으려면 아무도 쓰고 있지 않아야 한다. </w:t>
+      </w:r>
+      <w:r>
+        <w:rPr>
+          <w:rFonts w:ascii="맑은 고딕" w:hAnsi="맑은 고딕" w:eastAsia="맑은 고딕"/>
+          <w:b/>
+          <w:sz w:val="21"/>
+        </w:rPr>
+        <w:t xml:space="preserve">확인</w:t>
+      </w:r>
+      <w:r>
+        <w:rPr>
+          <w:rFonts w:ascii="맑은 고딕" w:hAnsi="맑은 고딕" w:eastAsia="맑은 고딕"/>
+          <w:sz w:val="21"/>
+        </w:rPr>
+        <w:t xml:space="preserve"> — </w:t>
+      </w:r>
+      <w:r>
+        <w:rPr>
+          <w:rFonts w:ascii="Consolas" w:hAnsi="Consolas" w:eastAsia="맑은 고딕"/>
+          <w:sz w:val="21"/>
+        </w:rPr>
+        <w:t xml:space="preserve">Database closed.</w:t>
+      </w:r>
+      <w:r>
+        <w:rPr>
+          <w:rFonts w:ascii="맑은 고딕" w:hAnsi="맑은 고딕" w:eastAsia="맑은 고딕"/>
+          <w:sz w:val="21"/>
+        </w:rPr>
+        <w:t xml:space="preserve">부터 시작하면 열려 있었다는 뜻이다. </w:t>
+      </w:r>
+      <w:r>
+        <w:rPr>
+          <w:rFonts w:ascii="맑은 고딕" w:hAnsi="맑은 고딕" w:eastAsia="맑은 고딕"/>
+          <w:b/>
+          <w:sz w:val="21"/>
+        </w:rPr>
+        <w:t xml:space="preserve">건너뛰면</w:t>
+      </w:r>
+      <w:r>
+        <w:rPr>
+          <w:rFonts w:ascii="맑은 고딕" w:hAnsi="맑은 고딕" w:eastAsia="맑은 고딕"/>
+          <w:sz w:val="21"/>
+        </w:rPr>
+        <w:t xml:space="preserve"> 되돌리기가 실패한다.</w:t>
       </w:r>
     </w:p>
     <w:p>
       <w:r>
         <w:rPr>
           <w:rFonts w:ascii="맑은 고딕" w:hAnsi="맑은 고딕" w:eastAsia="맑은 고딕"/>
-          <w:sz w:val="21"/>
-        </w:rPr>
-        <w:t>**③ `ALTER DATABASE CONVERT TO PHYSICAL STANDBY`** — **확인** — `PHYSICAL STANDBY / STANDBY / NO`, `V$RESTORE_POINT` 0행. **건너뛸 수 없다.**</w:t>
+          <w:b/>
+          <w:sz w:val="21"/>
+        </w:rPr>
+        <w:t xml:space="preserve">③ </w:t>
+      </w:r>
+      <w:r>
+        <w:rPr>
+          <w:rFonts w:ascii="Consolas" w:hAnsi="Consolas" w:eastAsia="맑은 고딕"/>
+          <w:b/>
+          <w:sz w:val="21"/>
+        </w:rPr>
+        <w:t xml:space="preserve">ALTER DATABASE CONVERT TO PHYSICAL STANDBY</w:t>
+      </w:r>
+      <w:r>
+        <w:rPr>
+          <w:rFonts w:ascii="맑은 고딕" w:hAnsi="맑은 고딕" w:eastAsia="맑은 고딕"/>
+          <w:sz w:val="21"/>
+        </w:rPr>
+        <w:t xml:space="preserve"> — </w:t>
+      </w:r>
+      <w:r>
+        <w:rPr>
+          <w:rFonts w:ascii="맑은 고딕" w:hAnsi="맑은 고딕" w:eastAsia="맑은 고딕"/>
+          <w:b/>
+          <w:sz w:val="21"/>
+        </w:rPr>
+        <w:t xml:space="preserve">확인</w:t>
+      </w:r>
+      <w:r>
+        <w:rPr>
+          <w:rFonts w:ascii="맑은 고딕" w:hAnsi="맑은 고딕" w:eastAsia="맑은 고딕"/>
+          <w:sz w:val="21"/>
+        </w:rPr>
+        <w:t xml:space="preserve"> — </w:t>
+      </w:r>
+      <w:r>
+        <w:rPr>
+          <w:rFonts w:ascii="Consolas" w:hAnsi="Consolas" w:eastAsia="맑은 고딕"/>
+          <w:sz w:val="21"/>
+        </w:rPr>
+        <w:t xml:space="preserve">PHYSICAL STANDBY / STANDBY / NO</w:t>
+      </w:r>
+      <w:r>
+        <w:rPr>
+          <w:rFonts w:ascii="맑은 고딕" w:hAnsi="맑은 고딕" w:eastAsia="맑은 고딕"/>
+          <w:sz w:val="21"/>
+        </w:rPr>
+        <w:t xml:space="preserve">, </w:t>
+      </w:r>
+      <w:r>
+        <w:rPr>
+          <w:rFonts w:ascii="Consolas" w:hAnsi="Consolas" w:eastAsia="맑은 고딕"/>
+          <w:sz w:val="21"/>
+        </w:rPr>
+        <w:t xml:space="preserve">V$RESTORE_POINT</w:t>
+      </w:r>
+      <w:r>
+        <w:rPr>
+          <w:rFonts w:ascii="맑은 고딕" w:hAnsi="맑은 고딕" w:eastAsia="맑은 고딕"/>
+          <w:sz w:val="21"/>
+        </w:rPr>
+        <w:t xml:space="preserve"> 0행. </w:t>
+      </w:r>
+      <w:r>
+        <w:rPr>
+          <w:rFonts w:ascii="맑은 고딕" w:hAnsi="맑은 고딕" w:eastAsia="맑은 고딕"/>
+          <w:b/>
+          <w:sz w:val="21"/>
+        </w:rPr>
+        <w:t xml:space="preserve">건너뛸 수 없다.</w:t>
       </w:r>
     </w:p>
     <w:p>
       <w:r>
         <w:rPr>
           <w:rFonts w:ascii="맑은 고딕" w:hAnsi="맑은 고딕" w:eastAsia="맑은 고딕"/>
-          <w:sz w:val="21"/>
-        </w:rPr>
-        <w:t>**④ `SHUTDOWN IMMEDIATE` → `STARTUP MOUNT`** — 컨트롤 파일 유형이 바뀌었으므로 한 번 더 내렸다 올린다. 이때 `ORA-01109`가 나오지만 `MOUNTED`였으므로 정상이다.</w:t>
+          <w:b/>
+          <w:sz w:val="21"/>
+        </w:rPr>
+        <w:t xml:space="preserve">④ </w:t>
+      </w:r>
+      <w:r>
+        <w:rPr>
+          <w:rFonts w:ascii="Consolas" w:hAnsi="Consolas" w:eastAsia="맑은 고딕"/>
+          <w:b/>
+          <w:sz w:val="21"/>
+        </w:rPr>
+        <w:t xml:space="preserve">SHUTDOWN IMMEDIATE</w:t>
+      </w:r>
+      <w:r>
+        <w:rPr>
+          <w:rFonts w:ascii="맑은 고딕" w:hAnsi="맑은 고딕" w:eastAsia="맑은 고딕"/>
+          <w:b/>
+          <w:sz w:val="21"/>
+        </w:rPr>
+        <w:t xml:space="preserve"> → </w:t>
+      </w:r>
+      <w:r>
+        <w:rPr>
+          <w:rFonts w:ascii="Consolas" w:hAnsi="Consolas" w:eastAsia="맑은 고딕"/>
+          <w:b/>
+          <w:sz w:val="21"/>
+        </w:rPr>
+        <w:t xml:space="preserve">STARTUP MOUNT</w:t>
+      </w:r>
+      <w:r>
+        <w:rPr>
+          <w:rFonts w:ascii="맑은 고딕" w:hAnsi="맑은 고딕" w:eastAsia="맑은 고딕"/>
+          <w:sz w:val="21"/>
+        </w:rPr>
+        <w:t xml:space="preserve"> — 컨트롤 파일 유형이 바뀌었으므로 한 번 더 내렸다 올린다. 이때 </w:t>
+      </w:r>
+      <w:r>
+        <w:rPr>
+          <w:rFonts w:ascii="Consolas" w:hAnsi="Consolas" w:eastAsia="맑은 고딕"/>
+          <w:sz w:val="21"/>
+        </w:rPr>
+        <w:t xml:space="preserve">ORA-01109</w:t>
+      </w:r>
+      <w:r>
+        <w:rPr>
+          <w:rFonts w:ascii="맑은 고딕" w:hAnsi="맑은 고딕" w:eastAsia="맑은 고딕"/>
+          <w:sz w:val="21"/>
+        </w:rPr>
+        <w:t xml:space="preserve">가 나오지만 </w:t>
+      </w:r>
+      <w:r>
+        <w:rPr>
+          <w:rFonts w:ascii="Consolas" w:hAnsi="Consolas" w:eastAsia="맑은 고딕"/>
+          <w:sz w:val="21"/>
+        </w:rPr>
+        <w:t xml:space="preserve">MOUNTED</w:t>
+      </w:r>
+      <w:r>
+        <w:rPr>
+          <w:rFonts w:ascii="맑은 고딕" w:hAnsi="맑은 고딕" w:eastAsia="맑은 고딕"/>
+          <w:sz w:val="21"/>
+        </w:rPr>
+        <w:t xml:space="preserve">였으므로 정상이다.</w:t>
       </w:r>
     </w:p>
     <w:p>
       <w:r>
         <w:rPr>
           <w:rFonts w:ascii="맑은 고딕" w:hAnsi="맑은 고딕" w:eastAsia="맑은 고딕"/>
-          <w:sz w:val="21"/>
-        </w:rPr>
-        <w:t>**⑤ `ALTER DATABASE OPEN READ ONLY`** — 먼저 연다. **건너뛰면** ADG 조회가 안 된다. **순서를 어기면** ORA-10456.</w:t>
+          <w:b/>
+          <w:sz w:val="21"/>
+        </w:rPr>
+        <w:t xml:space="preserve">⑤ </w:t>
+      </w:r>
+      <w:r>
+        <w:rPr>
+          <w:rFonts w:ascii="Consolas" w:hAnsi="Consolas" w:eastAsia="맑은 고딕"/>
+          <w:b/>
+          <w:sz w:val="21"/>
+        </w:rPr>
+        <w:t xml:space="preserve">ALTER DATABASE OPEN READ ONLY</w:t>
+      </w:r>
+      <w:r>
+        <w:rPr>
+          <w:rFonts w:ascii="맑은 고딕" w:hAnsi="맑은 고딕" w:eastAsia="맑은 고딕"/>
+          <w:sz w:val="21"/>
+        </w:rPr>
+        <w:t xml:space="preserve"> — 먼저 연다. </w:t>
+      </w:r>
+      <w:r>
+        <w:rPr>
+          <w:rFonts w:ascii="맑은 고딕" w:hAnsi="맑은 고딕" w:eastAsia="맑은 고딕"/>
+          <w:b/>
+          <w:sz w:val="21"/>
+        </w:rPr>
+        <w:t xml:space="preserve">건너뛰면</w:t>
+      </w:r>
+      <w:r>
+        <w:rPr>
+          <w:rFonts w:ascii="맑은 고딕" w:hAnsi="맑은 고딕" w:eastAsia="맑은 고딕"/>
+          <w:sz w:val="21"/>
+        </w:rPr>
+        <w:t xml:space="preserve"> ADG 조회가 안 된다. </w:t>
+      </w:r>
+      <w:r>
+        <w:rPr>
+          <w:rFonts w:ascii="맑은 고딕" w:hAnsi="맑은 고딕" w:eastAsia="맑은 고딕"/>
+          <w:b/>
+          <w:sz w:val="21"/>
+        </w:rPr>
+        <w:t xml:space="preserve">순서를 어기면</w:t>
+      </w:r>
+      <w:r>
+        <w:rPr>
+          <w:rFonts w:ascii="맑은 고딕" w:hAnsi="맑은 고딕" w:eastAsia="맑은 고딕"/>
+          <w:sz w:val="21"/>
+        </w:rPr>
+        <w:t xml:space="preserve"> ORA-10456.</w:t>
       </w:r>
     </w:p>
     <w:p>
       <w:r>
         <w:rPr>
           <w:rFonts w:ascii="맑은 고딕" w:hAnsi="맑은 고딕" w:eastAsia="맑은 고딕"/>
-          <w:sz w:val="21"/>
-        </w:rPr>
-        <w:t>**⑥ MRP 기동** — 열린 뒤에 띄운다. **확인** — `READ ONLY WITH APPLY`. **건너뛰면** 복제가 멈춘 채로 남는다.</w:t>
+          <w:b/>
+          <w:sz w:val="21"/>
+        </w:rPr>
+        <w:t xml:space="preserve">⑥ MRP 기동</w:t>
+      </w:r>
+      <w:r>
+        <w:rPr>
+          <w:rFonts w:ascii="맑은 고딕" w:hAnsi="맑은 고딕" w:eastAsia="맑은 고딕"/>
+          <w:sz w:val="21"/>
+        </w:rPr>
+        <w:t xml:space="preserve"> — 열린 뒤에 띄운다. </w:t>
+      </w:r>
+      <w:r>
+        <w:rPr>
+          <w:rFonts w:ascii="맑은 고딕" w:hAnsi="맑은 고딕" w:eastAsia="맑은 고딕"/>
+          <w:b/>
+          <w:sz w:val="21"/>
+        </w:rPr>
+        <w:t xml:space="preserve">확인</w:t>
+      </w:r>
+      <w:r>
+        <w:rPr>
+          <w:rFonts w:ascii="맑은 고딕" w:hAnsi="맑은 고딕" w:eastAsia="맑은 고딕"/>
+          <w:sz w:val="21"/>
+        </w:rPr>
+        <w:t xml:space="preserve"> — </w:t>
+      </w:r>
+      <w:r>
+        <w:rPr>
+          <w:rFonts w:ascii="Consolas" w:hAnsi="Consolas" w:eastAsia="맑은 고딕"/>
+          <w:sz w:val="21"/>
+        </w:rPr>
+        <w:t xml:space="preserve">READ ONLY WITH APPLY</w:t>
+      </w:r>
+      <w:r>
+        <w:rPr>
+          <w:rFonts w:ascii="맑은 고딕" w:hAnsi="맑은 고딕" w:eastAsia="맑은 고딕"/>
+          <w:sz w:val="21"/>
+        </w:rPr>
+        <w:t xml:space="preserve">. </w:t>
+      </w:r>
+      <w:r>
+        <w:rPr>
+          <w:rFonts w:ascii="맑은 고딕" w:hAnsi="맑은 고딕" w:eastAsia="맑은 고딕"/>
+          <w:b/>
+          <w:sz w:val="21"/>
+        </w:rPr>
+        <w:t xml:space="preserve">건너뛰면</w:t>
+      </w:r>
+      <w:r>
+        <w:rPr>
+          <w:rFonts w:ascii="맑은 고딕" w:hAnsi="맑은 고딕" w:eastAsia="맑은 고딕"/>
+          <w:sz w:val="21"/>
+        </w:rPr>
+        <w:t xml:space="preserve"> 복제가 멈춘 채로 남는다.</w:t>
       </w:r>
     </w:p>
     <w:p>
       <w:r>
         <w:rPr>
           <w:rFonts w:ascii="맑은 고딕" w:hAnsi="맑은 고딕" w:eastAsia="맑은 고딕"/>
-          <w:sz w:val="21"/>
-        </w:rPr>
-        <w:t>**⑦ `ALTER PLUGGABLE DATABASE ... OPEN READ ONLY`** — **건너뛰면** PDB 조회 시 ORA-01219.</w:t>
+          <w:b/>
+          <w:sz w:val="21"/>
+        </w:rPr>
+        <w:t xml:space="preserve">⑦ </w:t>
+      </w:r>
+      <w:r>
+        <w:rPr>
+          <w:rFonts w:ascii="Consolas" w:hAnsi="Consolas" w:eastAsia="맑은 고딕"/>
+          <w:b/>
+          <w:sz w:val="21"/>
+        </w:rPr>
+        <w:t xml:space="preserve">ALTER PLUGGABLE DATABASE ... OPEN READ ONLY</w:t>
+      </w:r>
+      <w:r>
+        <w:rPr>
+          <w:rFonts w:ascii="맑은 고딕" w:hAnsi="맑은 고딕" w:eastAsia="맑은 고딕"/>
+          <w:sz w:val="21"/>
+        </w:rPr>
+        <w:t xml:space="preserve"> — </w:t>
+      </w:r>
+      <w:r>
+        <w:rPr>
+          <w:rFonts w:ascii="맑은 고딕" w:hAnsi="맑은 고딕" w:eastAsia="맑은 고딕"/>
+          <w:b/>
+          <w:sz w:val="21"/>
+        </w:rPr>
+        <w:t xml:space="preserve">건너뛰면</w:t>
+      </w:r>
+      <w:r>
+        <w:rPr>
+          <w:rFonts w:ascii="맑은 고딕" w:hAnsi="맑은 고딕" w:eastAsia="맑은 고딕"/>
+          <w:sz w:val="21"/>
+        </w:rPr>
+        <w:t xml:space="preserve"> PDB 조회 시 ORA-01219.</w:t>
       </w:r>
     </w:p>
     <w:p>
       <w:r>
         <w:rPr>
           <w:rFonts w:ascii="맑은 고딕" w:hAnsi="맑은 고딕" w:eastAsia="맑은 고딕"/>
-          <w:sz w:val="21"/>
-        </w:rPr>
-        <w:t>**⑧ 따라잡기 확인** — `apply lag`이 0으로 수렴하는지 본다. **건너뛰면** 갭을 늦게 발견한다.</w:t>
+          <w:b/>
+          <w:sz w:val="21"/>
+        </w:rPr>
+        <w:t xml:space="preserve">⑧ 따라잡기 확인</w:t>
+      </w:r>
+      <w:r>
+        <w:rPr>
+          <w:rFonts w:ascii="맑은 고딕" w:hAnsi="맑은 고딕" w:eastAsia="맑은 고딕"/>
+          <w:sz w:val="21"/>
+        </w:rPr>
+        <w:t xml:space="preserve"> — </w:t>
+      </w:r>
+      <w:r>
+        <w:rPr>
+          <w:rFonts w:ascii="Consolas" w:hAnsi="Consolas" w:eastAsia="맑은 고딕"/>
+          <w:sz w:val="21"/>
+        </w:rPr>
+        <w:t xml:space="preserve">apply lag</w:t>
+      </w:r>
+      <w:r>
+        <w:rPr>
+          <w:rFonts w:ascii="맑은 고딕" w:hAnsi="맑은 고딕" w:eastAsia="맑은 고딕"/>
+          <w:sz w:val="21"/>
+        </w:rPr>
+        <w:t xml:space="preserve">이 0으로 수렴하는지 본다. </w:t>
+      </w:r>
+      <w:r>
+        <w:rPr>
+          <w:rFonts w:ascii="맑은 고딕" w:hAnsi="맑은 고딕" w:eastAsia="맑은 고딕"/>
+          <w:b/>
+          <w:sz w:val="21"/>
+        </w:rPr>
+        <w:t xml:space="preserve">건너뛰면</w:t>
+      </w:r>
+      <w:r>
+        <w:rPr>
+          <w:rFonts w:ascii="맑은 고딕" w:hAnsi="맑은 고딕" w:eastAsia="맑은 고딕"/>
+          <w:sz w:val="21"/>
+        </w:rPr>
+        <w:t xml:space="preserve"> 갭을 늦게 발견한다.</w:t>
       </w:r>
     </w:p>
     <w:p>
@@ -1886,7 +5184,21 @@
           <w:rFonts w:ascii="맑은 고딕" w:hAnsi="맑은 고딕" w:eastAsia="맑은 고딕"/>
           <w:sz w:val="21"/>
         </w:rPr>
-        <w:t>ADG를 쓰지 않는다면 ⑤를 건너뛰고 `MOUNT`에서 ⑥만 해도 된다. 그때는 조회가 안 될 뿐 복제는 정상이다.</w:t>
+        <w:t xml:space="preserve">ADG를 쓰지 않는다면 ⑤를 건너뛰고 </w:t>
+      </w:r>
+      <w:r>
+        <w:rPr>
+          <w:rFonts w:ascii="Consolas" w:hAnsi="Consolas" w:eastAsia="맑은 고딕"/>
+          <w:sz w:val="21"/>
+        </w:rPr>
+        <w:t xml:space="preserve">MOUNT</w:t>
+      </w:r>
+      <w:r>
+        <w:rPr>
+          <w:rFonts w:ascii="맑은 고딕" w:hAnsi="맑은 고딕" w:eastAsia="맑은 고딕"/>
+          <w:sz w:val="21"/>
+        </w:rPr>
+        <w:t xml:space="preserve">에서 ⑥만 해도 된다. 그때는 조회가 안 될 뿐 복제는 정상이다.</w:t>
       </w:r>
     </w:p>
     <w:p>
@@ -1921,9 +5233,10 @@
       <w:r>
         <w:rPr>
           <w:rFonts w:ascii="맑은 고딕" w:hAnsi="맑은 고딕" w:eastAsia="맑은 고딕"/>
-          <w:sz w:val="21"/>
-        </w:rPr>
-        <w:t>**boston (Standby)**</w:t>
+          <w:b/>
+          <w:sz w:val="21"/>
+        </w:rPr>
+        <w:t xml:space="preserve">boston (Standby)</w:t>
       </w:r>
     </w:p>
     <w:p>
@@ -1932,7 +5245,28 @@
           <w:rFonts w:ascii="맑은 고딕" w:hAnsi="맑은 고딕" w:eastAsia="맑은 고딕"/>
           <w:sz w:val="21"/>
         </w:rPr>
-        <w:t>· `SELECT database_role, open_mode, controlfile_type, flashback_on FROM v$database;` → `PHYSICAL STANDBY / READ ONLY WITH APPLY / STANDBY / NO`</w:t>
+        <w:t xml:space="preserve">· </w:t>
+      </w:r>
+      <w:r>
+        <w:rPr>
+          <w:rFonts w:ascii="Consolas" w:hAnsi="Consolas" w:eastAsia="맑은 고딕"/>
+          <w:sz w:val="21"/>
+        </w:rPr>
+        <w:t xml:space="preserve">SELECT database_role, open_mode, controlfile_type, flashback_on FROM v$database;</w:t>
+      </w:r>
+      <w:r>
+        <w:rPr>
+          <w:rFonts w:ascii="맑은 고딕" w:hAnsi="맑은 고딕" w:eastAsia="맑은 고딕"/>
+          <w:sz w:val="21"/>
+        </w:rPr>
+        <w:t xml:space="preserve"> → </w:t>
+      </w:r>
+      <w:r>
+        <w:rPr>
+          <w:rFonts w:ascii="Consolas" w:hAnsi="Consolas" w:eastAsia="맑은 고딕"/>
+          <w:sz w:val="21"/>
+        </w:rPr>
+        <w:t xml:space="preserve">PHYSICAL STANDBY / READ ONLY WITH APPLY / STANDBY / NO</w:t>
       </w:r>
     </w:p>
     <w:p>
@@ -1941,7 +5275,29 @@
           <w:rFonts w:ascii="맑은 고딕" w:hAnsi="맑은 고딕" w:eastAsia="맑은 고딕"/>
           <w:sz w:val="21"/>
         </w:rPr>
-        <w:t>· `SELECT count(*) FROM v$restore_point;` → **0**</w:t>
+        <w:t xml:space="preserve">· </w:t>
+      </w:r>
+      <w:r>
+        <w:rPr>
+          <w:rFonts w:ascii="Consolas" w:hAnsi="Consolas" w:eastAsia="맑은 고딕"/>
+          <w:sz w:val="21"/>
+        </w:rPr>
+        <w:t xml:space="preserve">SELECT count(*) FROM v$restore_point;</w:t>
+      </w:r>
+      <w:r>
+        <w:rPr>
+          <w:rFonts w:ascii="맑은 고딕" w:hAnsi="맑은 고딕" w:eastAsia="맑은 고딕"/>
+          <w:sz w:val="21"/>
+        </w:rPr>
+        <w:t xml:space="preserve"> → </w:t>
+      </w:r>
+      <w:r>
+        <w:rPr>
+          <w:rFonts w:ascii="맑은 고딕" w:hAnsi="맑은 고딕" w:eastAsia="맑은 고딕"/>
+          <w:b/>
+          <w:sz w:val="21"/>
+        </w:rPr>
+        <w:t xml:space="preserve">0</w:t>
       </w:r>
     </w:p>
     <w:p>
@@ -1950,7 +5306,28 @@
           <w:rFonts w:ascii="맑은 고딕" w:hAnsi="맑은 고딕" w:eastAsia="맑은 고딕"/>
           <w:sz w:val="21"/>
         </w:rPr>
-        <w:t>· `SELECT dest_id, status, recovery_mode FROM v$archive_dest_status WHERE dest_id=1;` → `VALID / MANAGED REAL TIME APPLY`</w:t>
+        <w:t xml:space="preserve">· </w:t>
+      </w:r>
+      <w:r>
+        <w:rPr>
+          <w:rFonts w:ascii="Consolas" w:hAnsi="Consolas" w:eastAsia="맑은 고딕"/>
+          <w:sz w:val="21"/>
+        </w:rPr>
+        <w:t xml:space="preserve">SELECT dest_id, status, recovery_mode FROM v$archive_dest_status WHERE dest_id=1;</w:t>
+      </w:r>
+      <w:r>
+        <w:rPr>
+          <w:rFonts w:ascii="맑은 고딕" w:hAnsi="맑은 고딕" w:eastAsia="맑은 고딕"/>
+          <w:sz w:val="21"/>
+        </w:rPr>
+        <w:t xml:space="preserve"> → </w:t>
+      </w:r>
+      <w:r>
+        <w:rPr>
+          <w:rFonts w:ascii="Consolas" w:hAnsi="Consolas" w:eastAsia="맑은 고딕"/>
+          <w:sz w:val="21"/>
+        </w:rPr>
+        <w:t xml:space="preserve">VALID / MANAGED REAL TIME APPLY</w:t>
       </w:r>
     </w:p>
     <w:p>
@@ -1959,7 +5336,42 @@
           <w:rFonts w:ascii="맑은 고딕" w:hAnsi="맑은 고딕" w:eastAsia="맑은 고딕"/>
           <w:sz w:val="21"/>
         </w:rPr>
-        <w:t>· `SELECT process, status, sequence# FROM v$managed_standby WHERE process='MRP0';` → `APPLYING_LOG` 또는 `WAIT_FOR_LOG`</w:t>
+        <w:t xml:space="preserve">· </w:t>
+      </w:r>
+      <w:r>
+        <w:rPr>
+          <w:rFonts w:ascii="Consolas" w:hAnsi="Consolas" w:eastAsia="맑은 고딕"/>
+          <w:sz w:val="21"/>
+        </w:rPr>
+        <w:t xml:space="preserve">SELECT process, status, sequence# FROM v$managed_standby WHERE process='MRP0';</w:t>
+      </w:r>
+      <w:r>
+        <w:rPr>
+          <w:rFonts w:ascii="맑은 고딕" w:hAnsi="맑은 고딕" w:eastAsia="맑은 고딕"/>
+          <w:sz w:val="21"/>
+        </w:rPr>
+        <w:t xml:space="preserve"> → </w:t>
+      </w:r>
+      <w:r>
+        <w:rPr>
+          <w:rFonts w:ascii="Consolas" w:hAnsi="Consolas" w:eastAsia="맑은 고딕"/>
+          <w:sz w:val="21"/>
+        </w:rPr>
+        <w:t xml:space="preserve">APPLYING_LOG</w:t>
+      </w:r>
+      <w:r>
+        <w:rPr>
+          <w:rFonts w:ascii="맑은 고딕" w:hAnsi="맑은 고딕" w:eastAsia="맑은 고딕"/>
+          <w:sz w:val="21"/>
+        </w:rPr>
+        <w:t xml:space="preserve"> 또는 </w:t>
+      </w:r>
+      <w:r>
+        <w:rPr>
+          <w:rFonts w:ascii="Consolas" w:hAnsi="Consolas" w:eastAsia="맑은 고딕"/>
+          <w:sz w:val="21"/>
+        </w:rPr>
+        <w:t xml:space="preserve">WAIT_FOR_LOG</w:t>
       </w:r>
     </w:p>
     <w:p>
@@ -1968,7 +5380,21 @@
           <w:rFonts w:ascii="맑은 고딕" w:hAnsi="맑은 고딕" w:eastAsia="맑은 고딕"/>
           <w:sz w:val="21"/>
         </w:rPr>
-        <w:t>· `SELECT name, value FROM v$dataguard_stats WHERE name LIKE '%lag';` → 두 값 모두 0에 수렴</w:t>
+        <w:t xml:space="preserve">· </w:t>
+      </w:r>
+      <w:r>
+        <w:rPr>
+          <w:rFonts w:ascii="Consolas" w:hAnsi="Consolas" w:eastAsia="맑은 고딕"/>
+          <w:sz w:val="21"/>
+        </w:rPr>
+        <w:t xml:space="preserve">SELECT name, value FROM v$dataguard_stats WHERE name LIKE '%lag';</w:t>
+      </w:r>
+      <w:r>
+        <w:rPr>
+          <w:rFonts w:ascii="맑은 고딕" w:hAnsi="맑은 고딕" w:eastAsia="맑은 고딕"/>
+          <w:sz w:val="21"/>
+        </w:rPr>
+        <w:t xml:space="preserve"> → 두 값 모두 0에 수렴</w:t>
       </w:r>
     </w:p>
     <w:p>
@@ -1977,7 +5403,28 @@
           <w:rFonts w:ascii="맑은 고딕" w:hAnsi="맑은 고딕" w:eastAsia="맑은 고딕"/>
           <w:sz w:val="21"/>
         </w:rPr>
-        <w:t>· `SELECT name, open_mode FROM v$pdbs;` → 시험 대상 PDB가 `READ ONLY`</w:t>
+        <w:t xml:space="preserve">· </w:t>
+      </w:r>
+      <w:r>
+        <w:rPr>
+          <w:rFonts w:ascii="Consolas" w:hAnsi="Consolas" w:eastAsia="맑은 고딕"/>
+          <w:sz w:val="21"/>
+        </w:rPr>
+        <w:t xml:space="preserve">SELECT name, open_mode FROM v$pdbs;</w:t>
+      </w:r>
+      <w:r>
+        <w:rPr>
+          <w:rFonts w:ascii="맑은 고딕" w:hAnsi="맑은 고딕" w:eastAsia="맑은 고딕"/>
+          <w:sz w:val="21"/>
+        </w:rPr>
+        <w:t xml:space="preserve"> → 시험 대상 PDB가 </w:t>
+      </w:r>
+      <w:r>
+        <w:rPr>
+          <w:rFonts w:ascii="Consolas" w:hAnsi="Consolas" w:eastAsia="맑은 고딕"/>
+          <w:sz w:val="21"/>
+        </w:rPr>
+        <w:t xml:space="preserve">READ ONLY</w:t>
       </w:r>
     </w:p>
     <w:p>
@@ -1986,7 +5433,44 @@
           <w:rFonts w:ascii="맑은 고딕" w:hAnsi="맑은 고딕" w:eastAsia="맑은 고딕"/>
           <w:sz w:val="21"/>
         </w:rPr>
-        <w:t>· `SELECT file_type FROM v$flash_recovery_area_usage WHERE percent_space_used &gt; 0;` → **`FLASHBACK LOG` 없음**. 실습에서 1,941MB → 1,559MB로 400MB 회수</w:t>
+        <w:t xml:space="preserve">· </w:t>
+      </w:r>
+      <w:r>
+        <w:rPr>
+          <w:rFonts w:ascii="Consolas" w:hAnsi="Consolas" w:eastAsia="맑은 고딕"/>
+          <w:sz w:val="21"/>
+        </w:rPr>
+        <w:t xml:space="preserve">SELECT file_type FROM v$flash_recovery_area_usage WHERE percent_space_used &gt; 0;</w:t>
+      </w:r>
+      <w:r>
+        <w:rPr>
+          <w:rFonts w:ascii="맑은 고딕" w:hAnsi="맑은 고딕" w:eastAsia="맑은 고딕"/>
+          <w:sz w:val="21"/>
+        </w:rPr>
+        <w:t xml:space="preserve"> → </w:t>
+      </w:r>
+      <w:r>
+        <w:rPr>
+          <w:rFonts w:ascii="Consolas" w:hAnsi="Consolas" w:eastAsia="맑은 고딕"/>
+          <w:b/>
+          <w:sz w:val="21"/>
+        </w:rPr>
+        <w:t xml:space="preserve">FLASHBACK LOG</w:t>
+      </w:r>
+      <w:r>
+        <w:rPr>
+          <w:rFonts w:ascii="맑은 고딕" w:hAnsi="맑은 고딕" w:eastAsia="맑은 고딕"/>
+          <w:b/>
+          <w:sz w:val="21"/>
+        </w:rPr>
+        <w:t xml:space="preserve"> 없음</w:t>
+      </w:r>
+      <w:r>
+        <w:rPr>
+          <w:rFonts w:ascii="맑은 고딕" w:hAnsi="맑은 고딕" w:eastAsia="맑은 고딕"/>
+          <w:sz w:val="21"/>
+        </w:rPr>
+        <w:t xml:space="preserve">. 실습에서 1,941MB → 1,559MB로 400MB 회수</w:t>
       </w:r>
     </w:p>
     <w:p>
@@ -1995,7 +5479,15 @@
           <w:rFonts w:ascii="맑은 고딕" w:hAnsi="맑은 고딕" w:eastAsia="맑은 고딕"/>
           <w:sz w:val="21"/>
         </w:rPr>
-        <w:t>· Snapshot에서 만든 테이블 조회 → **ORA-00942**</w:t>
+        <w:t xml:space="preserve">· Snapshot에서 만든 테이블 조회 → </w:t>
+      </w:r>
+      <w:r>
+        <w:rPr>
+          <w:rFonts w:ascii="맑은 고딕" w:hAnsi="맑은 고딕" w:eastAsia="맑은 고딕"/>
+          <w:b/>
+          <w:sz w:val="21"/>
+        </w:rPr>
+        <w:t xml:space="preserve">ORA-00942</w:t>
       </w:r>
     </w:p>
     <w:p>
@@ -2011,9 +5503,10 @@
       <w:r>
         <w:rPr>
           <w:rFonts w:ascii="맑은 고딕" w:hAnsi="맑은 고딕" w:eastAsia="맑은 고딕"/>
-          <w:sz w:val="21"/>
-        </w:rPr>
-        <w:t>**chicago (Primary)**</w:t>
+          <w:b/>
+          <w:sz w:val="21"/>
+        </w:rPr>
+        <w:t xml:space="preserve">chicago (Primary)</w:t>
       </w:r>
     </w:p>
     <w:p>
@@ -2022,7 +5515,28 @@
           <w:rFonts w:ascii="맑은 고딕" w:hAnsi="맑은 고딕" w:eastAsia="맑은 고딕"/>
           <w:sz w:val="21"/>
         </w:rPr>
-        <w:t>· `SELECT database_role, open_mode, protection_mode FROM v$database;` → `PRIMARY / READ WRITE / MAXIMUM PERFORMANCE`</w:t>
+        <w:t xml:space="preserve">· </w:t>
+      </w:r>
+      <w:r>
+        <w:rPr>
+          <w:rFonts w:ascii="Consolas" w:hAnsi="Consolas" w:eastAsia="맑은 고딕"/>
+          <w:sz w:val="21"/>
+        </w:rPr>
+        <w:t xml:space="preserve">SELECT database_role, open_mode, protection_mode FROM v$database;</w:t>
+      </w:r>
+      <w:r>
+        <w:rPr>
+          <w:rFonts w:ascii="맑은 고딕" w:hAnsi="맑은 고딕" w:eastAsia="맑은 고딕"/>
+          <w:sz w:val="21"/>
+        </w:rPr>
+        <w:t xml:space="preserve"> → </w:t>
+      </w:r>
+      <w:r>
+        <w:rPr>
+          <w:rFonts w:ascii="Consolas" w:hAnsi="Consolas" w:eastAsia="맑은 고딕"/>
+          <w:sz w:val="21"/>
+        </w:rPr>
+        <w:t xml:space="preserve">PRIMARY / READ WRITE / MAXIMUM PERFORMANCE</w:t>
       </w:r>
     </w:p>
     <w:p>
@@ -2031,7 +5545,35 @@
           <w:rFonts w:ascii="맑은 고딕" w:hAnsi="맑은 고딕" w:eastAsia="맑은 고딕"/>
           <w:sz w:val="21"/>
         </w:rPr>
-        <w:t>· `SELECT dest_id, status, error FROM v$archive_dest_status WHERE dest_id&lt;=2;` → 모두 `VALID`, 오류 없음</w:t>
+        <w:t xml:space="preserve">· </w:t>
+      </w:r>
+      <w:r>
+        <w:rPr>
+          <w:rFonts w:ascii="Consolas" w:hAnsi="Consolas" w:eastAsia="맑은 고딕"/>
+          <w:sz w:val="21"/>
+        </w:rPr>
+        <w:t xml:space="preserve">SELECT dest_id, status, error FROM v$archive_dest_status WHERE dest_id&lt;=2;</w:t>
+      </w:r>
+      <w:r>
+        <w:rPr>
+          <w:rFonts w:ascii="맑은 고딕" w:hAnsi="맑은 고딕" w:eastAsia="맑은 고딕"/>
+          <w:sz w:val="21"/>
+        </w:rPr>
+        <w:t xml:space="preserve"> → 모두 </w:t>
+      </w:r>
+      <w:r>
+        <w:rPr>
+          <w:rFonts w:ascii="Consolas" w:hAnsi="Consolas" w:eastAsia="맑은 고딕"/>
+          <w:sz w:val="21"/>
+        </w:rPr>
+        <w:t xml:space="preserve">VALID</w:t>
+      </w:r>
+      <w:r>
+        <w:rPr>
+          <w:rFonts w:ascii="맑은 고딕" w:hAnsi="맑은 고딕" w:eastAsia="맑은 고딕"/>
+          <w:sz w:val="21"/>
+        </w:rPr>
+        <w:t xml:space="preserve">, 오류 없음</w:t>
       </w:r>
     </w:p>
     <w:p>
@@ -2047,9 +5589,31 @@
       <w:r>
         <w:rPr>
           <w:rFonts w:ascii="맑은 고딕" w:hAnsi="맑은 고딕" w:eastAsia="맑은 고딕"/>
-          <w:sz w:val="21"/>
-        </w:rPr>
-        <w:t>**양쪽 대조** — 기준 테이블의 내용이 두 노드에서 정확히 같아야 한다. 실습에서 `ss_base`의 3행이 완전히 일치했다.</w:t>
+          <w:b/>
+          <w:sz w:val="21"/>
+        </w:rPr>
+        <w:t xml:space="preserve">양쪽 대조</w:t>
+      </w:r>
+      <w:r>
+        <w:rPr>
+          <w:rFonts w:ascii="맑은 고딕" w:hAnsi="맑은 고딕" w:eastAsia="맑은 고딕"/>
+          <w:sz w:val="21"/>
+        </w:rPr>
+        <w:t xml:space="preserve"> — 기준 테이블의 내용이 두 노드에서 정확히 같아야 한다. 실습에서 </w:t>
+      </w:r>
+      <w:r>
+        <w:rPr>
+          <w:rFonts w:ascii="Consolas" w:hAnsi="Consolas" w:eastAsia="맑은 고딕"/>
+          <w:sz w:val="21"/>
+        </w:rPr>
+        <w:t xml:space="preserve">ss_base</w:t>
+      </w:r>
+      <w:r>
+        <w:rPr>
+          <w:rFonts w:ascii="맑은 고딕" w:hAnsi="맑은 고딕" w:eastAsia="맑은 고딕"/>
+          <w:sz w:val="21"/>
+        </w:rPr>
+        <w:t xml:space="preserve">의 3행이 완전히 일치했다.</w:t>
       </w:r>
     </w:p>
     <w:p>
@@ -2058,7 +5622,21 @@
           <w:rFonts w:ascii="맑은 고딕" w:hAnsi="맑은 고딕" w:eastAsia="맑은 고딕"/>
           <w:sz w:val="21"/>
         </w:rPr>
-        <w:t>하나라도 어긋나면 이 장의 절차를 처음부터 짚어 본다. 그래도 안 되면 VM 스냅샷 `adg-configured`로 되돌린다.</w:t>
+        <w:t xml:space="preserve">하나라도 어긋나면 이 장의 절차를 처음부터 짚어 본다. 그래도 안 되면 VM 스냅샷 </w:t>
+      </w:r>
+      <w:r>
+        <w:rPr>
+          <w:rFonts w:ascii="Consolas" w:hAnsi="Consolas" w:eastAsia="맑은 고딕"/>
+          <w:sz w:val="21"/>
+        </w:rPr>
+        <w:t xml:space="preserve">adg-configured</w:t>
+      </w:r>
+      <w:r>
+        <w:rPr>
+          <w:rFonts w:ascii="맑은 고딕" w:hAnsi="맑은 고딕" w:eastAsia="맑은 고딕"/>
+          <w:sz w:val="21"/>
+        </w:rPr>
+        <w:t xml:space="preserve">로 되돌린다.</w:t>
       </w:r>
     </w:p>
     <w:p>
@@ -2071,6 +5649,8 @@
       </w:r>
     </w:p>
     <w:sectPr>
+      <w:headerReference w:type="default" r:id="rId9"/>
+      <w:footerReference w:type="default" r:id="rId10"/>
       <w:pgSz w:w="12240" w:h="15840"/>
       <w:pgMar w:top="1440" w:right="1800" w:bottom="1440" w:left="1800" w:header="720" w:footer="720" w:gutter="0"/>
       <w:cols w:space="720"/>
@@ -2078,6 +5658,26 @@
     </w:sectPr>
   </w:body>
 </w:document>
+</file>
+
+<file path=word/footer1.xml><?xml version="1.0" encoding="utf-8"?>
+<w:ftr xmlns:m="http://schemas.openxmlformats.org/officeDocument/2006/math" xmlns:mc="http://schemas.openxmlformats.org/markup-compatibility/2006" xmlns:mo="http://schemas.microsoft.com/office/mac/office/2008/main" xmlns:mv="urn:schemas-microsoft-com:mac:vml" xmlns:o="urn:schemas-microsoft-com:office:office" xmlns:r="http://schemas.openxmlformats.org/officeDocument/2006/relationships" xmlns:v="urn:schemas-microsoft-com:vml" xmlns:w10="urn:schemas-microsoft-com:office:word" xmlns:w14="http://schemas.microsoft.com/office/word/2010/wordml" xmlns:w="http://schemas.openxmlformats.org/wordprocessingml/2006/main" xmlns:wne="http://schemas.microsoft.com/office/word/2006/wordml" xmlns:wp14="http://schemas.microsoft.com/office/word/2010/wordprocessingDrawing" xmlns:wp="http://schemas.openxmlformats.org/drawingml/2006/wordprocessingDrawing" xmlns:wpc="http://schemas.microsoft.com/office/word/2010/wordprocessingCanvas" xmlns:wpg="http://schemas.microsoft.com/office/word/2010/wordprocessingGroup" xmlns:wpi="http://schemas.microsoft.com/office/word/2010/wordprocessingInk" xmlns:wps="http://schemas.microsoft.com/office/word/2010/wordprocessingShape" mc:Ignorable="w14 wp14">
+  <w:p>
+    <w:pPr>
+      <w:pStyle w:val="Footer"/>
+    </w:pPr>
+  </w:p>
+</w:ftr>
+</file>
+
+<file path=word/header1.xml><?xml version="1.0" encoding="utf-8"?>
+<w:hdr xmlns:m="http://schemas.openxmlformats.org/officeDocument/2006/math" xmlns:mc="http://schemas.openxmlformats.org/markup-compatibility/2006" xmlns:mo="http://schemas.microsoft.com/office/mac/office/2008/main" xmlns:mv="urn:schemas-microsoft-com:mac:vml" xmlns:o="urn:schemas-microsoft-com:office:office" xmlns:r="http://schemas.openxmlformats.org/officeDocument/2006/relationships" xmlns:v="urn:schemas-microsoft-com:vml" xmlns:w10="urn:schemas-microsoft-com:office:word" xmlns:w14="http://schemas.microsoft.com/office/word/2010/wordml" xmlns:w="http://schemas.openxmlformats.org/wordprocessingml/2006/main" xmlns:wne="http://schemas.microsoft.com/office/word/2006/wordml" xmlns:wp14="http://schemas.microsoft.com/office/word/2010/wordprocessingDrawing" xmlns:wp="http://schemas.openxmlformats.org/drawingml/2006/wordprocessingDrawing" xmlns:wpc="http://schemas.microsoft.com/office/word/2010/wordprocessingCanvas" xmlns:wpg="http://schemas.microsoft.com/office/word/2010/wordprocessingGroup" xmlns:wpi="http://schemas.microsoft.com/office/word/2010/wordprocessingInk" xmlns:wps="http://schemas.microsoft.com/office/word/2010/wordprocessingShape" mc:Ignorable="w14 wp14">
+  <w:p>
+    <w:pPr>
+      <w:pStyle w:val="Header"/>
+    </w:pPr>
+  </w:p>
+</w:hdr>
 </file>
 
 <file path=word/numbering.xml><?xml version="1.0" encoding="utf-8"?>
